--- a/shinmok1/pack/2509/H1MOGO25-09_29_SET.docx
+++ b/shinmok1/pack/2509/H1MOGO25-09_29_SET.docx
@@ -58,7 +58,7 @@
           <w:sz w:val="16"/>
           <w:u w:val="none"/>
         </w:rPr>
-        <w:t>(   )반 (   )번 이름(            )  CHECK ___/35  전용 ___/44.3점</w:t>
+        <w:t>(   )반 (   )번 이름(            )  CHECK ___/35  전용 ___/30.0점</w:t>
       </w:r>
     </w:p>
     <w:p>
@@ -1449,7 +1449,7 @@
           <w:sz w:val="18"/>
           <w:u w:val="none"/>
         </w:rPr>
-        <w:t>PART 2 · 전용문제  (선택형 13 · 서답형 1 · 44.3점)</w:t>
+        <w:t>PART 2 · 전용문제  (선택형 8 · 서답형 2 · 30.0점)</w:t>
       </w:r>
     </w:p>
     <w:p>
@@ -1474,25 +1474,25 @@
           <w:sz w:val="17"/>
           <w:u w:val="none"/>
         </w:rPr>
-        <w:t xml:space="preserve"> 윗글의 내용과 일치하지 </w:t>
-      </w:r>
-      <w:r>
-        <w:rPr>
-          <w:rFonts w:ascii="맑은 고딕" w:hAnsi="맑은 고딕" w:eastAsia="맑은 고딕"/>
-          <w:b/>
-          <w:sz w:val="17"/>
-          <w:u w:val="none"/>
-        </w:rPr>
-        <w:t>않는</w:t>
+        <w:t xml:space="preserve"> 다음 글에 대한 &lt;보기&gt;의 설명 중 </w:t>
       </w:r>
       <w:r>
         <w:rPr>
           <w:rFonts w:ascii="맑은 고딕" w:hAnsi="맑은 고딕" w:eastAsia="맑은 고딕"/>
           <w:b w:val="0"/>
           <w:sz w:val="17"/>
-          <w:u w:val="none"/>
-        </w:rPr>
-        <w:t xml:space="preserve"> 것은? [2.7점]</w:t>
+          <w:u w:val="single"/>
+        </w:rPr>
+        <w:t>틀린</w:t>
+      </w:r>
+      <w:r>
+        <w:rPr>
+          <w:rFonts w:ascii="맑은 고딕" w:hAnsi="맑은 고딕" w:eastAsia="맑은 고딕"/>
+          <w:b w:val="0"/>
+          <w:sz w:val="17"/>
+          <w:u w:val="none"/>
+        </w:rPr>
+        <w:t xml:space="preserve"> 것만을 있는 대로 고른 것은? [3.3점]</w:t>
       </w:r>
     </w:p>
     <w:p>
@@ -1515,7 +1515,197 @@
           <w:sz w:val="17"/>
           <w:u w:val="none"/>
         </w:rPr>
-        <w:t>Large plant-eating mammals do not all answer danger in one way. Some are jumpy and quick, wired to bolt the instant they sense a threat; others are calmer, stay close to the herd, hold their position when menaced, and run only when they must. The jumpy kind, as one would expect, is hard to keep behind a fence: once shut in, they panic and may die of shock or batter themselves to death trying to get out. Gazelles are the textbook case. For thousands of years they were the most heavily hunted game in parts of the Fertile Crescent, and the early farmers there had a better chance to tame them than any other mammal. Not one gazelle species was ever tamed. Picture trying to herd a creature that flees, slams blindly into walls, clears nearly 30 feet, and runs at 50 miles an hour.</w:t>
+        <w:t>Big mammalian herbivore species react to danger from predators or humans in different ways. Some species are nervous, fast, and programmed for instant flight when they perceive a threat. Other species are slower, less nervous, seek protection in herds, stand their ground when threatened, and don't run until necessary. ⓑ</w:t>
+      </w:r>
+      <w:r>
+        <w:rPr>
+          <w:rFonts w:ascii="맑은 고딕" w:hAnsi="맑은 고딕" w:eastAsia="맑은 고딕"/>
+          <w:b w:val="0"/>
+          <w:sz w:val="17"/>
+          <w:u w:val="single"/>
+        </w:rPr>
+        <w:t>Naturally</w:t>
+      </w:r>
+      <w:r>
+        <w:rPr>
+          <w:rFonts w:ascii="맑은 고딕" w:hAnsi="맑은 고딕" w:eastAsia="맑은 고딕"/>
+          <w:b w:val="0"/>
+          <w:sz w:val="17"/>
+          <w:u w:val="none"/>
+        </w:rPr>
+        <w:t>, the nervous species are difficult to keep in captivity. ⓐ</w:t>
+      </w:r>
+      <w:r>
+        <w:rPr>
+          <w:rFonts w:ascii="맑은 고딕" w:hAnsi="맑은 고딕" w:eastAsia="맑은 고딕"/>
+          <w:b w:val="0"/>
+          <w:sz w:val="17"/>
+          <w:u w:val="single"/>
+        </w:rPr>
+        <w:t>If put into an enclosure</w:t>
+      </w:r>
+      <w:r>
+        <w:rPr>
+          <w:rFonts w:ascii="맑은 고딕" w:hAnsi="맑은 고딕" w:eastAsia="맑은 고딕"/>
+          <w:b w:val="0"/>
+          <w:sz w:val="17"/>
+          <w:u w:val="none"/>
+        </w:rPr>
+        <w:t>, they are likely to panic, and either die of shock or hit themselves repeatedly to death against the fence in their attempts to escape. That's true, for example, of gazelles, which for thousands of years were the most frequently hunted game species in some parts of the Fertile Crescent. There is no mammal species that the first settled peoples of that area had more opportunity to domesticate than gazelles. (A) ________, no gazelle species has ever been domesticated. Just imagine trying to herd an animal that runs away, blindly hits itself against walls, can leap up to nearly 30 feet, and can run at a speed of 50 miles per hour!</w:t>
+      </w:r>
+    </w:p>
+    <w:p>
+      <w:pPr>
+        <w:spacing w:before="0" w:after="0" w:line="288" w:lineRule="auto"/>
+        <w:ind w:left="40"/>
+        <w:snapToGrid w:val="0"/>
+        <w:pBdr>
+          <w:top w:val="single" w:sz="4" w:space="2" w:color="9B6BD0"/>
+          <w:left w:val="single" w:sz="4" w:space="2" w:color="9B6BD0"/>
+          <w:bottom w:val="single" w:sz="4" w:space="2" w:color="9B6BD0"/>
+          <w:right w:val="single" w:sz="4" w:space="2" w:color="9B6BD0"/>
+        </w:pBdr>
+        <w:shd w:val="clear" w:color="auto" w:fill="FAF5FF"/>
+      </w:pPr>
+      <w:r>
+        <w:rPr>
+          <w:rFonts w:ascii="맑은 고딕" w:hAnsi="맑은 고딕" w:eastAsia="맑은 고딕"/>
+          <w:b/>
+          <w:sz w:val="17"/>
+          <w:u w:val="none"/>
+        </w:rPr>
+        <w:t>&lt;보 기&gt;</w:t>
+      </w:r>
+    </w:p>
+    <w:p>
+      <w:pPr>
+        <w:spacing w:before="0" w:after="0" w:line="288" w:lineRule="auto"/>
+        <w:ind w:left="40"/>
+        <w:snapToGrid w:val="0"/>
+        <w:pBdr>
+          <w:top w:val="single" w:sz="4" w:space="2" w:color="9B6BD0"/>
+          <w:left w:val="single" w:sz="4" w:space="2" w:color="9B6BD0"/>
+          <w:bottom w:val="single" w:sz="4" w:space="2" w:color="9B6BD0"/>
+          <w:right w:val="single" w:sz="4" w:space="2" w:color="9B6BD0"/>
+        </w:pBdr>
+        <w:shd w:val="clear" w:color="auto" w:fill="FAF5FF"/>
+      </w:pPr>
+      <w:r>
+        <w:rPr>
+          <w:rFonts w:ascii="맑은 고딕" w:hAnsi="맑은 고딕" w:eastAsia="맑은 고딕"/>
+          <w:b w:val="0"/>
+          <w:sz w:val="17"/>
+          <w:u w:val="none"/>
+        </w:rPr>
+        <w:t>(a) The writer contrasts nervous, fast-fleeing species with calmer species that seek protection in herds.</w:t>
+      </w:r>
+    </w:p>
+    <w:p>
+      <w:pPr>
+        <w:spacing w:before="0" w:after="0" w:line="288" w:lineRule="auto"/>
+        <w:ind w:left="40"/>
+        <w:snapToGrid w:val="0"/>
+        <w:pBdr>
+          <w:top w:val="single" w:sz="4" w:space="2" w:color="9B6BD0"/>
+          <w:left w:val="single" w:sz="4" w:space="2" w:color="9B6BD0"/>
+          <w:bottom w:val="single" w:sz="4" w:space="2" w:color="9B6BD0"/>
+          <w:right w:val="single" w:sz="4" w:space="2" w:color="9B6BD0"/>
+        </w:pBdr>
+        <w:shd w:val="clear" w:color="auto" w:fill="FAF5FF"/>
+      </w:pPr>
+      <w:r>
+        <w:rPr>
+          <w:rFonts w:ascii="맑은 고딕" w:hAnsi="맑은 고딕" w:eastAsia="맑은 고딕"/>
+          <w:b w:val="0"/>
+          <w:sz w:val="17"/>
+          <w:u w:val="none"/>
+        </w:rPr>
+        <w:t>(b) The appropriate expression for (A) is ‘Therefore’.</w:t>
+      </w:r>
+    </w:p>
+    <w:p>
+      <w:pPr>
+        <w:spacing w:before="0" w:after="0" w:line="288" w:lineRule="auto"/>
+        <w:ind w:left="40"/>
+        <w:snapToGrid w:val="0"/>
+        <w:pBdr>
+          <w:top w:val="single" w:sz="4" w:space="2" w:color="9B6BD0"/>
+          <w:left w:val="single" w:sz="4" w:space="2" w:color="9B6BD0"/>
+          <w:bottom w:val="single" w:sz="4" w:space="2" w:color="9B6BD0"/>
+          <w:right w:val="single" w:sz="4" w:space="2" w:color="9B6BD0"/>
+        </w:pBdr>
+        <w:shd w:val="clear" w:color="auto" w:fill="FAF5FF"/>
+      </w:pPr>
+      <w:r>
+        <w:rPr>
+          <w:rFonts w:ascii="맑은 고딕" w:hAnsi="맑은 고딕" w:eastAsia="맑은 고딕"/>
+          <w:b w:val="0"/>
+          <w:sz w:val="17"/>
+          <w:u w:val="none"/>
+        </w:rPr>
+        <w:t>(c) In ⓐ, ‘they are’ is omitted after ‘If’, and the phrase is grammatically correct.</w:t>
+      </w:r>
+    </w:p>
+    <w:p>
+      <w:pPr>
+        <w:spacing w:before="0" w:after="0" w:line="288" w:lineRule="auto"/>
+        <w:ind w:left="40"/>
+        <w:snapToGrid w:val="0"/>
+        <w:pBdr>
+          <w:top w:val="single" w:sz="4" w:space="2" w:color="9B6BD0"/>
+          <w:left w:val="single" w:sz="4" w:space="2" w:color="9B6BD0"/>
+          <w:bottom w:val="single" w:sz="4" w:space="2" w:color="9B6BD0"/>
+          <w:right w:val="single" w:sz="4" w:space="2" w:color="9B6BD0"/>
+        </w:pBdr>
+        <w:shd w:val="clear" w:color="auto" w:fill="FAF5FF"/>
+      </w:pPr>
+      <w:r>
+        <w:rPr>
+          <w:rFonts w:ascii="맑은 고딕" w:hAnsi="맑은 고딕" w:eastAsia="맑은 고딕"/>
+          <w:b w:val="0"/>
+          <w:sz w:val="17"/>
+          <w:u w:val="none"/>
+        </w:rPr>
+        <w:t>(d) In the context, ⓑ ‘Naturally’ can be replaced by ‘Surprisingly’.</w:t>
+      </w:r>
+    </w:p>
+    <w:p>
+      <w:pPr>
+        <w:spacing w:before="0" w:after="60" w:line="288" w:lineRule="auto"/>
+        <w:ind w:left="40"/>
+        <w:snapToGrid w:val="0"/>
+        <w:pBdr>
+          <w:top w:val="single" w:sz="4" w:space="2" w:color="9B6BD0"/>
+          <w:left w:val="single" w:sz="4" w:space="2" w:color="9B6BD0"/>
+          <w:bottom w:val="single" w:sz="4" w:space="2" w:color="9B6BD0"/>
+          <w:right w:val="single" w:sz="4" w:space="2" w:color="9B6BD0"/>
+        </w:pBdr>
+        <w:shd w:val="clear" w:color="auto" w:fill="FAF5FF"/>
+      </w:pPr>
+      <w:r>
+        <w:rPr>
+          <w:rFonts w:ascii="맑은 고딕" w:hAnsi="맑은 고딕" w:eastAsia="맑은 고딕"/>
+          <w:b w:val="0"/>
+          <w:sz w:val="17"/>
+          <w:u w:val="none"/>
+        </w:rPr>
+        <w:t>(e) According to the writer, the first settlers rarely hunted gazelles.</w:t>
+      </w:r>
+    </w:p>
+    <w:p>
+      <w:pPr>
+        <w:spacing w:before="0" w:after="20" w:line="276" w:lineRule="auto"/>
+        <w:ind w:left="80"/>
+        <w:snapToGrid w:val="0"/>
+      </w:pPr>
+      <w:r>
+        <w:rPr>
+          <w:rFonts w:ascii="맑은 고딕" w:hAnsi="맑은 고딕" w:eastAsia="맑은 고딕"/>
+          <w:b w:val="0"/>
+          <w:sz w:val="17"/>
+          <w:u w:val="none"/>
+        </w:rPr>
+        <w:t>① (a), (c)    ② (b), (e)    ③ (b), (d), (e)    ④ (c), (d)    ⑤ (a), (d), (e)</w:t>
       </w:r>
     </w:p>
     <w:p>
@@ -1540,25 +1730,25 @@
           <w:sz w:val="17"/>
           <w:u w:val="none"/>
         </w:rPr>
-        <w:t xml:space="preserve"> 윗글의 내용과 일치하지 </w:t>
-      </w:r>
-      <w:r>
-        <w:rPr>
-          <w:rFonts w:ascii="맑은 고딕" w:hAnsi="맑은 고딕" w:eastAsia="맑은 고딕"/>
-          <w:b/>
-          <w:sz w:val="17"/>
-          <w:u w:val="none"/>
-        </w:rPr>
-        <w:t>않는</w:t>
+        <w:t xml:space="preserve"> 다음 글의 밑줄 친 ⓐ ~ ⓕ 중, 어법상 </w:t>
       </w:r>
       <w:r>
         <w:rPr>
           <w:rFonts w:ascii="맑은 고딕" w:hAnsi="맑은 고딕" w:eastAsia="맑은 고딕"/>
           <w:b w:val="0"/>
           <w:sz w:val="17"/>
-          <w:u w:val="none"/>
-        </w:rPr>
-        <w:t xml:space="preserve"> 것은? [2.6점]</w:t>
+          <w:u w:val="single"/>
+        </w:rPr>
+        <w:t>틀린</w:t>
+      </w:r>
+      <w:r>
+        <w:rPr>
+          <w:rFonts w:ascii="맑은 고딕" w:hAnsi="맑은 고딕" w:eastAsia="맑은 고딕"/>
+          <w:b w:val="0"/>
+          <w:sz w:val="17"/>
+          <w:u w:val="none"/>
+        </w:rPr>
+        <w:t xml:space="preserve"> 것을 모두 고른 것은? [3.1점]</w:t>
       </w:r>
     </w:p>
     <w:p>
@@ -1581,7 +1771,131 @@
           <w:sz w:val="17"/>
           <w:u w:val="none"/>
         </w:rPr>
-        <w:t>Big herbivores split into two temperaments. One group is nervous and fast, set to flee at the first sign of danger; the other is slower and steadier, leaning on the herd and standing firm until flight becomes necessary. The nervous group makes a poor captive. Closed inside a pen, such animals are likely to panic, and they may die of shock or hurt themselves again and again on the fence while trying to escape. That was exactly the story of the gazelle, the most frequently hunted game animal in parts of the Fertile Crescent for thousands of years. No other mammal gave the first settlers there so many chances at domestication, yet no gazelle species has ever been domesticated.</w:t>
+        <w:t>Big mammalian herbivore species react to danger from predators or humans in different ways. Some species are nervous, fast, and ⓐ</w:t>
+      </w:r>
+      <w:r>
+        <w:rPr>
+          <w:rFonts w:ascii="맑은 고딕" w:hAnsi="맑은 고딕" w:eastAsia="맑은 고딕"/>
+          <w:b w:val="0"/>
+          <w:sz w:val="17"/>
+          <w:u w:val="single"/>
+        </w:rPr>
+        <w:t>programming</w:t>
+      </w:r>
+      <w:r>
+        <w:rPr>
+          <w:rFonts w:ascii="맑은 고딕" w:hAnsi="맑은 고딕" w:eastAsia="맑은 고딕"/>
+          <w:b w:val="0"/>
+          <w:sz w:val="17"/>
+          <w:u w:val="none"/>
+        </w:rPr>
+        <w:t xml:space="preserve"> for instant flight when they perceive a threat. Other species are slower, less nervous, seek protection in herds, stand their ground when threatened, and don't run ⓑ</w:t>
+      </w:r>
+      <w:r>
+        <w:rPr>
+          <w:rFonts w:ascii="맑은 고딕" w:hAnsi="맑은 고딕" w:eastAsia="맑은 고딕"/>
+          <w:b w:val="0"/>
+          <w:sz w:val="17"/>
+          <w:u w:val="single"/>
+        </w:rPr>
+        <w:t>until necessary</w:t>
+      </w:r>
+      <w:r>
+        <w:rPr>
+          <w:rFonts w:ascii="맑은 고딕" w:hAnsi="맑은 고딕" w:eastAsia="맑은 고딕"/>
+          <w:b w:val="0"/>
+          <w:sz w:val="17"/>
+          <w:u w:val="none"/>
+        </w:rPr>
+        <w:t>. Naturally, the nervous species are difficult to keep in captivity. If put into an enclosure, they are likely ⓒ</w:t>
+      </w:r>
+      <w:r>
+        <w:rPr>
+          <w:rFonts w:ascii="맑은 고딕" w:hAnsi="맑은 고딕" w:eastAsia="맑은 고딕"/>
+          <w:b w:val="0"/>
+          <w:sz w:val="17"/>
+          <w:u w:val="single"/>
+        </w:rPr>
+        <w:t>to panic</w:t>
+      </w:r>
+      <w:r>
+        <w:rPr>
+          <w:rFonts w:ascii="맑은 고딕" w:hAnsi="맑은 고딕" w:eastAsia="맑은 고딕"/>
+          <w:b w:val="0"/>
+          <w:sz w:val="17"/>
+          <w:u w:val="none"/>
+        </w:rPr>
+        <w:t>, and either die of shock or hit themselves repeatedly to death against the fence in their attempts to escape. That's true, for example, of gazelles, which for thousands of years ⓓ</w:t>
+      </w:r>
+      <w:r>
+        <w:rPr>
+          <w:rFonts w:ascii="맑은 고딕" w:hAnsi="맑은 고딕" w:eastAsia="맑은 고딕"/>
+          <w:b w:val="0"/>
+          <w:sz w:val="17"/>
+          <w:u w:val="single"/>
+        </w:rPr>
+        <w:t>was</w:t>
+      </w:r>
+      <w:r>
+        <w:rPr>
+          <w:rFonts w:ascii="맑은 고딕" w:hAnsi="맑은 고딕" w:eastAsia="맑은 고딕"/>
+          <w:b w:val="0"/>
+          <w:sz w:val="17"/>
+          <w:u w:val="none"/>
+        </w:rPr>
+        <w:t xml:space="preserve"> the most frequently hunted game species in some parts of the Fertile Crescent. There is no mammal species ⓔ</w:t>
+      </w:r>
+      <w:r>
+        <w:rPr>
+          <w:rFonts w:ascii="맑은 고딕" w:hAnsi="맑은 고딕" w:eastAsia="맑은 고딕"/>
+          <w:b w:val="0"/>
+          <w:sz w:val="17"/>
+          <w:u w:val="single"/>
+        </w:rPr>
+        <w:t>that</w:t>
+      </w:r>
+      <w:r>
+        <w:rPr>
+          <w:rFonts w:ascii="맑은 고딕" w:hAnsi="맑은 고딕" w:eastAsia="맑은 고딕"/>
+          <w:b w:val="0"/>
+          <w:sz w:val="17"/>
+          <w:u w:val="none"/>
+        </w:rPr>
+        <w:t xml:space="preserve"> the first settled peoples of that area had more opportunity to domesticate than gazelles. But no gazelle species ⓕ</w:t>
+      </w:r>
+      <w:r>
+        <w:rPr>
+          <w:rFonts w:ascii="맑은 고딕" w:hAnsi="맑은 고딕" w:eastAsia="맑은 고딕"/>
+          <w:b w:val="0"/>
+          <w:sz w:val="17"/>
+          <w:u w:val="single"/>
+        </w:rPr>
+        <w:t>has ever domesticated</w:t>
+      </w:r>
+      <w:r>
+        <w:rPr>
+          <w:rFonts w:ascii="맑은 고딕" w:hAnsi="맑은 고딕" w:eastAsia="맑은 고딕"/>
+          <w:b w:val="0"/>
+          <w:sz w:val="17"/>
+          <w:u w:val="none"/>
+        </w:rPr>
+        <w:t>. Just imagine trying to herd an animal that runs away, blindly hits itself against walls, can leap up to nearly 30 feet, and can run at a speed of 50 miles per hour!</w:t>
+      </w:r>
+    </w:p>
+    <w:p>
+      <w:pPr>
+        <w:spacing w:before="0" w:after="20" w:line="276" w:lineRule="auto"/>
+        <w:ind w:left="80"/>
+        <w:snapToGrid w:val="0"/>
+      </w:pPr>
+      <w:r>
+        <w:rPr>
+          <w:rFonts w:ascii="맑은 고딕" w:hAnsi="맑은 고딕" w:eastAsia="맑은 고딕"/>
+          <w:b w:val="0"/>
+          <w:sz w:val="17"/>
+          <w:u w:val="none"/>
+        </w:rPr>
+        <w:t>① ⓐ, ⓓ, ⓕ    ② ⓐ, ⓔ    ③ ⓑ, ⓒ, ⓕ    ④ ⓓ, ⓕ    ⑤ ⓐ, ⓒ, ⓓ</w:t>
       </w:r>
     </w:p>
     <w:p>
@@ -1606,25 +1920,7 @@
           <w:sz w:val="17"/>
           <w:u w:val="none"/>
         </w:rPr>
-        <w:t xml:space="preserve"> 윗글의 밑줄 친 ①~⑤ 중, 문맥상 낱말의 쓰임이 적절하지 </w:t>
-      </w:r>
-      <w:r>
-        <w:rPr>
-          <w:rFonts w:ascii="맑은 고딕" w:hAnsi="맑은 고딕" w:eastAsia="맑은 고딕"/>
-          <w:b/>
-          <w:sz w:val="17"/>
-          <w:u w:val="none"/>
-        </w:rPr>
-        <w:t>않은</w:t>
-      </w:r>
-      <w:r>
-        <w:rPr>
-          <w:rFonts w:ascii="맑은 고딕" w:hAnsi="맑은 고딕" w:eastAsia="맑은 고딕"/>
-          <w:b w:val="0"/>
-          <w:sz w:val="17"/>
-          <w:u w:val="none"/>
-        </w:rPr>
-        <w:t xml:space="preserve"> 것은? [2.8점]</w:t>
+        <w:t xml:space="preserve"> 다음 글의 (A), (B), (C)의 각 괄호 안에서 문맥과 어법에 맞는 표현으로 가장 적절한 것은? [3.0점]</w:t>
       </w:r>
     </w:p>
     <w:p>
@@ -1647,7 +1943,87 @@
           <w:sz w:val="17"/>
           <w:u w:val="none"/>
         </w:rPr>
-        <w:t>Large grazing mammals ①respond to threats from hunters or predators in more than one way. Some are jumpy and quick, built to ②flee the moment they sense danger; others are calmer, rely on the herd, and hold their ground until running becomes ③optional. The jumpy kind, naturally, is hard to keep in an ④enclosure: shut in, they panic and may kill themselves against the fence. Gazelles are the classic case — for millennia the most heavily hunted game in parts of the Fertile Crescent, yet never ⑤tamed, though the early farmers there had every chance to try.</w:t>
+        <w:t>Big mammalian herbivore species react to danger from predators or humans in different ways. Some species are nervous, fast, and programmed for instant flight when they perceive a threat. Other species are slower, less nervous, seek protection in herds, stand their ground when threatened, and don't run until necessary. Naturally, the nervous species are (A) [difficult / easy] to keep in captivity. If put into an enclosure, they are likely to panic, and either die of shock or hit (C) [themselves / them] repeatedly to death against the fence in their attempts to escape. That's true, for example, of gazelles, which for thousands of years were the most (B) [frequently / rarely] hunted game species in some parts of the Fertile Crescent. There is no mammal species that the first settled peoples of that area had more opportunity to domesticate than gazelles. But no gazelle species has ever been domesticated. Just imagine trying to herd an animal that runs away, blindly hits itself against walls, can leap up to nearly 30 feet, and can run at a speed of 50 miles per hour!</w:t>
+      </w:r>
+    </w:p>
+    <w:p>
+      <w:pPr>
+        <w:spacing w:before="0" w:after="0" w:line="269" w:lineRule="auto"/>
+        <w:ind w:left="180" w:hanging="180"/>
+        <w:snapToGrid w:val="0"/>
+      </w:pPr>
+      <w:r>
+        <w:rPr>
+          <w:rFonts w:ascii="맑은 고딕" w:hAnsi="맑은 고딕" w:eastAsia="맑은 고딕"/>
+          <w:b w:val="0"/>
+          <w:sz w:val="17"/>
+          <w:u w:val="none"/>
+        </w:rPr>
+        <w:t>① (A) easy  (B) frequently  (C) themselves</w:t>
+      </w:r>
+    </w:p>
+    <w:p>
+      <w:pPr>
+        <w:spacing w:before="0" w:after="0" w:line="269" w:lineRule="auto"/>
+        <w:ind w:left="180" w:hanging="180"/>
+        <w:snapToGrid w:val="0"/>
+      </w:pPr>
+      <w:r>
+        <w:rPr>
+          <w:rFonts w:ascii="맑은 고딕" w:hAnsi="맑은 고딕" w:eastAsia="맑은 고딕"/>
+          <w:b w:val="0"/>
+          <w:sz w:val="17"/>
+          <w:u w:val="none"/>
+        </w:rPr>
+        <w:t>② (A) difficult  (B) rarely  (C) them</w:t>
+      </w:r>
+    </w:p>
+    <w:p>
+      <w:pPr>
+        <w:spacing w:before="0" w:after="0" w:line="269" w:lineRule="auto"/>
+        <w:ind w:left="180" w:hanging="180"/>
+        <w:snapToGrid w:val="0"/>
+      </w:pPr>
+      <w:r>
+        <w:rPr>
+          <w:rFonts w:ascii="맑은 고딕" w:hAnsi="맑은 고딕" w:eastAsia="맑은 고딕"/>
+          <w:b w:val="0"/>
+          <w:sz w:val="17"/>
+          <w:u w:val="none"/>
+        </w:rPr>
+        <w:t>③ (A) easy  (B) rarely  (C) themselves</w:t>
+      </w:r>
+    </w:p>
+    <w:p>
+      <w:pPr>
+        <w:spacing w:before="0" w:after="0" w:line="269" w:lineRule="auto"/>
+        <w:ind w:left="180" w:hanging="180"/>
+        <w:snapToGrid w:val="0"/>
+      </w:pPr>
+      <w:r>
+        <w:rPr>
+          <w:rFonts w:ascii="맑은 고딕" w:hAnsi="맑은 고딕" w:eastAsia="맑은 고딕"/>
+          <w:b w:val="0"/>
+          <w:sz w:val="17"/>
+          <w:u w:val="none"/>
+        </w:rPr>
+        <w:t>④ (A) difficult  (B) frequently  (C) themselves</w:t>
+      </w:r>
+    </w:p>
+    <w:p>
+      <w:pPr>
+        <w:spacing w:before="0" w:after="0" w:line="269" w:lineRule="auto"/>
+        <w:ind w:left="180" w:hanging="180"/>
+        <w:snapToGrid w:val="0"/>
+      </w:pPr>
+      <w:r>
+        <w:rPr>
+          <w:rFonts w:ascii="맑은 고딕" w:hAnsi="맑은 고딕" w:eastAsia="맑은 고딕"/>
+          <w:b w:val="0"/>
+          <w:sz w:val="17"/>
+          <w:u w:val="none"/>
+        </w:rPr>
+        <w:t>⑤ (A) difficult  (B) frequently  (C) them</w:t>
       </w:r>
     </w:p>
     <w:p>
@@ -1672,16 +2048,16 @@
           <w:sz w:val="17"/>
           <w:u w:val="none"/>
         </w:rPr>
-        <w:t xml:space="preserve"> 윗글의 밑줄 친 ①~⑤ 중, 어법상 </w:t>
-      </w:r>
-      <w:r>
-        <w:rPr>
-          <w:rFonts w:ascii="맑은 고딕" w:hAnsi="맑은 고딕" w:eastAsia="맑은 고딕"/>
-          <w:b/>
+        <w:t xml:space="preserve"> 윗글의 내용과 일치하지 </w:t>
+      </w:r>
+      <w:r>
+        <w:rPr>
+          <w:rFonts w:ascii="맑은 고딕" w:hAnsi="맑은 고딕" w:eastAsia="맑은 고딕"/>
+          <w:b w:val="0"/>
           <w:sz w:val="17"/>
-          <w:u w:val="none"/>
-        </w:rPr>
-        <w:t>틀린</w:t>
+          <w:u w:val="single"/>
+        </w:rPr>
+        <w:t>않는</w:t>
       </w:r>
       <w:r>
         <w:rPr>
@@ -1713,7 +2089,87 @@
           <w:sz w:val="17"/>
           <w:u w:val="none"/>
         </w:rPr>
-        <w:t>Other species are slower, less nervous, seek protection in herds, stand their ground when ①threatened, and don't run until necessary. Naturally, the nervous species are difficult ②to keep in captivity. That's true, for example, of gazelles, ③which for thousands of years ④was the most ⑤frequently hunted game species in some parts of the Fertile Crescent.</w:t>
+        <w:t>Big mammalian herbivore species react to danger from predators or humans in different ways. Some species are nervous, fast, and programmed for instant flight when they perceive a threat. Other species are slower, less nervous, seek protection in herds, stand their ground when threatened, and don't run until necessary. Naturally, the nervous species are difficult to keep in captivity. If put into an enclosure, they are likely to panic, and either die of shock or hit themselves repeatedly to death against the fence in their attempts to escape. That's true, for example, of gazelles, which for thousands of years were the most frequently hunted game species in some parts of the Fertile Crescent. There is no mammal species that the first settled peoples of that area had more opportunity to domesticate than gazelles. But no gazelle species has ever been domesticated. Just imagine trying to herd an animal that runs away, blindly hits itself against walls, can leap up to nearly 30 feet, and can run at a speed of 50 miles per hour!</w:t>
+      </w:r>
+    </w:p>
+    <w:p>
+      <w:pPr>
+        <w:spacing w:before="0" w:after="0" w:line="269" w:lineRule="auto"/>
+        <w:ind w:left="180" w:hanging="180"/>
+        <w:snapToGrid w:val="0"/>
+      </w:pPr>
+      <w:r>
+        <w:rPr>
+          <w:rFonts w:ascii="맑은 고딕" w:hAnsi="맑은 고딕" w:eastAsia="맑은 고딕"/>
+          <w:b w:val="0"/>
+          <w:sz w:val="17"/>
+          <w:u w:val="none"/>
+        </w:rPr>
+        <w:t>① 위협을 감지하면 즉각 달아나는 종과 무리 속에서 버티는 종이 있다.</w:t>
+      </w:r>
+    </w:p>
+    <w:p>
+      <w:pPr>
+        <w:spacing w:before="0" w:after="0" w:line="269" w:lineRule="auto"/>
+        <w:ind w:left="180" w:hanging="180"/>
+        <w:snapToGrid w:val="0"/>
+      </w:pPr>
+      <w:r>
+        <w:rPr>
+          <w:rFonts w:ascii="맑은 고딕" w:hAnsi="맑은 고딕" w:eastAsia="맑은 고딕"/>
+          <w:b w:val="0"/>
+          <w:sz w:val="17"/>
+          <w:u w:val="none"/>
+        </w:rPr>
+        <w:t>② 예민한 종은 우리 안에서 충격으로 죽을 수 있다.</w:t>
+      </w:r>
+    </w:p>
+    <w:p>
+      <w:pPr>
+        <w:spacing w:before="0" w:after="0" w:line="269" w:lineRule="auto"/>
+        <w:ind w:left="180" w:hanging="180"/>
+        <w:snapToGrid w:val="0"/>
+      </w:pPr>
+      <w:r>
+        <w:rPr>
+          <w:rFonts w:ascii="맑은 고딕" w:hAnsi="맑은 고딕" w:eastAsia="맑은 고딕"/>
+          <w:b w:val="0"/>
+          <w:sz w:val="17"/>
+          <w:u w:val="none"/>
+        </w:rPr>
+        <w:t>③ 최초 정착민들은 가젤을 길들일 기회가 거의 없었다.</w:t>
+      </w:r>
+    </w:p>
+    <w:p>
+      <w:pPr>
+        <w:spacing w:before="0" w:after="0" w:line="269" w:lineRule="auto"/>
+        <w:ind w:left="180" w:hanging="180"/>
+        <w:snapToGrid w:val="0"/>
+      </w:pPr>
+      <w:r>
+        <w:rPr>
+          <w:rFonts w:ascii="맑은 고딕" w:hAnsi="맑은 고딕" w:eastAsia="맑은 고딕"/>
+          <w:b w:val="0"/>
+          <w:sz w:val="17"/>
+          <w:u w:val="none"/>
+        </w:rPr>
+        <w:t>④ 가젤은 비옥한 초승달 지대 일부에서 수천 년간 사냥되었다.</w:t>
+      </w:r>
+    </w:p>
+    <w:p>
+      <w:pPr>
+        <w:spacing w:before="0" w:after="0" w:line="269" w:lineRule="auto"/>
+        <w:ind w:left="180" w:hanging="180"/>
+        <w:snapToGrid w:val="0"/>
+      </w:pPr>
+      <w:r>
+        <w:rPr>
+          <w:rFonts w:ascii="맑은 고딕" w:hAnsi="맑은 고딕" w:eastAsia="맑은 고딕"/>
+          <w:b w:val="0"/>
+          <w:sz w:val="17"/>
+          <w:u w:val="none"/>
+        </w:rPr>
+        <w:t>⑤ 가젤은 거의 30피트 높이까지 뛰어오를 수 있다.</w:t>
       </w:r>
     </w:p>
     <w:p>
@@ -1738,43 +2194,7 @@
           <w:sz w:val="17"/>
           <w:u w:val="none"/>
         </w:rPr>
-        <w:t xml:space="preserve"> 윗글의 빈칸 (A)~(D) 중 </w:t>
-      </w:r>
-      <w:r>
-        <w:rPr>
-          <w:rFonts w:ascii="맑은 고딕" w:hAnsi="맑은 고딕" w:eastAsia="맑은 고딕"/>
-          <w:b/>
-          <w:sz w:val="17"/>
-          <w:u w:val="none"/>
-        </w:rPr>
-        <w:t>어느 곳에도</w:t>
-      </w:r>
-      <w:r>
-        <w:rPr>
-          <w:rFonts w:ascii="맑은 고딕" w:hAnsi="맑은 고딕" w:eastAsia="맑은 고딕"/>
-          <w:b w:val="0"/>
-          <w:sz w:val="17"/>
-          <w:u w:val="none"/>
-        </w:rPr>
-        <w:t xml:space="preserve"> 들어갈 수 </w:t>
-      </w:r>
-      <w:r>
-        <w:rPr>
-          <w:rFonts w:ascii="맑은 고딕" w:hAnsi="맑은 고딕" w:eastAsia="맑은 고딕"/>
-          <w:b/>
-          <w:sz w:val="17"/>
-          <w:u w:val="none"/>
-        </w:rPr>
-        <w:t>없는</w:t>
-      </w:r>
-      <w:r>
-        <w:rPr>
-          <w:rFonts w:ascii="맑은 고딕" w:hAnsi="맑은 고딕" w:eastAsia="맑은 고딕"/>
-          <w:b w:val="0"/>
-          <w:sz w:val="17"/>
-          <w:u w:val="none"/>
-        </w:rPr>
-        <w:t xml:space="preserve"> 것은? [2.9점]</w:t>
+        <w:t xml:space="preserve"> [A]와 [B]를 읽고 이해한 것으로 가장 적절한 것은? [3.2점]</w:t>
       </w:r>
     </w:p>
     <w:p>
@@ -1797,7 +2217,110 @@
           <w:sz w:val="17"/>
           <w:u w:val="none"/>
         </w:rPr>
-        <w:t>Large herbivores do not all answer danger in the same way. (A)__________, some are built to flee at the first sign of a threat, while others hold their ground inside the herd. (B)__________, the jumpy kind is nearly impossible to hold in captivity: penned in, they panic and batter themselves against the fence. Gazelles illustrate the point. (C)__________ they were the most hunted game in parts of the Fertile Crescent and the settlers had ample chances to try, no gazelle was ever domesticated. (D)__________, who could herd an animal that bolts blindly into walls, clears nearly 30 feet, and runs at 50 miles an hour?</w:t>
+        <w:t>[A] There is no mammal species that the first settled peoples of that area had more opportunity to domesticate than gazelles. But no gazelle species has ever been domesticated. Just imagine trying to herd an animal that runs away, blindly hits itself against walls, can leap up to nearly 30 feet, and can run at a speed of 50 miles per hour!</w:t>
+      </w:r>
+    </w:p>
+    <w:p>
+      <w:pPr>
+        <w:spacing w:before="0" w:after="60" w:line="288" w:lineRule="auto"/>
+        <w:ind w:left="40"/>
+        <w:snapToGrid w:val="0"/>
+        <w:pBdr>
+          <w:top w:val="single" w:sz="4" w:space="2" w:color="6B7FB8"/>
+          <w:left w:val="single" w:sz="4" w:space="2" w:color="6B7FB8"/>
+          <w:bottom w:val="single" w:sz="4" w:space="2" w:color="6B7FB8"/>
+          <w:right w:val="single" w:sz="4" w:space="2" w:color="6B7FB8"/>
+        </w:pBdr>
+        <w:shd w:val="clear" w:color="auto" w:fill="EEF2FF"/>
+      </w:pPr>
+      <w:r>
+        <w:rPr>
+          <w:rFonts w:ascii="맑은 고딕" w:hAnsi="맑은 고딕" w:eastAsia="맑은 고딕"/>
+          <w:b w:val="0"/>
+          <w:sz w:val="17"/>
+          <w:u w:val="none"/>
+        </w:rPr>
+        <w:t>[B] Many people wonder why zebras, which look so much like horses, never became farm animals. People in Africa lived beside them for a very long time. Yet zebras panic easily, kick and bite when cornered, and refuse to be led in groups. It was their temper, not a lack of chances, that kept them wild.</w:t>
+      </w:r>
+    </w:p>
+    <w:p>
+      <w:pPr>
+        <w:spacing w:before="0" w:after="0" w:line="269" w:lineRule="auto"/>
+        <w:ind w:left="180" w:hanging="180"/>
+        <w:snapToGrid w:val="0"/>
+      </w:pPr>
+      <w:r>
+        <w:rPr>
+          <w:rFonts w:ascii="맑은 고딕" w:hAnsi="맑은 고딕" w:eastAsia="맑은 고딕"/>
+          <w:b w:val="0"/>
+          <w:sz w:val="17"/>
+          <w:u w:val="none"/>
+        </w:rPr>
+        <w:t>① [A] says gazelles were never hunted, while [B] says zebras were hunted often.</w:t>
+      </w:r>
+    </w:p>
+    <w:p>
+      <w:pPr>
+        <w:spacing w:before="0" w:after="0" w:line="269" w:lineRule="auto"/>
+        <w:ind w:left="180" w:hanging="180"/>
+        <w:snapToGrid w:val="0"/>
+      </w:pPr>
+      <w:r>
+        <w:rPr>
+          <w:rFonts w:ascii="맑은 고딕" w:hAnsi="맑은 고딕" w:eastAsia="맑은 고딕"/>
+          <w:b w:val="0"/>
+          <w:sz w:val="17"/>
+          <w:u w:val="none"/>
+        </w:rPr>
+        <w:t>② Both texts suggest that animals become domesticated whenever people have enough chances.</w:t>
+      </w:r>
+    </w:p>
+    <w:p>
+      <w:pPr>
+        <w:spacing w:before="0" w:after="0" w:line="269" w:lineRule="auto"/>
+        <w:ind w:left="180" w:hanging="180"/>
+        <w:snapToGrid w:val="0"/>
+      </w:pPr>
+      <w:r>
+        <w:rPr>
+          <w:rFonts w:ascii="맑은 고딕" w:hAnsi="맑은 고딕" w:eastAsia="맑은 고딕"/>
+          <w:b w:val="0"/>
+          <w:sz w:val="17"/>
+          <w:u w:val="none"/>
+        </w:rPr>
+        <w:t>③ [B] claims zebras were too small to be useful to farmers.</w:t>
+      </w:r>
+    </w:p>
+    <w:p>
+      <w:pPr>
+        <w:spacing w:before="0" w:after="0" w:line="269" w:lineRule="auto"/>
+        <w:ind w:left="180" w:hanging="180"/>
+        <w:snapToGrid w:val="0"/>
+      </w:pPr>
+      <w:r>
+        <w:rPr>
+          <w:rFonts w:ascii="맑은 고딕" w:hAnsi="맑은 고딕" w:eastAsia="맑은 고딕"/>
+          <w:b w:val="0"/>
+          <w:sz w:val="17"/>
+          <w:u w:val="none"/>
+        </w:rPr>
+        <w:t>④ Both texts argue that early settlers lacked the tools to build strong fences.</w:t>
+      </w:r>
+    </w:p>
+    <w:p>
+      <w:pPr>
+        <w:spacing w:before="0" w:after="0" w:line="269" w:lineRule="auto"/>
+        <w:ind w:left="180" w:hanging="180"/>
+        <w:snapToGrid w:val="0"/>
+      </w:pPr>
+      <w:r>
+        <w:rPr>
+          <w:rFonts w:ascii="맑은 고딕" w:hAnsi="맑은 고딕" w:eastAsia="맑은 고딕"/>
+          <w:b w:val="0"/>
+          <w:sz w:val="17"/>
+          <w:u w:val="none"/>
+        </w:rPr>
+        <w:t>⑤ Both texts show that an animal’s nervous temperament can prevent domestication despite many opportunities.</w:t>
       </w:r>
     </w:p>
     <w:p>
@@ -1822,7 +2345,7 @@
           <w:sz w:val="17"/>
           <w:u w:val="none"/>
         </w:rPr>
-        <w:t xml:space="preserve"> 윗글의 내용을 한 문장으로 요약하고자 한다. 빈칸 (A), (B)에 들어갈 말로 가장 적절한 것은? [2.8점]</w:t>
+        <w:t xml:space="preserve"> 윗글의 제목으로 가장 적절한 것은? [2.9점]</w:t>
       </w:r>
     </w:p>
     <w:p>
@@ -1845,44 +2368,30 @@
           <w:sz w:val="17"/>
           <w:u w:val="none"/>
         </w:rPr>
-        <w:t>A nervous herbivore does not calm down when it is fenced in; it panics, and the panic can be fatal. This is why the gazelle, hunted more often than any other game in parts of the Fertile Crescent and available to the first settlers in enormous numbers, never became a farm animal. Speed and a leap of nearly 30 feet finished the argument.</w:t>
+        <w:t>Big mammalian herbivore species react to danger from predators or humans in different ways. Some species are nervous, fast, and programmed for instant flight when they perceive a threat. Other species are slower, less nervous, seek protection in herds, stand their ground when threatened, and don't run until necessary. Naturally, the nervous species are difficult to keep in captivity. If put into an enclosure, they are likely to panic, and either die of shock or hit themselves repeatedly to death against the fence in their attempts to escape. That's true, for example, of gazelles, which for thousands of years were the most frequently hunted game species in some parts of the Fertile Crescent. There is no mammal species that the first settled peoples of that area had more opportunity to domesticate than gazelles. But no gazelle species has ever been domesticated. Just imagine trying to herd an animal that runs away, blindly hits itself against walls, can leap up to nearly 30 feet, and can run at a speed of 50 miles per hour!</w:t>
       </w:r>
     </w:p>
     <w:p>
       <w:pPr>
-        <w:spacing w:before="0" w:after="0" w:line="336" w:lineRule="auto"/>
-        <w:ind w:left="40"/>
+        <w:spacing w:before="0" w:after="0" w:line="269" w:lineRule="auto"/>
+        <w:ind w:left="180" w:hanging="180"/>
         <w:snapToGrid w:val="0"/>
-        <w:pBdr>
-          <w:top w:val="single" w:sz="4" w:space="2" w:color="555555"/>
-          <w:left w:val="single" w:sz="4" w:space="2" w:color="555555"/>
-          <w:bottom w:val="single" w:sz="4" w:space="2" w:color="555555"/>
-          <w:right w:val="single" w:sz="4" w:space="2" w:color="555555"/>
-        </w:pBdr>
-        <w:shd w:val="clear" w:color="auto" w:fill="FFFFFF"/>
-      </w:pPr>
-      <w:r>
-        <w:rPr>
-          <w:rFonts w:ascii="맑은 고딕" w:hAnsi="맑은 고딕" w:eastAsia="맑은 고딕"/>
-          <w:b/>
+      </w:pPr>
+      <w:r>
+        <w:rPr>
+          <w:rFonts w:ascii="맑은 고딕" w:hAnsi="맑은 고딕" w:eastAsia="맑은 고딕"/>
+          <w:b w:val="0"/>
           <w:sz w:val="17"/>
           <w:u w:val="none"/>
         </w:rPr>
-        <w:t>조건 · 보기</w:t>
+        <w:t>① Why Gazelles Became the First Farm Animals</w:t>
       </w:r>
     </w:p>
     <w:p>
       <w:pPr>
-        <w:spacing w:before="0" w:after="60" w:line="336" w:lineRule="auto"/>
-        <w:ind w:left="40"/>
+        <w:spacing w:before="0" w:after="0" w:line="269" w:lineRule="auto"/>
+        <w:ind w:left="180" w:hanging="180"/>
         <w:snapToGrid w:val="0"/>
-        <w:pBdr>
-          <w:top w:val="single" w:sz="4" w:space="2" w:color="555555"/>
-          <w:left w:val="single" w:sz="4" w:space="2" w:color="555555"/>
-          <w:bottom w:val="single" w:sz="4" w:space="2" w:color="555555"/>
-          <w:right w:val="single" w:sz="4" w:space="2" w:color="555555"/>
-        </w:pBdr>
-        <w:shd w:val="clear" w:color="auto" w:fill="FFFFFF"/>
       </w:pPr>
       <w:r>
         <w:rPr>
@@ -1891,7 +2400,55 @@
           <w:sz w:val="17"/>
           <w:u w:val="none"/>
         </w:rPr>
-        <w:t>Because a nervous herbivore reacts to confinement with (A)__________ rather than calm, the gazelle, though it was the settlers' most (B)__________ target, was never domesticated.</w:t>
+        <w:t>② Temper Matters: Why Some Animals Resist Domestication</w:t>
+      </w:r>
+    </w:p>
+    <w:p>
+      <w:pPr>
+        <w:spacing w:before="0" w:after="0" w:line="269" w:lineRule="auto"/>
+        <w:ind w:left="180" w:hanging="180"/>
+        <w:snapToGrid w:val="0"/>
+      </w:pPr>
+      <w:r>
+        <w:rPr>
+          <w:rFonts w:ascii="맑은 고딕" w:hAnsi="맑은 고딕" w:eastAsia="맑은 고딕"/>
+          <w:b w:val="0"/>
+          <w:sz w:val="17"/>
+          <w:u w:val="none"/>
+        </w:rPr>
+        <w:t>③ How Herds Protect Animals from Predators</w:t>
+      </w:r>
+    </w:p>
+    <w:p>
+      <w:pPr>
+        <w:spacing w:before="0" w:after="0" w:line="269" w:lineRule="auto"/>
+        <w:ind w:left="180" w:hanging="180"/>
+        <w:snapToGrid w:val="0"/>
+      </w:pPr>
+      <w:r>
+        <w:rPr>
+          <w:rFonts w:ascii="맑은 고딕" w:hAnsi="맑은 고딕" w:eastAsia="맑은 고딕"/>
+          <w:b w:val="0"/>
+          <w:sz w:val="17"/>
+          <w:u w:val="none"/>
+        </w:rPr>
+        <w:t>④ The Fertile Crescent: Birthplace of Hunting</w:t>
+      </w:r>
+    </w:p>
+    <w:p>
+      <w:pPr>
+        <w:spacing w:before="0" w:after="0" w:line="269" w:lineRule="auto"/>
+        <w:ind w:left="180" w:hanging="180"/>
+        <w:snapToGrid w:val="0"/>
+      </w:pPr>
+      <w:r>
+        <w:rPr>
+          <w:rFonts w:ascii="맑은 고딕" w:hAnsi="맑은 고딕" w:eastAsia="맑은 고딕"/>
+          <w:b w:val="0"/>
+          <w:sz w:val="17"/>
+          <w:u w:val="none"/>
+        </w:rPr>
+        <w:t>⑤ Speed and Strength of Big Herbivores</w:t>
       </w:r>
     </w:p>
     <w:p>
@@ -1916,25 +2473,25 @@
           <w:sz w:val="17"/>
           <w:u w:val="none"/>
         </w:rPr>
-        <w:t xml:space="preserve"> 윗글의 내용과 일치하는 것을 &lt;보기&gt;에서 </w:t>
-      </w:r>
-      <w:r>
-        <w:rPr>
-          <w:rFonts w:ascii="맑은 고딕" w:hAnsi="맑은 고딕" w:eastAsia="맑은 고딕"/>
-          <w:b/>
-          <w:sz w:val="17"/>
-          <w:u w:val="none"/>
-        </w:rPr>
-        <w:t>있는 대로</w:t>
+        <w:t xml:space="preserve"> 다음 글에서 전체 흐름과 관계 </w:t>
       </w:r>
       <w:r>
         <w:rPr>
           <w:rFonts w:ascii="맑은 고딕" w:hAnsi="맑은 고딕" w:eastAsia="맑은 고딕"/>
           <w:b w:val="0"/>
           <w:sz w:val="17"/>
-          <w:u w:val="none"/>
-        </w:rPr>
-        <w:t xml:space="preserve"> 고른 것은? (부분 점수 없음) [3.0점]</w:t>
+          <w:u w:val="single"/>
+        </w:rPr>
+        <w:t>없는</w:t>
+      </w:r>
+      <w:r>
+        <w:rPr>
+          <w:rFonts w:ascii="맑은 고딕" w:hAnsi="맑은 고딕" w:eastAsia="맑은 고딕"/>
+          <w:b w:val="0"/>
+          <w:sz w:val="17"/>
+          <w:u w:val="none"/>
+        </w:rPr>
+        <w:t xml:space="preserve"> 문장은? [3.0점]</w:t>
       </w:r>
     </w:p>
     <w:p>
@@ -1957,12 +2514,13 @@
           <w:sz w:val="17"/>
           <w:u w:val="none"/>
         </w:rPr>
-        <w:t>Nervous species tend to bolt as soon as they perceive a threat, while calmer species stay with the herd and hold their ground until running can no longer be avoided. Shut inside a pen, a nervous animal may die of shock or kill itself against the fence. The gazelle is the clearest example: no mammal offered the first settlers of the Fertile Crescent more chances to domesticate it, and none of its species has ever been tamed.</w:t>
+        <w:t>Naturally, the nervous species are difficult to keep in captivity. ① If put into an enclosure, they are likely to panic, and either die of shock or hit themselves repeatedly to death against the fence in their attempts to escape. ② That's true, for example, of gazelles, which for thousands of years were the most frequently hunted game species in some parts of the Fertile Crescent. ③ There is no mammal species that the first settled peoples of that area had more opportunity to domesticate than gazelles. ④ Gazelle meat is low in fat, so it was often dried and carried on long journeys. ⑤ But no gazelle species has ever been domesticated.</w:t>
       </w:r>
     </w:p>
     <w:p>
       <w:pPr>
-        <w:spacing w:before="0" w:after="40" w:line="360" w:lineRule="auto"/>
+        <w:spacing w:before="0" w:after="20" w:line="276" w:lineRule="auto"/>
+        <w:ind w:left="80"/>
         <w:snapToGrid w:val="0"/>
       </w:pPr>
       <w:r>
@@ -1972,67 +2530,25 @@
           <w:sz w:val="17"/>
           <w:u w:val="none"/>
         </w:rPr>
-        <w:t>ⓐ Nervous species tend to bolt as soon as they notice a threat.</w:t>
+        <w:t>① ①    ② ②    ③ ③    ④ ④    ⑤ ⑤</w:t>
       </w:r>
     </w:p>
     <w:p>
       <w:pPr>
-        <w:spacing w:before="0" w:after="40" w:line="360" w:lineRule="auto"/>
+        <w:keepNext/>
+        <w:spacing w:before="80" w:after="40" w:line="276" w:lineRule="auto"/>
         <w:snapToGrid w:val="0"/>
-      </w:pPr>
-      <w:r>
-        <w:rPr>
-          <w:rFonts w:ascii="맑은 고딕" w:hAnsi="맑은 고딕" w:eastAsia="맑은 고딕"/>
-          <w:b w:val="0"/>
+        <w:shd w:val="clear" w:color="auto" w:fill="8A3A12"/>
+      </w:pPr>
+      <w:r>
+        <w:rPr>
+          <w:rFonts w:ascii="맑은 고딕" w:hAnsi="맑은 고딕" w:eastAsia="맑은 고딕"/>
+          <w:b/>
+          <w:color w:val="FFFFFF"/>
           <w:sz w:val="17"/>
           <w:u w:val="none"/>
         </w:rPr>
-        <w:t>ⓑ Calmer species never run, however close the danger comes.</w:t>
-      </w:r>
-    </w:p>
-    <w:p>
-      <w:pPr>
-        <w:spacing w:before="0" w:after="40" w:line="360" w:lineRule="auto"/>
-        <w:snapToGrid w:val="0"/>
-      </w:pPr>
-      <w:r>
-        <w:rPr>
-          <w:rFonts w:ascii="맑은 고딕" w:hAnsi="맑은 고딕" w:eastAsia="맑은 고딕"/>
-          <w:b w:val="0"/>
-          <w:sz w:val="17"/>
-          <w:u w:val="none"/>
-        </w:rPr>
-        <w:t>ⓒ A penned nervous animal may die of shock or from striking the fence.</w:t>
-      </w:r>
-    </w:p>
-    <w:p>
-      <w:pPr>
-        <w:spacing w:before="0" w:after="40" w:line="360" w:lineRule="auto"/>
-        <w:snapToGrid w:val="0"/>
-      </w:pPr>
-      <w:r>
-        <w:rPr>
-          <w:rFonts w:ascii="맑은 고딕" w:hAnsi="맑은 고딕" w:eastAsia="맑은 고딕"/>
-          <w:b w:val="0"/>
-          <w:sz w:val="17"/>
-          <w:u w:val="none"/>
-        </w:rPr>
-        <w:t>ⓓ Every mammal of the Fertile Crescent was easier to domesticate than the gazelle.</w:t>
-      </w:r>
-    </w:p>
-    <w:p>
-      <w:pPr>
-        <w:spacing w:before="0" w:after="40" w:line="360" w:lineRule="auto"/>
-        <w:snapToGrid w:val="0"/>
-      </w:pPr>
-      <w:r>
-        <w:rPr>
-          <w:rFonts w:ascii="맑은 고딕" w:hAnsi="맑은 고딕" w:eastAsia="맑은 고딕"/>
-          <w:b w:val="0"/>
-          <w:sz w:val="17"/>
-          <w:u w:val="none"/>
-        </w:rPr>
-        <w:t>ⓔ Gazelles stayed wild despite the settlers' unmatched opportunity to tame them.</w:t>
+        <w:t>서답형  29-서1 ~ 29-서2</w:t>
       </w:r>
     </w:p>
     <w:p>
@@ -2048,7 +2564,7 @@
           <w:sz w:val="17"/>
           <w:u w:val="none"/>
         </w:rPr>
-        <w:t>29-8.</w:t>
+        <w:t>29-서1.</w:t>
       </w:r>
       <w:r>
         <w:rPr>
@@ -2057,25 +2573,25 @@
           <w:sz w:val="17"/>
           <w:u w:val="none"/>
         </w:rPr>
-        <w:t xml:space="preserve"> 다음 대화의 내용을 표로 정리한 것으로 일치하지 </w:t>
-      </w:r>
-      <w:r>
-        <w:rPr>
-          <w:rFonts w:ascii="맑은 고딕" w:hAnsi="맑은 고딕" w:eastAsia="맑은 고딕"/>
-          <w:b/>
-          <w:sz w:val="17"/>
-          <w:u w:val="none"/>
-        </w:rPr>
-        <w:t>않는</w:t>
+        <w:t xml:space="preserve"> 다음 글의 내용을 요약하고자 한다. 빈칸 (1)~(3)에 들어갈 말을 본문에서 찾아 </w:t>
       </w:r>
       <w:r>
         <w:rPr>
           <w:rFonts w:ascii="맑은 고딕" w:hAnsi="맑은 고딕" w:eastAsia="맑은 고딕"/>
           <w:b w:val="0"/>
           <w:sz w:val="17"/>
-          <w:u w:val="none"/>
-        </w:rPr>
-        <w:t xml:space="preserve"> 것은? [3.0점]</w:t>
+          <w:u w:val="single"/>
+        </w:rPr>
+        <w:t>반드시 변형하여</w:t>
+      </w:r>
+      <w:r>
+        <w:rPr>
+          <w:rFonts w:ascii="맑은 고딕" w:hAnsi="맑은 고딕" w:eastAsia="맑은 고딕"/>
+          <w:b w:val="0"/>
+          <w:sz w:val="17"/>
+          <w:u w:val="none"/>
+        </w:rPr>
+        <w:t xml:space="preserve"> 쓰시오. (한 칸에 한 단어) [각 1점, 총 3점] [3.0점]</w:t>
       </w:r>
     </w:p>
     <w:p>
@@ -2098,7 +2614,139 @@
           <w:sz w:val="17"/>
           <w:u w:val="none"/>
         </w:rPr>
-        <w:t>A: Why did the early farmers of the Fertile Crescent never raise gazelles?</w:t>
+        <w:t>Big mammalian herbivore species react to danger from predators or humans in different ways. Some species are nervous, fast, and programmed for instant flight when they perceive a threat. Other species are slower, less nervous, seek protection in herds, stand their ground when threatened, and don't run until necessary. Naturally, the nervous species are difficult to keep in captivity. If put into an enclosure, they are likely to panic, and either die of shock or hit themselves repeatedly to death against the fence in their attempts to escape. That's true, for example, of gazelles, which for thousands of years were the most frequently hunted game species in some parts of the Fertile Crescent. There is no mammal species that the first settled peoples of that area had more opportunity to domesticate than gazelles. But no gazelle species has ever been domesticated. Just imagine trying to herd an animal that runs away, blindly hits itself against walls, can leap up to nearly 30 feet, and can run at a speed of 50 miles per hour!</w:t>
+      </w:r>
+    </w:p>
+    <w:p>
+      <w:pPr>
+        <w:spacing w:before="0" w:after="60" w:line="288" w:lineRule="auto"/>
+        <w:ind w:left="40"/>
+        <w:snapToGrid w:val="0"/>
+        <w:pBdr>
+          <w:top w:val="single" w:sz="4" w:space="2" w:color="C99B4E"/>
+          <w:left w:val="single" w:sz="4" w:space="2" w:color="C99B4E"/>
+          <w:bottom w:val="single" w:sz="4" w:space="2" w:color="C99B4E"/>
+          <w:right w:val="single" w:sz="4" w:space="2" w:color="C99B4E"/>
+        </w:pBdr>
+        <w:shd w:val="clear" w:color="auto" w:fill="FFF8E1"/>
+      </w:pPr>
+      <w:r>
+        <w:rPr>
+          <w:rFonts w:ascii="맑은 고딕" w:hAnsi="맑은 고딕" w:eastAsia="맑은 고딕"/>
+          <w:b w:val="0"/>
+          <w:sz w:val="17"/>
+          <w:u w:val="none"/>
+        </w:rPr>
+        <w:t>Because of their (1) ________ and their habit of fleeing (2) ________ from threats, gazelles resisted (3) ________ even though early settlers hunted them often.</w:t>
+      </w:r>
+    </w:p>
+    <w:p>
+      <w:pPr>
+        <w:spacing w:before="0" w:after="0" w:line="288" w:lineRule="auto"/>
+        <w:ind w:left="40"/>
+        <w:snapToGrid w:val="0"/>
+        <w:pBdr>
+          <w:top w:val="single" w:sz="4" w:space="2" w:color="9B6BD0"/>
+          <w:left w:val="single" w:sz="4" w:space="2" w:color="9B6BD0"/>
+          <w:bottom w:val="single" w:sz="4" w:space="2" w:color="9B6BD0"/>
+          <w:right w:val="single" w:sz="4" w:space="2" w:color="9B6BD0"/>
+        </w:pBdr>
+        <w:shd w:val="clear" w:color="auto" w:fill="FAF5FF"/>
+      </w:pPr>
+      <w:r>
+        <w:rPr>
+          <w:rFonts w:ascii="맑은 고딕" w:hAnsi="맑은 고딕" w:eastAsia="맑은 고딕"/>
+          <w:b/>
+          <w:sz w:val="17"/>
+          <w:u w:val="none"/>
+        </w:rPr>
+        <w:t>&lt;조 건&gt;</w:t>
+      </w:r>
+    </w:p>
+    <w:p>
+      <w:pPr>
+        <w:spacing w:before="0" w:after="0" w:line="288" w:lineRule="auto"/>
+        <w:ind w:left="40"/>
+        <w:snapToGrid w:val="0"/>
+        <w:pBdr>
+          <w:top w:val="single" w:sz="4" w:space="2" w:color="9B6BD0"/>
+          <w:left w:val="single" w:sz="4" w:space="2" w:color="9B6BD0"/>
+          <w:bottom w:val="single" w:sz="4" w:space="2" w:color="9B6BD0"/>
+          <w:right w:val="single" w:sz="4" w:space="2" w:color="9B6BD0"/>
+        </w:pBdr>
+        <w:shd w:val="clear" w:color="auto" w:fill="FAF5FF"/>
+      </w:pPr>
+      <w:r>
+        <w:rPr>
+          <w:rFonts w:ascii="맑은 고딕" w:hAnsi="맑은 고딕" w:eastAsia="맑은 고딕"/>
+          <w:b w:val="0"/>
+          <w:sz w:val="17"/>
+          <w:u w:val="none"/>
+        </w:rPr>
+        <w:t>1. 본문의 단어를 반드시 변형(품사·어형)하여 쓸 것 — 본문 형태 그대로 쓰면 0점</w:t>
+      </w:r>
+    </w:p>
+    <w:p>
+      <w:pPr>
+        <w:spacing w:before="0" w:after="60" w:line="288" w:lineRule="auto"/>
+        <w:ind w:left="40"/>
+        <w:snapToGrid w:val="0"/>
+        <w:pBdr>
+          <w:top w:val="single" w:sz="4" w:space="2" w:color="9B6BD0"/>
+          <w:left w:val="single" w:sz="4" w:space="2" w:color="9B6BD0"/>
+          <w:bottom w:val="single" w:sz="4" w:space="2" w:color="9B6BD0"/>
+          <w:right w:val="single" w:sz="4" w:space="2" w:color="9B6BD0"/>
+        </w:pBdr>
+        <w:shd w:val="clear" w:color="auto" w:fill="FAF5FF"/>
+      </w:pPr>
+      <w:r>
+        <w:rPr>
+          <w:rFonts w:ascii="맑은 고딕" w:hAnsi="맑은 고딕" w:eastAsia="맑은 고딕"/>
+          <w:b w:val="0"/>
+          <w:sz w:val="17"/>
+          <w:u w:val="none"/>
+        </w:rPr>
+        <w:t>2. 답안지에 소문항 번호를 정확하게 기입할 것  예) 1-(1) 1-(2) 1-(3)</w:t>
+      </w:r>
+    </w:p>
+    <w:p>
+      <w:pPr>
+        <w:spacing w:before="0" w:after="40" w:line="360" w:lineRule="auto"/>
+        <w:snapToGrid w:val="0"/>
+      </w:pPr>
+      <w:r>
+        <w:rPr>
+          <w:rFonts w:ascii="맑은 고딕" w:hAnsi="맑은 고딕" w:eastAsia="맑은 고딕"/>
+          <w:b w:val="0"/>
+          <w:sz w:val="17"/>
+          <w:u w:val="none"/>
+        </w:rPr>
+        <w:t>(1) ______________   (2) ______________   (3) ______________</w:t>
+      </w:r>
+    </w:p>
+    <w:p>
+      <w:pPr>
+        <w:keepNext/>
+        <w:spacing w:before="80" w:after="20" w:line="276" w:lineRule="auto"/>
+        <w:snapToGrid w:val="0"/>
+      </w:pPr>
+      <w:r>
+        <w:rPr>
+          <w:rFonts w:ascii="맑은 고딕" w:hAnsi="맑은 고딕" w:eastAsia="맑은 고딕"/>
+          <w:b/>
+          <w:sz w:val="17"/>
+          <w:u w:val="none"/>
+        </w:rPr>
+        <w:t>29-서2.</w:t>
+      </w:r>
+      <w:r>
+        <w:rPr>
+          <w:rFonts w:ascii="맑은 고딕" w:hAnsi="맑은 고딕" w:eastAsia="맑은 고딕"/>
+          <w:b w:val="0"/>
+          <w:sz w:val="17"/>
+          <w:u w:val="none"/>
+        </w:rPr>
+        <w:t xml:space="preserve"> 다음 글의 밑줄 친 문장과 같은 뜻이 되도록 &lt;보기&gt;의 표현을 모두 사용하여 &lt;조건&gt;에 맞게 영작하시오. [3점] [3.0점]</w:t>
       </w:r>
     </w:p>
     <w:p>
@@ -2121,7 +2769,313 @@
           <w:sz w:val="17"/>
           <w:u w:val="none"/>
         </w:rPr>
-        <w:t>B: Not for lack of chances. They hunted gazelles more than any other game for thousands of years.</w:t>
+        <w:t xml:space="preserve">That's true, for example, of gazelles. </w:t>
+      </w:r>
+      <w:r>
+        <w:rPr>
+          <w:rFonts w:ascii="맑은 고딕" w:hAnsi="맑은 고딕" w:eastAsia="맑은 고딕"/>
+          <w:b w:val="0"/>
+          <w:sz w:val="17"/>
+          <w:u w:val="single"/>
+        </w:rPr>
+        <w:t>There is no mammal species that the first settled peoples of that area had more opportunity to domesticate than gazelles.</w:t>
+      </w:r>
+    </w:p>
+    <w:p>
+      <w:pPr>
+        <w:spacing w:before="0" w:after="60" w:line="288" w:lineRule="auto"/>
+        <w:ind w:left="40"/>
+        <w:snapToGrid w:val="0"/>
+        <w:pBdr>
+          <w:top w:val="single" w:sz="4" w:space="2" w:color="9B6BD0"/>
+          <w:left w:val="single" w:sz="4" w:space="2" w:color="9B6BD0"/>
+          <w:bottom w:val="single" w:sz="4" w:space="2" w:color="9B6BD0"/>
+          <w:right w:val="single" w:sz="4" w:space="2" w:color="9B6BD0"/>
+        </w:pBdr>
+        <w:shd w:val="clear" w:color="auto" w:fill="FAF5FF"/>
+      </w:pPr>
+      <w:r>
+        <w:rPr>
+          <w:rFonts w:ascii="맑은 고딕" w:hAnsi="맑은 고딕" w:eastAsia="맑은 고딕"/>
+          <w:b/>
+          <w:sz w:val="17"/>
+          <w:u w:val="none"/>
+        </w:rPr>
+        <w:t>&lt;보 기&gt;</w:t>
+      </w:r>
+      <w:r>
+        <w:rPr>
+          <w:rFonts w:ascii="맑은 고딕" w:hAnsi="맑은 고딕" w:eastAsia="맑은 고딕"/>
+          <w:b w:val="0"/>
+          <w:sz w:val="17"/>
+          <w:u w:val="none"/>
+        </w:rPr>
+        <w:t xml:space="preserve"> gazelles / were / the mammal species / which / the first settled peoples / of that area / had / the most / opportunity / to domesticate</w:t>
+      </w:r>
+    </w:p>
+    <w:p>
+      <w:pPr>
+        <w:spacing w:before="0" w:after="0" w:line="288" w:lineRule="auto"/>
+        <w:ind w:left="40"/>
+        <w:snapToGrid w:val="0"/>
+        <w:pBdr>
+          <w:top w:val="single" w:sz="4" w:space="2" w:color="9B6BD0"/>
+          <w:left w:val="single" w:sz="4" w:space="2" w:color="9B6BD0"/>
+          <w:bottom w:val="single" w:sz="4" w:space="2" w:color="9B6BD0"/>
+          <w:right w:val="single" w:sz="4" w:space="2" w:color="9B6BD0"/>
+        </w:pBdr>
+        <w:shd w:val="clear" w:color="auto" w:fill="FAF5FF"/>
+      </w:pPr>
+      <w:r>
+        <w:rPr>
+          <w:rFonts w:ascii="맑은 고딕" w:hAnsi="맑은 고딕" w:eastAsia="맑은 고딕"/>
+          <w:b/>
+          <w:sz w:val="17"/>
+          <w:u w:val="none"/>
+        </w:rPr>
+        <w:t>&lt;조 건&gt;</w:t>
+      </w:r>
+    </w:p>
+    <w:p>
+      <w:pPr>
+        <w:spacing w:before="0" w:after="0" w:line="288" w:lineRule="auto"/>
+        <w:ind w:left="40"/>
+        <w:snapToGrid w:val="0"/>
+        <w:pBdr>
+          <w:top w:val="single" w:sz="4" w:space="2" w:color="9B6BD0"/>
+          <w:left w:val="single" w:sz="4" w:space="2" w:color="9B6BD0"/>
+          <w:bottom w:val="single" w:sz="4" w:space="2" w:color="9B6BD0"/>
+          <w:right w:val="single" w:sz="4" w:space="2" w:color="9B6BD0"/>
+        </w:pBdr>
+        <w:shd w:val="clear" w:color="auto" w:fill="FAF5FF"/>
+      </w:pPr>
+      <w:r>
+        <w:rPr>
+          <w:rFonts w:ascii="맑은 고딕" w:hAnsi="맑은 고딕" w:eastAsia="맑은 고딕"/>
+          <w:b w:val="0"/>
+          <w:sz w:val="17"/>
+          <w:u w:val="none"/>
+        </w:rPr>
+        <w:t>1. &lt;보기&gt;의 표현을 모두 한 번씩만 사용할 것</w:t>
+      </w:r>
+    </w:p>
+    <w:p>
+      <w:pPr>
+        <w:spacing w:before="0" w:after="0" w:line="288" w:lineRule="auto"/>
+        <w:ind w:left="40"/>
+        <w:snapToGrid w:val="0"/>
+        <w:pBdr>
+          <w:top w:val="single" w:sz="4" w:space="2" w:color="9B6BD0"/>
+          <w:left w:val="single" w:sz="4" w:space="2" w:color="9B6BD0"/>
+          <w:bottom w:val="single" w:sz="4" w:space="2" w:color="9B6BD0"/>
+          <w:right w:val="single" w:sz="4" w:space="2" w:color="9B6BD0"/>
+        </w:pBdr>
+        <w:shd w:val="clear" w:color="auto" w:fill="FAF5FF"/>
+      </w:pPr>
+      <w:r>
+        <w:rPr>
+          <w:rFonts w:ascii="맑은 고딕" w:hAnsi="맑은 고딕" w:eastAsia="맑은 고딕"/>
+          <w:b w:val="0"/>
+          <w:sz w:val="17"/>
+          <w:u w:val="none"/>
+        </w:rPr>
+        <w:t>2. 어형을 바꾸지 말고 다른 단어를 추가하지 말 것</w:t>
+      </w:r>
+    </w:p>
+    <w:p>
+      <w:pPr>
+        <w:spacing w:before="0" w:after="0" w:line="288" w:lineRule="auto"/>
+        <w:ind w:left="40"/>
+        <w:snapToGrid w:val="0"/>
+        <w:pBdr>
+          <w:top w:val="single" w:sz="4" w:space="2" w:color="9B6BD0"/>
+          <w:left w:val="single" w:sz="4" w:space="2" w:color="9B6BD0"/>
+          <w:bottom w:val="single" w:sz="4" w:space="2" w:color="9B6BD0"/>
+          <w:right w:val="single" w:sz="4" w:space="2" w:color="9B6BD0"/>
+        </w:pBdr>
+        <w:shd w:val="clear" w:color="auto" w:fill="FAF5FF"/>
+      </w:pPr>
+      <w:r>
+        <w:rPr>
+          <w:rFonts w:ascii="맑은 고딕" w:hAnsi="맑은 고딕" w:eastAsia="맑은 고딕"/>
+          <w:b w:val="0"/>
+          <w:sz w:val="17"/>
+          <w:u w:val="none"/>
+        </w:rPr>
+        <w:t>3. ‘Gazelles’로 시작하는 최상급 구문으로 쓸 것</w:t>
+      </w:r>
+    </w:p>
+    <w:p>
+      <w:pPr>
+        <w:spacing w:before="0" w:after="0" w:line="288" w:lineRule="auto"/>
+        <w:ind w:left="40"/>
+        <w:snapToGrid w:val="0"/>
+        <w:pBdr>
+          <w:top w:val="single" w:sz="4" w:space="2" w:color="9B6BD0"/>
+          <w:left w:val="single" w:sz="4" w:space="2" w:color="9B6BD0"/>
+          <w:bottom w:val="single" w:sz="4" w:space="2" w:color="9B6BD0"/>
+          <w:right w:val="single" w:sz="4" w:space="2" w:color="9B6BD0"/>
+        </w:pBdr>
+        <w:shd w:val="clear" w:color="auto" w:fill="FAF5FF"/>
+      </w:pPr>
+      <w:r>
+        <w:rPr>
+          <w:rFonts w:ascii="맑은 고딕" w:hAnsi="맑은 고딕" w:eastAsia="맑은 고딕"/>
+          <w:b w:val="0"/>
+          <w:sz w:val="17"/>
+          <w:u w:val="none"/>
+        </w:rPr>
+        <w:t>4. 총 19단어로 쓸 것</w:t>
+      </w:r>
+    </w:p>
+    <w:p>
+      <w:pPr>
+        <w:spacing w:before="0" w:after="60" w:line="288" w:lineRule="auto"/>
+        <w:ind w:left="40"/>
+        <w:snapToGrid w:val="0"/>
+        <w:pBdr>
+          <w:top w:val="single" w:sz="4" w:space="2" w:color="9B6BD0"/>
+          <w:left w:val="single" w:sz="4" w:space="2" w:color="9B6BD0"/>
+          <w:bottom w:val="single" w:sz="4" w:space="2" w:color="9B6BD0"/>
+          <w:right w:val="single" w:sz="4" w:space="2" w:color="9B6BD0"/>
+        </w:pBdr>
+        <w:shd w:val="clear" w:color="auto" w:fill="FAF5FF"/>
+      </w:pPr>
+      <w:r>
+        <w:rPr>
+          <w:rFonts w:ascii="맑은 고딕" w:hAnsi="맑은 고딕" w:eastAsia="맑은 고딕"/>
+          <w:b w:val="0"/>
+          <w:sz w:val="17"/>
+          <w:u w:val="none"/>
+        </w:rPr>
+        <w:t>5. 답안지에 소문항 번호를 정확하게 기입할 것</w:t>
+      </w:r>
+    </w:p>
+    <w:p>
+      <w:pPr>
+        <w:spacing w:before="0" w:after="40" w:line="360" w:lineRule="auto"/>
+        <w:snapToGrid w:val="0"/>
+      </w:pPr>
+      <w:r>
+        <w:rPr>
+          <w:rFonts w:ascii="맑은 고딕" w:hAnsi="맑은 고딕" w:eastAsia="맑은 고딕"/>
+          <w:b w:val="0"/>
+          <w:sz w:val="17"/>
+          <w:u w:val="none"/>
+        </w:rPr>
+        <w:t>⇒ Gazelles ______________________________________________________________ .</w:t>
+      </w:r>
+    </w:p>
+    <w:p>
+      <w:pPr>
+        <w:keepNext/>
+        <w:spacing w:before="80" w:after="40" w:line="276" w:lineRule="auto"/>
+        <w:snapToGrid w:val="0"/>
+        <w:shd w:val="clear" w:color="auto" w:fill="6B21A8"/>
+      </w:pPr>
+      <w:r>
+        <w:rPr>
+          <w:rFonts w:ascii="맑은 고딕" w:hAnsi="맑은 고딕" w:eastAsia="맑은 고딕"/>
+          <w:b/>
+          <w:color w:val="FFFFFF"/>
+          <w:sz w:val="17"/>
+          <w:u w:val="none"/>
+        </w:rPr>
+        <w:t>[지문 구조]  ※ 앞 문항을 모두 푼 뒤에 풀 것</w:t>
+      </w:r>
+    </w:p>
+    <w:p>
+      <w:pPr>
+        <w:keepNext/>
+        <w:spacing w:before="80" w:after="20" w:line="276" w:lineRule="auto"/>
+        <w:snapToGrid w:val="0"/>
+      </w:pPr>
+      <w:r>
+        <w:rPr>
+          <w:rFonts w:ascii="맑은 고딕" w:hAnsi="맑은 고딕" w:eastAsia="맑은 고딕"/>
+          <w:b/>
+          <w:sz w:val="17"/>
+          <w:u w:val="none"/>
+        </w:rPr>
+        <w:t>29-8.</w:t>
+      </w:r>
+      <w:r>
+        <w:rPr>
+          <w:rFonts w:ascii="맑은 고딕" w:hAnsi="맑은 고딕" w:eastAsia="맑은 고딕"/>
+          <w:b w:val="0"/>
+          <w:sz w:val="17"/>
+          <w:u w:val="none"/>
+        </w:rPr>
+        <w:t xml:space="preserve"> 주어진 글 다음에 이어질 글의 순서로 가장 적절한 것은? [2.7점]</w:t>
+      </w:r>
+    </w:p>
+    <w:p>
+      <w:pPr>
+        <w:spacing w:before="0" w:after="60" w:line="288" w:lineRule="auto"/>
+        <w:ind w:left="40"/>
+        <w:snapToGrid w:val="0"/>
+        <w:pBdr>
+          <w:top w:val="single" w:sz="4" w:space="2" w:color="C99B4E"/>
+          <w:left w:val="single" w:sz="4" w:space="2" w:color="C99B4E"/>
+          <w:bottom w:val="single" w:sz="4" w:space="2" w:color="C99B4E"/>
+          <w:right w:val="single" w:sz="4" w:space="2" w:color="C99B4E"/>
+        </w:pBdr>
+        <w:shd w:val="clear" w:color="auto" w:fill="FFF8E1"/>
+      </w:pPr>
+      <w:r>
+        <w:rPr>
+          <w:rFonts w:ascii="맑은 고딕" w:hAnsi="맑은 고딕" w:eastAsia="맑은 고딕"/>
+          <w:b w:val="0"/>
+          <w:sz w:val="17"/>
+          <w:u w:val="none"/>
+        </w:rPr>
+        <w:t>Big mammalian herbivore species react to danger from predators or humans in different ways.</w:t>
+      </w:r>
+    </w:p>
+    <w:p>
+      <w:pPr>
+        <w:spacing w:before="0" w:after="0" w:line="288" w:lineRule="auto"/>
+        <w:ind w:left="40"/>
+        <w:snapToGrid w:val="0"/>
+        <w:pBdr>
+          <w:top w:val="single" w:sz="4" w:space="2" w:color="999999"/>
+          <w:left w:val="single" w:sz="4" w:space="2" w:color="999999"/>
+          <w:bottom w:val="single" w:sz="4" w:space="2" w:color="999999"/>
+          <w:right w:val="single" w:sz="4" w:space="2" w:color="999999"/>
+        </w:pBdr>
+        <w:shd w:val="clear" w:color="auto" w:fill="F6F3EA"/>
+      </w:pPr>
+      <w:r>
+        <w:rPr>
+          <w:rFonts w:ascii="맑은 고딕" w:hAnsi="맑은 고딕" w:eastAsia="맑은 고딕"/>
+          <w:b w:val="0"/>
+          <w:sz w:val="17"/>
+          <w:u w:val="none"/>
+        </w:rPr>
+        <w:t>(A) Naturally, the nervous species are difficult to keep in captivity. If put into an enclosure, they are likely to panic, and either die of shock or hit themselves repeatedly to death against the fence in their attempts to escape.</w:t>
+      </w:r>
+    </w:p>
+    <w:p>
+      <w:pPr>
+        <w:spacing w:before="0" w:after="0" w:line="288" w:lineRule="auto"/>
+        <w:ind w:left="40"/>
+        <w:snapToGrid w:val="0"/>
+        <w:pBdr>
+          <w:top w:val="single" w:sz="4" w:space="2" w:color="999999"/>
+          <w:left w:val="single" w:sz="4" w:space="2" w:color="999999"/>
+          <w:bottom w:val="single" w:sz="4" w:space="2" w:color="999999"/>
+          <w:right w:val="single" w:sz="4" w:space="2" w:color="999999"/>
+        </w:pBdr>
+        <w:shd w:val="clear" w:color="auto" w:fill="F6F3EA"/>
+      </w:pPr>
+      <w:r>
+        <w:rPr>
+          <w:rFonts w:ascii="맑은 고딕" w:hAnsi="맑은 고딕" w:eastAsia="맑은 고딕"/>
+          <w:b w:val="0"/>
+          <w:sz w:val="17"/>
+          <w:u w:val="none"/>
+        </w:rPr>
+        <w:t>(B) Some species are nervous, fast, and programmed for instant flight when they perceive a threat. Other species are slower, less nervous, seek protection in herds, stand their ground when threatened, and don't run until necessary.</w:t>
       </w:r>
     </w:p>
     <w:p>
@@ -2144,21 +3098,14 @@
           <w:sz w:val="17"/>
           <w:u w:val="none"/>
         </w:rPr>
-        <w:t>A: Then what stopped them?</w:t>
+        <w:t>(C) That's true, for example, of gazelles, which for thousands of years were the most frequently hunted game species in some parts of the Fertile Crescent. But no gazelle species has ever been domesticated.</w:t>
       </w:r>
     </w:p>
     <w:p>
       <w:pPr>
-        <w:spacing w:before="0" w:after="60" w:line="288" w:lineRule="auto"/>
-        <w:ind w:left="40"/>
+        <w:spacing w:before="0" w:after="0" w:line="269" w:lineRule="auto"/>
+        <w:ind w:left="180" w:hanging="180"/>
         <w:snapToGrid w:val="0"/>
-        <w:pBdr>
-          <w:top w:val="single" w:sz="4" w:space="2" w:color="999999"/>
-          <w:left w:val="single" w:sz="4" w:space="2" w:color="999999"/>
-          <w:bottom w:val="single" w:sz="4" w:space="2" w:color="999999"/>
-          <w:right w:val="single" w:sz="4" w:space="2" w:color="999999"/>
-        </w:pBdr>
-        <w:shd w:val="clear" w:color="auto" w:fill="F6F3EA"/>
       </w:pPr>
       <w:r>
         <w:rPr>
@@ -2167,21 +3114,14 @@
           <w:sz w:val="17"/>
           <w:u w:val="none"/>
         </w:rPr>
-        <w:t>B: Temperament. A gazelle is the nervous type — it runs the instant it senses danger.</w:t>
+        <w:t>① (A) - (C) - (B)</w:t>
       </w:r>
     </w:p>
     <w:p>
       <w:pPr>
-        <w:spacing w:before="0" w:after="60" w:line="288" w:lineRule="auto"/>
-        <w:ind w:left="40"/>
+        <w:spacing w:before="0" w:after="0" w:line="269" w:lineRule="auto"/>
+        <w:ind w:left="180" w:hanging="180"/>
         <w:snapToGrid w:val="0"/>
-        <w:pBdr>
-          <w:top w:val="single" w:sz="4" w:space="2" w:color="999999"/>
-          <w:left w:val="single" w:sz="4" w:space="2" w:color="999999"/>
-          <w:bottom w:val="single" w:sz="4" w:space="2" w:color="999999"/>
-          <w:right w:val="single" w:sz="4" w:space="2" w:color="999999"/>
-        </w:pBdr>
-        <w:shd w:val="clear" w:color="auto" w:fill="F6F3EA"/>
       </w:pPr>
       <w:r>
         <w:rPr>
@@ -2190,21 +3130,14 @@
           <w:sz w:val="17"/>
           <w:u w:val="none"/>
         </w:rPr>
-        <w:t>A: Couldn't they simply fence it in?</w:t>
+        <w:t>② (B) - (A) - (C)</w:t>
       </w:r>
     </w:p>
     <w:p>
       <w:pPr>
-        <w:spacing w:before="0" w:after="60" w:line="288" w:lineRule="auto"/>
-        <w:ind w:left="40"/>
+        <w:spacing w:before="0" w:after="0" w:line="269" w:lineRule="auto"/>
+        <w:ind w:left="180" w:hanging="180"/>
         <w:snapToGrid w:val="0"/>
-        <w:pBdr>
-          <w:top w:val="single" w:sz="4" w:space="2" w:color="999999"/>
-          <w:left w:val="single" w:sz="4" w:space="2" w:color="999999"/>
-          <w:bottom w:val="single" w:sz="4" w:space="2" w:color="999999"/>
-          <w:right w:val="single" w:sz="4" w:space="2" w:color="999999"/>
-        </w:pBdr>
-        <w:shd w:val="clear" w:color="auto" w:fill="F6F3EA"/>
       </w:pPr>
       <w:r>
         <w:rPr>
@@ -2213,21 +3146,14 @@
           <w:sz w:val="17"/>
           <w:u w:val="none"/>
         </w:rPr>
-        <w:t>B: That's the worst thing to do. Penned in, it panics, and may die of shock or smash itself against the fence.</w:t>
+        <w:t>③ (B) - (C) - (A)</w:t>
       </w:r>
     </w:p>
     <w:p>
       <w:pPr>
-        <w:spacing w:before="0" w:after="60" w:line="288" w:lineRule="auto"/>
-        <w:ind w:left="40"/>
+        <w:spacing w:before="0" w:after="0" w:line="269" w:lineRule="auto"/>
+        <w:ind w:left="180" w:hanging="180"/>
         <w:snapToGrid w:val="0"/>
-        <w:pBdr>
-          <w:top w:val="single" w:sz="4" w:space="2" w:color="999999"/>
-          <w:left w:val="single" w:sz="4" w:space="2" w:color="999999"/>
-          <w:bottom w:val="single" w:sz="4" w:space="2" w:color="999999"/>
-          <w:right w:val="single" w:sz="4" w:space="2" w:color="999999"/>
-        </w:pBdr>
-        <w:shd w:val="clear" w:color="auto" w:fill="F6F3EA"/>
       </w:pPr>
       <w:r>
         <w:rPr>
@@ -2236,21 +3162,14 @@
           <w:sz w:val="17"/>
           <w:u w:val="none"/>
         </w:rPr>
-        <w:t>A: And the calmer species?</w:t>
+        <w:t>④ (C) - (A) - (B)</w:t>
       </w:r>
     </w:p>
     <w:p>
       <w:pPr>
-        <w:spacing w:before="0" w:after="60" w:line="288" w:lineRule="auto"/>
-        <w:ind w:left="40"/>
+        <w:spacing w:before="0" w:after="0" w:line="269" w:lineRule="auto"/>
+        <w:ind w:left="180" w:hanging="180"/>
         <w:snapToGrid w:val="0"/>
-        <w:pBdr>
-          <w:top w:val="single" w:sz="4" w:space="2" w:color="999999"/>
-          <w:left w:val="single" w:sz="4" w:space="2" w:color="999999"/>
-          <w:bottom w:val="single" w:sz="4" w:space="2" w:color="999999"/>
-          <w:right w:val="single" w:sz="4" w:space="2" w:color="999999"/>
-        </w:pBdr>
-        <w:shd w:val="clear" w:color="auto" w:fill="F6F3EA"/>
       </w:pPr>
       <w:r>
         <w:rPr>
@@ -2259,1019 +3178,7 @@
           <w:sz w:val="17"/>
           <w:u w:val="none"/>
         </w:rPr>
-        <w:t>B: Those stay with the herd and hold their ground, so they take to captivity far better. That's the type we ended up with on farms.</w:t>
-      </w:r>
-    </w:p>
-    <w:p>
-      <w:pPr>
-        <w:spacing w:before="0" w:after="40" w:line="360" w:lineRule="auto"/>
-        <w:snapToGrid w:val="0"/>
-      </w:pPr>
-      <w:r>
-        <w:rPr>
-          <w:rFonts w:ascii="맑은 고딕" w:hAnsi="맑은 고딕" w:eastAsia="맑은 고딕"/>
-          <w:b w:val="0"/>
-          <w:sz w:val="17"/>
-          <w:u w:val="none"/>
-        </w:rPr>
-        <w:t>① 가젤 사냥 빈도 — 수천 년간 다른 어떤 사냥감보다 많이 사냥됨</w:t>
-      </w:r>
-    </w:p>
-    <w:p>
-      <w:pPr>
-        <w:spacing w:before="0" w:after="40" w:line="360" w:lineRule="auto"/>
-        <w:snapToGrid w:val="0"/>
-      </w:pPr>
-      <w:r>
-        <w:rPr>
-          <w:rFonts w:ascii="맑은 고딕" w:hAnsi="맑은 고딕" w:eastAsia="맑은 고딕"/>
-          <w:b w:val="0"/>
-          <w:sz w:val="17"/>
-          <w:u w:val="none"/>
-        </w:rPr>
-        <w:t>② 가축화 실패 원인 — 기회 부족이 아니라 기질</w:t>
-      </w:r>
-    </w:p>
-    <w:p>
-      <w:pPr>
-        <w:spacing w:before="0" w:after="40" w:line="360" w:lineRule="auto"/>
-        <w:snapToGrid w:val="0"/>
-      </w:pPr>
-      <w:r>
-        <w:rPr>
-          <w:rFonts w:ascii="맑은 고딕" w:hAnsi="맑은 고딕" w:eastAsia="맑은 고딕"/>
-          <w:b w:val="0"/>
-          <w:sz w:val="17"/>
-          <w:u w:val="none"/>
-        </w:rPr>
-        <w:t>③ 가젤의 기질 — 위험을 감지하는 즉시 달아남</w:t>
-      </w:r>
-    </w:p>
-    <w:p>
-      <w:pPr>
-        <w:spacing w:before="0" w:after="40" w:line="360" w:lineRule="auto"/>
-        <w:snapToGrid w:val="0"/>
-      </w:pPr>
-      <w:r>
-        <w:rPr>
-          <w:rFonts w:ascii="맑은 고딕" w:hAnsi="맑은 고딕" w:eastAsia="맑은 고딕"/>
-          <w:b w:val="0"/>
-          <w:sz w:val="17"/>
-          <w:u w:val="none"/>
-        </w:rPr>
-        <w:t>④ 울타리에 가두는 방법 — 시간이 지나면 가젤이 차분해져 효과적임</w:t>
-      </w:r>
-    </w:p>
-    <w:p>
-      <w:pPr>
-        <w:spacing w:before="0" w:after="40" w:line="360" w:lineRule="auto"/>
-        <w:snapToGrid w:val="0"/>
-      </w:pPr>
-      <w:r>
-        <w:rPr>
-          <w:rFonts w:ascii="맑은 고딕" w:hAnsi="맑은 고딕" w:eastAsia="맑은 고딕"/>
-          <w:b w:val="0"/>
-          <w:sz w:val="17"/>
-          <w:u w:val="none"/>
-        </w:rPr>
-        <w:t>⑤ 차분한 종 — 무리에 머물며 버티므로 감금 적응이 훨씬 나음</w:t>
-      </w:r>
-    </w:p>
-    <w:p>
-      <w:pPr>
-        <w:keepNext/>
-        <w:spacing w:before="80" w:after="20" w:line="276" w:lineRule="auto"/>
-        <w:snapToGrid w:val="0"/>
-      </w:pPr>
-      <w:r>
-        <w:rPr>
-          <w:rFonts w:ascii="맑은 고딕" w:hAnsi="맑은 고딕" w:eastAsia="맑은 고딕"/>
-          <w:b/>
-          <w:sz w:val="17"/>
-          <w:u w:val="none"/>
-        </w:rPr>
-        <w:t>29-추1.</w:t>
-      </w:r>
-      <w:r>
-        <w:rPr>
-          <w:rFonts w:ascii="맑은 고딕" w:hAnsi="맑은 고딕" w:eastAsia="맑은 고딕"/>
-          <w:b w:val="0"/>
-          <w:sz w:val="17"/>
-          <w:u w:val="none"/>
-        </w:rPr>
-        <w:t xml:space="preserve"> 윗글의 요약문을 완성하시오. &lt;보기&gt;에서 알맞은 단어를 골라 </w:t>
-      </w:r>
-      <w:r>
-        <w:rPr>
-          <w:rFonts w:ascii="맑은 고딕" w:hAnsi="맑은 고딕" w:eastAsia="맑은 고딕"/>
-          <w:b/>
-          <w:sz w:val="17"/>
-          <w:u w:val="none"/>
-        </w:rPr>
-        <w:t>필요시 어형을 바꾸어</w:t>
-      </w:r>
-      <w:r>
-        <w:rPr>
-          <w:rFonts w:ascii="맑은 고딕" w:hAnsi="맑은 고딕" w:eastAsia="맑은 고딕"/>
-          <w:b w:val="0"/>
-          <w:sz w:val="17"/>
-          <w:u w:val="none"/>
-        </w:rPr>
-        <w:t xml:space="preserve"> 쓸 것. (각 한 단어 · 중복 사용 불가) [4.0점]</w:t>
-      </w:r>
-    </w:p>
-    <w:p>
-      <w:pPr>
-        <w:spacing w:before="0" w:after="0" w:line="336" w:lineRule="auto"/>
-        <w:ind w:left="40"/>
-        <w:snapToGrid w:val="0"/>
-        <w:pBdr>
-          <w:top w:val="single" w:sz="4" w:space="2" w:color="555555"/>
-          <w:left w:val="single" w:sz="4" w:space="2" w:color="555555"/>
-          <w:bottom w:val="single" w:sz="4" w:space="2" w:color="555555"/>
-          <w:right w:val="single" w:sz="4" w:space="2" w:color="555555"/>
-        </w:pBdr>
-        <w:shd w:val="clear" w:color="auto" w:fill="FFFFFF"/>
-      </w:pPr>
-      <w:r>
-        <w:rPr>
-          <w:rFonts w:ascii="맑은 고딕" w:hAnsi="맑은 고딕" w:eastAsia="맑은 고딕"/>
-          <w:b/>
-          <w:sz w:val="17"/>
-          <w:u w:val="none"/>
-        </w:rPr>
-        <w:t>조건 · 보기</w:t>
-      </w:r>
-    </w:p>
-    <w:p>
-      <w:pPr>
-        <w:spacing w:before="0" w:after="60" w:line="336" w:lineRule="auto"/>
-        <w:ind w:left="40"/>
-        <w:snapToGrid w:val="0"/>
-        <w:pBdr>
-          <w:top w:val="single" w:sz="4" w:space="2" w:color="555555"/>
-          <w:left w:val="single" w:sz="4" w:space="2" w:color="555555"/>
-          <w:bottom w:val="single" w:sz="4" w:space="2" w:color="555555"/>
-          <w:right w:val="single" w:sz="4" w:space="2" w:color="555555"/>
-        </w:pBdr>
-        <w:shd w:val="clear" w:color="auto" w:fill="FFFFFF"/>
-      </w:pPr>
-      <w:r>
-        <w:rPr>
-          <w:rFonts w:ascii="맑은 고딕" w:hAnsi="맑은 고딕" w:eastAsia="맑은 고딕"/>
-          <w:b w:val="0"/>
-          <w:sz w:val="17"/>
-          <w:u w:val="none"/>
-        </w:rPr>
-        <w:t>Once (A)__________ into an enclosure, nervous species tend to panic. Early settlers had every chance to (B)__________ gazelles, yet none succeeded, since a gazelle can (C)__________ nearly 30 feet and (D)__________ at 50 miles per hour.</w:t>
-      </w:r>
-    </w:p>
-    <w:p>
-      <w:pPr>
-        <w:spacing w:before="0" w:after="0" w:line="336" w:lineRule="auto"/>
-        <w:ind w:left="40"/>
-        <w:snapToGrid w:val="0"/>
-        <w:pBdr>
-          <w:top w:val="single" w:sz="4" w:space="2" w:color="555555"/>
-          <w:left w:val="single" w:sz="4" w:space="2" w:color="555555"/>
-          <w:bottom w:val="single" w:sz="4" w:space="2" w:color="555555"/>
-          <w:right w:val="single" w:sz="4" w:space="2" w:color="555555"/>
-        </w:pBdr>
-        <w:shd w:val="clear" w:color="auto" w:fill="FFFFFF"/>
-      </w:pPr>
-      <w:r>
-        <w:rPr>
-          <w:rFonts w:ascii="맑은 고딕" w:hAnsi="맑은 고딕" w:eastAsia="맑은 고딕"/>
-          <w:b/>
-          <w:sz w:val="17"/>
-          <w:u w:val="none"/>
-        </w:rPr>
-        <w:t>조건 · 보기</w:t>
-      </w:r>
-    </w:p>
-    <w:p>
-      <w:pPr>
-        <w:spacing w:before="0" w:after="60" w:line="336" w:lineRule="auto"/>
-        <w:ind w:left="40"/>
-        <w:snapToGrid w:val="0"/>
-        <w:pBdr>
-          <w:top w:val="single" w:sz="4" w:space="2" w:color="555555"/>
-          <w:left w:val="single" w:sz="4" w:space="2" w:color="555555"/>
-          <w:bottom w:val="single" w:sz="4" w:space="2" w:color="555555"/>
-          <w:right w:val="single" w:sz="4" w:space="2" w:color="555555"/>
-        </w:pBdr>
-        <w:shd w:val="clear" w:color="auto" w:fill="FFFFFF"/>
-      </w:pPr>
-      <w:r>
-        <w:rPr>
-          <w:rFonts w:ascii="맑은 고딕" w:hAnsi="맑은 고딕" w:eastAsia="맑은 고딕"/>
-          <w:b w:val="0"/>
-          <w:sz w:val="17"/>
-          <w:u w:val="none"/>
-        </w:rPr>
-        <w:t>&lt;보기&gt; put / domesticate / leap / run / escape / hunt / react / perceive</w:t>
-      </w:r>
-    </w:p>
-    <w:p>
-      <w:pPr>
-        <w:spacing w:before="0" w:after="40" w:line="360" w:lineRule="auto"/>
-        <w:snapToGrid w:val="0"/>
-      </w:pPr>
-      <w:r>
-        <w:rPr>
-          <w:rFonts w:ascii="맑은 고딕" w:hAnsi="맑은 고딕" w:eastAsia="맑은 고딕"/>
-          <w:b w:val="0"/>
-          <w:sz w:val="17"/>
-          <w:u w:val="none"/>
-        </w:rPr>
-        <w:t>(A) ________  (B) ________  (C) ________  (D) ________</w:t>
-      </w:r>
-    </w:p>
-    <w:p>
-      <w:pPr>
-        <w:keepNext/>
-        <w:spacing w:before="80" w:after="20" w:line="276" w:lineRule="auto"/>
-        <w:snapToGrid w:val="0"/>
-      </w:pPr>
-      <w:r>
-        <w:rPr>
-          <w:rFonts w:ascii="맑은 고딕" w:hAnsi="맑은 고딕" w:eastAsia="맑은 고딕"/>
-          <w:b/>
-          <w:sz w:val="17"/>
-          <w:u w:val="none"/>
-        </w:rPr>
-        <w:t>29-추2.</w:t>
-      </w:r>
-      <w:r>
-        <w:rPr>
-          <w:rFonts w:ascii="맑은 고딕" w:hAnsi="맑은 고딕" w:eastAsia="맑은 고딕"/>
-          <w:b w:val="0"/>
-          <w:sz w:val="17"/>
-          <w:u w:val="none"/>
-        </w:rPr>
-        <w:t xml:space="preserve"> 우리말 뜻에 맞게 빈칸에 알맞은 </w:t>
-      </w:r>
-      <w:r>
-        <w:rPr>
-          <w:rFonts w:ascii="맑은 고딕" w:hAnsi="맑은 고딕" w:eastAsia="맑은 고딕"/>
-          <w:b/>
-          <w:sz w:val="17"/>
-          <w:u w:val="none"/>
-        </w:rPr>
-        <w:t>한 단어</w:t>
-      </w:r>
-      <w:r>
-        <w:rPr>
-          <w:rFonts w:ascii="맑은 고딕" w:hAnsi="맑은 고딕" w:eastAsia="맑은 고딕"/>
-          <w:b w:val="0"/>
-          <w:sz w:val="17"/>
-          <w:u w:val="none"/>
-        </w:rPr>
-        <w:t>를 쓰시오. (주어진 철자로 시작할 것) [4.0점]</w:t>
-      </w:r>
-    </w:p>
-    <w:p>
-      <w:pPr>
-        <w:spacing w:before="0" w:after="40" w:line="360" w:lineRule="auto"/>
-        <w:snapToGrid w:val="0"/>
-      </w:pPr>
-      <w:r>
-        <w:rPr>
-          <w:rFonts w:ascii="맑은 고딕" w:hAnsi="맑은 고딕" w:eastAsia="맑은 고딕"/>
-          <w:b w:val="0"/>
-          <w:sz w:val="17"/>
-          <w:u w:val="none"/>
-        </w:rPr>
-        <w:t>(1) 위험에 반응하다 →  r__________ to danger</w:t>
-      </w:r>
-    </w:p>
-    <w:p>
-      <w:pPr>
-        <w:spacing w:before="0" w:after="40" w:line="360" w:lineRule="auto"/>
-        <w:snapToGrid w:val="0"/>
-      </w:pPr>
-      <w:r>
-        <w:rPr>
-          <w:rFonts w:ascii="맑은 고딕" w:hAnsi="맑은 고딕" w:eastAsia="맑은 고딕"/>
-          <w:b w:val="0"/>
-          <w:sz w:val="17"/>
-          <w:u w:val="none"/>
-        </w:rPr>
-        <w:t>(2) A를 우리에 넣다 →  put A into an e__________</w:t>
-      </w:r>
-    </w:p>
-    <w:p>
-      <w:pPr>
-        <w:spacing w:before="0" w:after="40" w:line="360" w:lineRule="auto"/>
-        <w:snapToGrid w:val="0"/>
-      </w:pPr>
-      <w:r>
-        <w:rPr>
-          <w:rFonts w:ascii="맑은 고딕" w:hAnsi="맑은 고딕" w:eastAsia="맑은 고딕"/>
-          <w:b w:val="0"/>
-          <w:sz w:val="17"/>
-          <w:u w:val="none"/>
-        </w:rPr>
-        <w:t>(3) 거의 30피트까지 뛰어오르다 →  l______ up to nearly 30 feet</w:t>
-      </w:r>
-    </w:p>
-    <w:p>
-      <w:pPr>
-        <w:spacing w:before="0" w:after="40" w:line="360" w:lineRule="auto"/>
-        <w:snapToGrid w:val="0"/>
-      </w:pPr>
-      <w:r>
-        <w:rPr>
-          <w:rFonts w:ascii="맑은 고딕" w:hAnsi="맑은 고딕" w:eastAsia="맑은 고딕"/>
-          <w:b w:val="0"/>
-          <w:sz w:val="17"/>
-          <w:u w:val="none"/>
-        </w:rPr>
-        <w:t>(4) 가장 자주 사냥된 사냥감 종 →  the most frequently h__________ game species</w:t>
-      </w:r>
-    </w:p>
-    <w:p>
-      <w:pPr>
-        <w:spacing w:before="0" w:after="40" w:line="360" w:lineRule="auto"/>
-        <w:snapToGrid w:val="0"/>
-      </w:pPr>
-      <w:r>
-        <w:rPr>
-          <w:rFonts w:ascii="맑은 고딕" w:hAnsi="맑은 고딕" w:eastAsia="맑은 고딕"/>
-          <w:b w:val="0"/>
-          <w:sz w:val="17"/>
-          <w:u w:val="none"/>
-        </w:rPr>
-        <w:t>(1) ________  (2) ________  (3) ________  (4) ________</w:t>
-      </w:r>
-    </w:p>
-    <w:p>
-      <w:pPr>
-        <w:keepNext/>
-        <w:spacing w:before="80" w:after="20" w:line="276" w:lineRule="auto"/>
-        <w:snapToGrid w:val="0"/>
-      </w:pPr>
-      <w:r>
-        <w:rPr>
-          <w:rFonts w:ascii="맑은 고딕" w:hAnsi="맑은 고딕" w:eastAsia="맑은 고딕"/>
-          <w:b/>
-          <w:sz w:val="17"/>
-          <w:u w:val="none"/>
-        </w:rPr>
-        <w:t>29-추3.</w:t>
-      </w:r>
-      <w:r>
-        <w:rPr>
-          <w:rFonts w:ascii="맑은 고딕" w:hAnsi="맑은 고딕" w:eastAsia="맑은 고딕"/>
-          <w:b w:val="0"/>
-          <w:sz w:val="17"/>
-          <w:u w:val="none"/>
-        </w:rPr>
-        <w:t xml:space="preserve"> 우리말과 같은 뜻이 되도록 &lt;조건&gt;에 맞게 영작하시오. [4.0점]</w:t>
-      </w:r>
-    </w:p>
-    <w:p>
-      <w:pPr>
-        <w:spacing w:before="0" w:after="0" w:line="336" w:lineRule="auto"/>
-        <w:ind w:left="40"/>
-        <w:snapToGrid w:val="0"/>
-        <w:pBdr>
-          <w:top w:val="single" w:sz="4" w:space="2" w:color="555555"/>
-          <w:left w:val="single" w:sz="4" w:space="2" w:color="555555"/>
-          <w:bottom w:val="single" w:sz="4" w:space="2" w:color="555555"/>
-          <w:right w:val="single" w:sz="4" w:space="2" w:color="555555"/>
-        </w:pBdr>
-        <w:shd w:val="clear" w:color="auto" w:fill="FFFFFF"/>
-      </w:pPr>
-      <w:r>
-        <w:rPr>
-          <w:rFonts w:ascii="맑은 고딕" w:hAnsi="맑은 고딕" w:eastAsia="맑은 고딕"/>
-          <w:b/>
-          <w:sz w:val="17"/>
-          <w:u w:val="none"/>
-        </w:rPr>
-        <w:t>조건 · 보기</w:t>
-      </w:r>
-    </w:p>
-    <w:p>
-      <w:pPr>
-        <w:spacing w:before="0" w:after="60" w:line="336" w:lineRule="auto"/>
-        <w:ind w:left="40"/>
-        <w:snapToGrid w:val="0"/>
-        <w:pBdr>
-          <w:top w:val="single" w:sz="4" w:space="2" w:color="555555"/>
-          <w:left w:val="single" w:sz="4" w:space="2" w:color="555555"/>
-          <w:bottom w:val="single" w:sz="4" w:space="2" w:color="555555"/>
-          <w:right w:val="single" w:sz="4" w:space="2" w:color="555555"/>
-        </w:pBdr>
-        <w:shd w:val="clear" w:color="auto" w:fill="FFFFFF"/>
-      </w:pPr>
-      <w:r>
-        <w:rPr>
-          <w:rFonts w:ascii="맑은 고딕" w:hAnsi="맑은 고딕" w:eastAsia="맑은 고딕"/>
-          <w:b/>
-          <w:sz w:val="17"/>
-          <w:u w:val="none"/>
-        </w:rPr>
-        <w:t>우리말: 만약 우리 안에 넣어지면, 그것들은 패닉에 빠져 충격으로 죽거나 도망치려는 시도 속에서 울타리에 몸을 반복적으로 부딪쳐 죽을 가능성이 있다.</w:t>
-      </w:r>
-    </w:p>
-    <w:p>
-      <w:pPr>
-        <w:spacing w:before="0" w:after="0" w:line="336" w:lineRule="auto"/>
-        <w:ind w:left="40"/>
-        <w:snapToGrid w:val="0"/>
-        <w:pBdr>
-          <w:top w:val="single" w:sz="4" w:space="2" w:color="555555"/>
-          <w:left w:val="single" w:sz="4" w:space="2" w:color="555555"/>
-          <w:bottom w:val="single" w:sz="4" w:space="2" w:color="555555"/>
-          <w:right w:val="single" w:sz="4" w:space="2" w:color="555555"/>
-        </w:pBdr>
-        <w:shd w:val="clear" w:color="auto" w:fill="FFFFFF"/>
-      </w:pPr>
-      <w:r>
-        <w:rPr>
-          <w:rFonts w:ascii="맑은 고딕" w:hAnsi="맑은 고딕" w:eastAsia="맑은 고딕"/>
-          <w:b/>
-          <w:sz w:val="17"/>
-          <w:u w:val="none"/>
-        </w:rPr>
-        <w:t>조건 · 보기</w:t>
-      </w:r>
-    </w:p>
-    <w:p>
-      <w:pPr>
-        <w:spacing w:before="0" w:after="0" w:line="336" w:lineRule="auto"/>
-        <w:ind w:left="40"/>
-        <w:snapToGrid w:val="0"/>
-        <w:pBdr>
-          <w:top w:val="single" w:sz="4" w:space="2" w:color="555555"/>
-          <w:left w:val="single" w:sz="4" w:space="2" w:color="555555"/>
-          <w:bottom w:val="single" w:sz="4" w:space="2" w:color="555555"/>
-          <w:right w:val="single" w:sz="4" w:space="2" w:color="555555"/>
-        </w:pBdr>
-        <w:shd w:val="clear" w:color="auto" w:fill="FFFFFF"/>
-      </w:pPr>
-      <w:r>
-        <w:rPr>
-          <w:rFonts w:ascii="맑은 고딕" w:hAnsi="맑은 고딕" w:eastAsia="맑은 고딕"/>
-          <w:b w:val="0"/>
-          <w:sz w:val="17"/>
-          <w:u w:val="none"/>
-        </w:rPr>
-        <w:t>&lt;보기&gt;</w:t>
-      </w:r>
-    </w:p>
-    <w:p>
-      <w:pPr>
-        <w:spacing w:before="0" w:after="60" w:line="336" w:lineRule="auto"/>
-        <w:ind w:left="40"/>
-        <w:snapToGrid w:val="0"/>
-        <w:pBdr>
-          <w:top w:val="single" w:sz="4" w:space="2" w:color="555555"/>
-          <w:left w:val="single" w:sz="4" w:space="2" w:color="555555"/>
-          <w:bottom w:val="single" w:sz="4" w:space="2" w:color="555555"/>
-          <w:right w:val="single" w:sz="4" w:space="2" w:color="555555"/>
-        </w:pBdr>
-        <w:shd w:val="clear" w:color="auto" w:fill="FFFFFF"/>
-      </w:pPr>
-      <w:r>
-        <w:rPr>
-          <w:rFonts w:ascii="맑은 고딕" w:hAnsi="맑은 고딕" w:eastAsia="맑은 고딕"/>
-          <w:b w:val="0"/>
-          <w:sz w:val="17"/>
-          <w:u w:val="none"/>
-        </w:rPr>
-        <w:t>if / put / into an enclosure / they / be likely to / panic / and / either / die of shock / or / hit / themselves / repeatedly / to death / against the fence / in their attempts / to escape</w:t>
-      </w:r>
-    </w:p>
-    <w:p>
-      <w:pPr>
-        <w:spacing w:before="0" w:after="0" w:line="336" w:lineRule="auto"/>
-        <w:ind w:left="40"/>
-        <w:snapToGrid w:val="0"/>
-        <w:pBdr>
-          <w:top w:val="single" w:sz="4" w:space="2" w:color="555555"/>
-          <w:left w:val="single" w:sz="4" w:space="2" w:color="555555"/>
-          <w:bottom w:val="single" w:sz="4" w:space="2" w:color="555555"/>
-          <w:right w:val="single" w:sz="4" w:space="2" w:color="555555"/>
-        </w:pBdr>
-        <w:shd w:val="clear" w:color="auto" w:fill="FFFFFF"/>
-      </w:pPr>
-      <w:r>
-        <w:rPr>
-          <w:rFonts w:ascii="맑은 고딕" w:hAnsi="맑은 고딕" w:eastAsia="맑은 고딕"/>
-          <w:b/>
-          <w:sz w:val="17"/>
-          <w:u w:val="none"/>
-        </w:rPr>
-        <w:t>조건 · 보기</w:t>
-      </w:r>
-    </w:p>
-    <w:p>
-      <w:pPr>
-        <w:spacing w:before="0" w:after="0" w:line="336" w:lineRule="auto"/>
-        <w:ind w:left="40"/>
-        <w:snapToGrid w:val="0"/>
-        <w:pBdr>
-          <w:top w:val="single" w:sz="4" w:space="2" w:color="555555"/>
-          <w:left w:val="single" w:sz="4" w:space="2" w:color="555555"/>
-          <w:bottom w:val="single" w:sz="4" w:space="2" w:color="555555"/>
-          <w:right w:val="single" w:sz="4" w:space="2" w:color="555555"/>
-        </w:pBdr>
-        <w:shd w:val="clear" w:color="auto" w:fill="FFFFFF"/>
-      </w:pPr>
-      <w:r>
-        <w:rPr>
-          <w:rFonts w:ascii="맑은 고딕" w:hAnsi="맑은 고딕" w:eastAsia="맑은 고딕"/>
-          <w:b w:val="0"/>
-          <w:sz w:val="17"/>
-          <w:u w:val="none"/>
-        </w:rPr>
-        <w:t>&lt;조건&gt;</w:t>
-      </w:r>
-    </w:p>
-    <w:p>
-      <w:pPr>
-        <w:spacing w:before="0" w:after="0" w:line="336" w:lineRule="auto"/>
-        <w:ind w:left="40"/>
-        <w:snapToGrid w:val="0"/>
-        <w:pBdr>
-          <w:top w:val="single" w:sz="4" w:space="2" w:color="555555"/>
-          <w:left w:val="single" w:sz="4" w:space="2" w:color="555555"/>
-          <w:bottom w:val="single" w:sz="4" w:space="2" w:color="555555"/>
-          <w:right w:val="single" w:sz="4" w:space="2" w:color="555555"/>
-        </w:pBdr>
-        <w:shd w:val="clear" w:color="auto" w:fill="FFFFFF"/>
-      </w:pPr>
-      <w:r>
-        <w:rPr>
-          <w:rFonts w:ascii="맑은 고딕" w:hAnsi="맑은 고딕" w:eastAsia="맑은 고딕"/>
-          <w:b w:val="0"/>
-          <w:sz w:val="17"/>
-          <w:u w:val="none"/>
-        </w:rPr>
-        <w:t>1. If로 시작하되 '주어 + be동사'가 생략된 분사구문 형태로 쓸 것</w:t>
-      </w:r>
-    </w:p>
-    <w:p>
-      <w:pPr>
-        <w:spacing w:before="0" w:after="0" w:line="336" w:lineRule="auto"/>
-        <w:ind w:left="40"/>
-        <w:snapToGrid w:val="0"/>
-        <w:pBdr>
-          <w:top w:val="single" w:sz="4" w:space="2" w:color="555555"/>
-          <w:left w:val="single" w:sz="4" w:space="2" w:color="555555"/>
-          <w:bottom w:val="single" w:sz="4" w:space="2" w:color="555555"/>
-          <w:right w:val="single" w:sz="4" w:space="2" w:color="555555"/>
-        </w:pBdr>
-        <w:shd w:val="clear" w:color="auto" w:fill="FFFFFF"/>
-      </w:pPr>
-      <w:r>
-        <w:rPr>
-          <w:rFonts w:ascii="맑은 고딕" w:hAnsi="맑은 고딕" w:eastAsia="맑은 고딕"/>
-          <w:b w:val="0"/>
-          <w:sz w:val="17"/>
-          <w:u w:val="none"/>
-        </w:rPr>
-        <w:t>2. be likely to 와 either A or B 구문을 사용할 것</w:t>
-      </w:r>
-    </w:p>
-    <w:p>
-      <w:pPr>
-        <w:spacing w:before="0" w:after="60" w:line="336" w:lineRule="auto"/>
-        <w:ind w:left="40"/>
-        <w:snapToGrid w:val="0"/>
-        <w:pBdr>
-          <w:top w:val="single" w:sz="4" w:space="2" w:color="555555"/>
-          <w:left w:val="single" w:sz="4" w:space="2" w:color="555555"/>
-          <w:bottom w:val="single" w:sz="4" w:space="2" w:color="555555"/>
-          <w:right w:val="single" w:sz="4" w:space="2" w:color="555555"/>
-        </w:pBdr>
-        <w:shd w:val="clear" w:color="auto" w:fill="FFFFFF"/>
-      </w:pPr>
-      <w:r>
-        <w:rPr>
-          <w:rFonts w:ascii="맑은 고딕" w:hAnsi="맑은 고딕" w:eastAsia="맑은 고딕"/>
-          <w:b w:val="0"/>
-          <w:sz w:val="17"/>
-          <w:u w:val="none"/>
-        </w:rPr>
-        <w:t>3. &lt;보기&gt;의 어구를 모두 사용하되, 어형 변형이 필요한 것은 알맞게 바꿀 것</w:t>
-      </w:r>
-    </w:p>
-    <w:p>
-      <w:pPr>
-        <w:spacing w:before="0" w:after="40" w:line="360" w:lineRule="auto"/>
-        <w:snapToGrid w:val="0"/>
-      </w:pPr>
-      <w:r>
-        <w:rPr>
-          <w:rFonts w:ascii="맑은 고딕" w:hAnsi="맑은 고딕" w:eastAsia="맑은 고딕"/>
-          <w:b w:val="0"/>
-          <w:sz w:val="17"/>
-          <w:u w:val="none"/>
-        </w:rPr>
-        <w:t>→ ______________________________________________________________</w:t>
-      </w:r>
-    </w:p>
-    <w:p>
-      <w:pPr>
-        <w:spacing w:before="0" w:after="40" w:line="360" w:lineRule="auto"/>
-        <w:snapToGrid w:val="0"/>
-      </w:pPr>
-      <w:r>
-        <w:rPr>
-          <w:rFonts w:ascii="맑은 고딕" w:hAnsi="맑은 고딕" w:eastAsia="맑은 고딕"/>
-          <w:b w:val="0"/>
-          <w:sz w:val="17"/>
-          <w:u w:val="none"/>
-        </w:rPr>
-        <w:t>______________________________________________________________</w:t>
-      </w:r>
-    </w:p>
-    <w:p>
-      <w:pPr>
-        <w:keepNext/>
-        <w:spacing w:before="80" w:after="40" w:line="276" w:lineRule="auto"/>
-        <w:snapToGrid w:val="0"/>
-        <w:shd w:val="clear" w:color="auto" w:fill="8A3A12"/>
-      </w:pPr>
-      <w:r>
-        <w:rPr>
-          <w:rFonts w:ascii="맑은 고딕" w:hAnsi="맑은 고딕" w:eastAsia="맑은 고딕"/>
-          <w:b/>
-          <w:color w:val="FFFFFF"/>
-          <w:sz w:val="17"/>
-          <w:u w:val="none"/>
-        </w:rPr>
-        <w:t>서답형  29-서1 ~ 29-서1</w:t>
-      </w:r>
-    </w:p>
-    <w:p>
-      <w:pPr>
-        <w:keepNext/>
-        <w:spacing w:before="80" w:after="20" w:line="276" w:lineRule="auto"/>
-        <w:snapToGrid w:val="0"/>
-      </w:pPr>
-      <w:r>
-        <w:rPr>
-          <w:rFonts w:ascii="맑은 고딕" w:hAnsi="맑은 고딕" w:eastAsia="맑은 고딕"/>
-          <w:b/>
-          <w:sz w:val="17"/>
-          <w:u w:val="none"/>
-        </w:rPr>
-        <w:t>29-서1.</w:t>
-      </w:r>
-      <w:r>
-        <w:rPr>
-          <w:rFonts w:ascii="맑은 고딕" w:hAnsi="맑은 고딕" w:eastAsia="맑은 고딕"/>
-          <w:b w:val="0"/>
-          <w:sz w:val="17"/>
-          <w:u w:val="none"/>
-        </w:rPr>
-        <w:t xml:space="preserve"> 다음 글의 밑줄 친 ⓐ~ⓕ 중 어법상 </w:t>
-      </w:r>
-      <w:r>
-        <w:rPr>
-          <w:rFonts w:ascii="맑은 고딕" w:hAnsi="맑은 고딕" w:eastAsia="맑은 고딕"/>
-          <w:b/>
-          <w:sz w:val="17"/>
-          <w:u w:val="none"/>
-        </w:rPr>
-        <w:t>틀린 것 2개</w:t>
-      </w:r>
-      <w:r>
-        <w:rPr>
-          <w:rFonts w:ascii="맑은 고딕" w:hAnsi="맑은 고딕" w:eastAsia="맑은 고딕"/>
-          <w:b w:val="0"/>
-          <w:sz w:val="17"/>
-          <w:u w:val="none"/>
-        </w:rPr>
-        <w:t xml:space="preserve">를 찾아, 각각 </w:t>
-      </w:r>
-      <w:r>
-        <w:rPr>
-          <w:rFonts w:ascii="맑은 고딕" w:hAnsi="맑은 고딕" w:eastAsia="맑은 고딕"/>
-          <w:b/>
-          <w:sz w:val="17"/>
-          <w:u w:val="none"/>
-        </w:rPr>
-        <w:t>한 단어</w:t>
-      </w:r>
-      <w:r>
-        <w:rPr>
-          <w:rFonts w:ascii="맑은 고딕" w:hAnsi="맑은 고딕" w:eastAsia="맑은 고딕"/>
-          <w:b w:val="0"/>
-          <w:sz w:val="17"/>
-          <w:u w:val="none"/>
-        </w:rPr>
-        <w:t>로 고쳐 쓰시오. [4.0점]</w:t>
-      </w:r>
-    </w:p>
-    <w:p>
-      <w:pPr>
-        <w:spacing w:before="0" w:after="60" w:line="288" w:lineRule="auto"/>
-        <w:ind w:left="40"/>
-        <w:snapToGrid w:val="0"/>
-        <w:pBdr>
-          <w:top w:val="single" w:sz="4" w:space="2" w:color="999999"/>
-          <w:left w:val="single" w:sz="4" w:space="2" w:color="999999"/>
-          <w:bottom w:val="single" w:sz="4" w:space="2" w:color="999999"/>
-          <w:right w:val="single" w:sz="4" w:space="2" w:color="999999"/>
-        </w:pBdr>
-        <w:shd w:val="clear" w:color="auto" w:fill="F6F3EA"/>
-      </w:pPr>
-      <w:r>
-        <w:rPr>
-          <w:rFonts w:ascii="맑은 고딕" w:hAnsi="맑은 고딕" w:eastAsia="맑은 고딕"/>
-          <w:b w:val="0"/>
-          <w:sz w:val="17"/>
-          <w:u w:val="none"/>
-        </w:rPr>
-        <w:t>There ⓐis no mammal species ⓑthat the first settled peoples of that area had more opportunity ⓒto domesticate than gazelles. But no gazelle species has ever been ⓓdomesticating. Just imagine ⓔto try to herd an animal that runs away, blindly hits ⓕitself against walls, can leap up to nearly 30 feet, and can run at a speed of 50 miles per hour!</w:t>
-      </w:r>
-    </w:p>
-    <w:p>
-      <w:pPr>
-        <w:spacing w:before="0" w:after="40" w:line="360" w:lineRule="auto"/>
-        <w:snapToGrid w:val="0"/>
-      </w:pPr>
-      <w:r>
-        <w:rPr>
-          <w:rFonts w:ascii="맑은 고딕" w:hAnsi="맑은 고딕" w:eastAsia="맑은 고딕"/>
-          <w:b w:val="0"/>
-          <w:sz w:val="17"/>
-          <w:u w:val="none"/>
-        </w:rPr>
-        <w:t>(1) 기호 ______  →  ______________</w:t>
-      </w:r>
-    </w:p>
-    <w:p>
-      <w:pPr>
-        <w:spacing w:before="0" w:after="40" w:line="360" w:lineRule="auto"/>
-        <w:snapToGrid w:val="0"/>
-      </w:pPr>
-      <w:r>
-        <w:rPr>
-          <w:rFonts w:ascii="맑은 고딕" w:hAnsi="맑은 고딕" w:eastAsia="맑은 고딕"/>
-          <w:b w:val="0"/>
-          <w:sz w:val="17"/>
-          <w:u w:val="none"/>
-        </w:rPr>
-        <w:t>(2) 기호 ______  →  ______________</w:t>
-      </w:r>
-    </w:p>
-    <w:p>
-      <w:pPr>
-        <w:keepNext/>
-        <w:spacing w:before="80" w:after="40" w:line="276" w:lineRule="auto"/>
-        <w:snapToGrid w:val="0"/>
-        <w:shd w:val="clear" w:color="auto" w:fill="6B21A8"/>
-      </w:pPr>
-      <w:r>
-        <w:rPr>
-          <w:rFonts w:ascii="맑은 고딕" w:hAnsi="맑은 고딕" w:eastAsia="맑은 고딕"/>
-          <w:b/>
-          <w:color w:val="FFFFFF"/>
-          <w:sz w:val="17"/>
-          <w:u w:val="none"/>
-        </w:rPr>
-        <w:t>[지문 구조]  ※ 앞 문항을 모두 푼 뒤에 풀 것</w:t>
-      </w:r>
-    </w:p>
-    <w:p>
-      <w:pPr>
-        <w:keepNext/>
-        <w:spacing w:before="80" w:after="20" w:line="276" w:lineRule="auto"/>
-        <w:snapToGrid w:val="0"/>
-      </w:pPr>
-      <w:r>
-        <w:rPr>
-          <w:rFonts w:ascii="맑은 고딕" w:hAnsi="맑은 고딕" w:eastAsia="맑은 고딕"/>
-          <w:b/>
-          <w:sz w:val="17"/>
-          <w:u w:val="none"/>
-        </w:rPr>
-        <w:t>29-위치1.</w:t>
-      </w:r>
-      <w:r>
-        <w:rPr>
-          <w:rFonts w:ascii="맑은 고딕" w:hAnsi="맑은 고딕" w:eastAsia="맑은 고딕"/>
-          <w:b w:val="0"/>
-          <w:sz w:val="17"/>
-          <w:u w:val="none"/>
-        </w:rPr>
-        <w:t xml:space="preserve"> 글의 흐름으로 보아, 주어진 문장이 들어가기에 가장 적절한 곳은? [2.9점]</w:t>
-      </w:r>
-    </w:p>
-    <w:p>
-      <w:pPr>
-        <w:spacing w:before="0" w:after="0" w:line="336" w:lineRule="auto"/>
-        <w:ind w:left="40"/>
-        <w:snapToGrid w:val="0"/>
-        <w:pBdr>
-          <w:top w:val="single" w:sz="4" w:space="2" w:color="555555"/>
-          <w:left w:val="single" w:sz="4" w:space="2" w:color="555555"/>
-          <w:bottom w:val="single" w:sz="4" w:space="2" w:color="555555"/>
-          <w:right w:val="single" w:sz="4" w:space="2" w:color="555555"/>
-        </w:pBdr>
-        <w:shd w:val="clear" w:color="auto" w:fill="FFFFFF"/>
-      </w:pPr>
-      <w:r>
-        <w:rPr>
-          <w:rFonts w:ascii="맑은 고딕" w:hAnsi="맑은 고딕" w:eastAsia="맑은 고딕"/>
-          <w:b/>
-          <w:sz w:val="17"/>
-          <w:u w:val="none"/>
-        </w:rPr>
-        <w:t>조건 · 보기</w:t>
-      </w:r>
-    </w:p>
-    <w:p>
-      <w:pPr>
-        <w:spacing w:before="0" w:after="60" w:line="336" w:lineRule="auto"/>
-        <w:ind w:left="40"/>
-        <w:snapToGrid w:val="0"/>
-        <w:pBdr>
-          <w:top w:val="single" w:sz="4" w:space="2" w:color="555555"/>
-          <w:left w:val="single" w:sz="4" w:space="2" w:color="555555"/>
-          <w:bottom w:val="single" w:sz="4" w:space="2" w:color="555555"/>
-          <w:right w:val="single" w:sz="4" w:space="2" w:color="555555"/>
-        </w:pBdr>
-        <w:shd w:val="clear" w:color="auto" w:fill="FFFFFF"/>
-      </w:pPr>
-      <w:r>
-        <w:rPr>
-          <w:rFonts w:ascii="맑은 고딕" w:hAnsi="맑은 고딕" w:eastAsia="맑은 고딕"/>
-          <w:b w:val="0"/>
-          <w:sz w:val="17"/>
-          <w:u w:val="none"/>
-        </w:rPr>
-        <w:t>That difference becomes a serious problem the moment people try to confine them.</w:t>
-      </w:r>
-    </w:p>
-    <w:p>
-      <w:pPr>
-        <w:spacing w:before="0" w:after="60" w:line="288" w:lineRule="auto"/>
-        <w:ind w:left="40"/>
-        <w:snapToGrid w:val="0"/>
-        <w:pBdr>
-          <w:top w:val="single" w:sz="4" w:space="2" w:color="999999"/>
-          <w:left w:val="single" w:sz="4" w:space="2" w:color="999999"/>
-          <w:bottom w:val="single" w:sz="4" w:space="2" w:color="999999"/>
-          <w:right w:val="single" w:sz="4" w:space="2" w:color="999999"/>
-        </w:pBdr>
-        <w:shd w:val="clear" w:color="auto" w:fill="F6F3EA"/>
-      </w:pPr>
-      <w:r>
-        <w:rPr>
-          <w:rFonts w:ascii="맑은 고딕" w:hAnsi="맑은 고딕" w:eastAsia="맑은 고딕"/>
-          <w:b w:val="0"/>
-          <w:sz w:val="17"/>
-          <w:u w:val="none"/>
-        </w:rPr>
-        <w:t>Large herbivores meet danger in two ways. ( ① ) Some are nervous and quick, ready to bolt at the first hint of a threat, while others stay with the herd and hold their ground until they must run. ( ② ) Shut inside a pen, the nervous kind panics and may die of shock or destroy itself against the fence. ( ③ ) Gazelles show the pattern best. ( ④ ) They were hunted more than any other game in parts of the Fertile Crescent, and the first farmers there could have tried taming them at any time. ( ⑤ ) Still, no gazelle species was ever turned into livestock.</w:t>
-      </w:r>
-    </w:p>
-    <w:p>
-      <w:pPr>
-        <w:keepNext/>
-        <w:spacing w:before="80" w:after="20" w:line="276" w:lineRule="auto"/>
-        <w:snapToGrid w:val="0"/>
-      </w:pPr>
-      <w:r>
-        <w:rPr>
-          <w:rFonts w:ascii="맑은 고딕" w:hAnsi="맑은 고딕" w:eastAsia="맑은 고딕"/>
-          <w:b/>
-          <w:sz w:val="17"/>
-          <w:u w:val="none"/>
-        </w:rPr>
-        <w:t>29-위치2.</w:t>
-      </w:r>
-      <w:r>
-        <w:rPr>
-          <w:rFonts w:ascii="맑은 고딕" w:hAnsi="맑은 고딕" w:eastAsia="맑은 고딕"/>
-          <w:b w:val="0"/>
-          <w:sz w:val="17"/>
-          <w:u w:val="none"/>
-        </w:rPr>
-        <w:t xml:space="preserve"> 주어진 글 다음에 이어질 글의 순서로 가장 적절한 것은? [2.8점]</w:t>
-      </w:r>
-    </w:p>
-    <w:p>
-      <w:pPr>
-        <w:spacing w:before="0" w:after="0" w:line="336" w:lineRule="auto"/>
-        <w:ind w:left="40"/>
-        <w:snapToGrid w:val="0"/>
-        <w:pBdr>
-          <w:top w:val="single" w:sz="4" w:space="2" w:color="555555"/>
-          <w:left w:val="single" w:sz="4" w:space="2" w:color="555555"/>
-          <w:bottom w:val="single" w:sz="4" w:space="2" w:color="555555"/>
-          <w:right w:val="single" w:sz="4" w:space="2" w:color="555555"/>
-        </w:pBdr>
-        <w:shd w:val="clear" w:color="auto" w:fill="FFFFFF"/>
-      </w:pPr>
-      <w:r>
-        <w:rPr>
-          <w:rFonts w:ascii="맑은 고딕" w:hAnsi="맑은 고딕" w:eastAsia="맑은 고딕"/>
-          <w:b/>
-          <w:sz w:val="17"/>
-          <w:u w:val="none"/>
-        </w:rPr>
-        <w:t>조건 · 보기</w:t>
-      </w:r>
-    </w:p>
-    <w:p>
-      <w:pPr>
-        <w:spacing w:before="0" w:after="60" w:line="336" w:lineRule="auto"/>
-        <w:ind w:left="40"/>
-        <w:snapToGrid w:val="0"/>
-        <w:pBdr>
-          <w:top w:val="single" w:sz="4" w:space="2" w:color="555555"/>
-          <w:left w:val="single" w:sz="4" w:space="2" w:color="555555"/>
-          <w:bottom w:val="single" w:sz="4" w:space="2" w:color="555555"/>
-          <w:right w:val="single" w:sz="4" w:space="2" w:color="555555"/>
-        </w:pBdr>
-        <w:shd w:val="clear" w:color="auto" w:fill="FFFFFF"/>
-      </w:pPr>
-      <w:r>
-        <w:rPr>
-          <w:rFonts w:ascii="맑은 고딕" w:hAnsi="맑은 고딕" w:eastAsia="맑은 고딕"/>
-          <w:b w:val="0"/>
-          <w:sz w:val="17"/>
-          <w:u w:val="none"/>
-        </w:rPr>
-        <w:t>Not every large herbivore treats danger the same way.</w:t>
-      </w:r>
-    </w:p>
-    <w:p>
-      <w:pPr>
-        <w:spacing w:before="0" w:after="60" w:line="288" w:lineRule="auto"/>
-        <w:ind w:left="40"/>
-        <w:snapToGrid w:val="0"/>
-        <w:pBdr>
-          <w:top w:val="single" w:sz="4" w:space="2" w:color="999999"/>
-          <w:left w:val="single" w:sz="4" w:space="2" w:color="999999"/>
-          <w:bottom w:val="single" w:sz="4" w:space="2" w:color="999999"/>
-          <w:right w:val="single" w:sz="4" w:space="2" w:color="999999"/>
-        </w:pBdr>
-        <w:shd w:val="clear" w:color="auto" w:fill="F6F3EA"/>
-      </w:pPr>
-      <w:r>
-        <w:rPr>
-          <w:rFonts w:ascii="맑은 고딕" w:hAnsi="맑은 고딕" w:eastAsia="맑은 고딕"/>
-          <w:b w:val="0"/>
-          <w:sz w:val="17"/>
-          <w:u w:val="none"/>
-        </w:rPr>
-        <w:t>(A) No other mammal gave the first farmers of that region so many chances to tame it, and yet every one of those chances failed — hardly surprising for a creature that clears 30 feet and runs at 50 miles an hour.</w:t>
-      </w:r>
-    </w:p>
-    <w:p>
-      <w:pPr>
-        <w:spacing w:before="0" w:after="60" w:line="288" w:lineRule="auto"/>
-        <w:ind w:left="40"/>
-        <w:snapToGrid w:val="0"/>
-        <w:pBdr>
-          <w:top w:val="single" w:sz="4" w:space="2" w:color="999999"/>
-          <w:left w:val="single" w:sz="4" w:space="2" w:color="999999"/>
-          <w:bottom w:val="single" w:sz="4" w:space="2" w:color="999999"/>
-          <w:right w:val="single" w:sz="4" w:space="2" w:color="999999"/>
-        </w:pBdr>
-        <w:shd w:val="clear" w:color="auto" w:fill="F6F3EA"/>
-      </w:pPr>
-      <w:r>
-        <w:rPr>
-          <w:rFonts w:ascii="맑은 고딕" w:hAnsi="맑은 고딕" w:eastAsia="맑은 고딕"/>
-          <w:b w:val="0"/>
-          <w:sz w:val="17"/>
-          <w:u w:val="none"/>
-        </w:rPr>
-        <w:t>(B) The nervous group makes a hopeless captive: fenced in, such animals panic and may die of shock or beat themselves to death against the barrier.</w:t>
-      </w:r>
-    </w:p>
-    <w:p>
-      <w:pPr>
-        <w:spacing w:before="0" w:after="60" w:line="288" w:lineRule="auto"/>
-        <w:ind w:left="40"/>
-        <w:snapToGrid w:val="0"/>
-        <w:pBdr>
-          <w:top w:val="single" w:sz="4" w:space="2" w:color="999999"/>
-          <w:left w:val="single" w:sz="4" w:space="2" w:color="999999"/>
-          <w:bottom w:val="single" w:sz="4" w:space="2" w:color="999999"/>
-          <w:right w:val="single" w:sz="4" w:space="2" w:color="999999"/>
-        </w:pBdr>
-        <w:shd w:val="clear" w:color="auto" w:fill="F6F3EA"/>
-      </w:pPr>
-      <w:r>
-        <w:rPr>
-          <w:rFonts w:ascii="맑은 고딕" w:hAnsi="맑은 고딕" w:eastAsia="맑은 고딕"/>
-          <w:b w:val="0"/>
-          <w:sz w:val="17"/>
-          <w:u w:val="none"/>
-        </w:rPr>
-        <w:t>(C) One group is nervous and quick, primed to run the instant a threat appears; the other is steadier, staying with the herd and standing firm until flight is the only option left.</w:t>
+        <w:t>⑤ (C) - (B) - (A)</w:t>
       </w:r>
     </w:p>
     <w:p>
@@ -4240,7 +4147,7 @@
           <w:sz w:val="15"/>
           <w:u w:val="none"/>
         </w:rPr>
-        <w:t xml:space="preserve"> 정답 ④</w:t>
+        <w:t xml:space="preserve"> 정답 ③ — (a) ○ (b) ✕ (c) ○ (d) ✕ (e) ✕</w:t>
       </w:r>
     </w:p>
     <w:p>
@@ -4265,7 +4172,7 @@
           <w:sz w:val="15"/>
           <w:u w:val="none"/>
         </w:rPr>
-        <w:t xml:space="preserve"> 정답 ②</w:t>
+        <w:t xml:space="preserve"> 정답 ① — ⓐ programming → programmed / ⓓ was → were / ⓕ has ever domesticated → has ever been domesticated</w:t>
       </w:r>
     </w:p>
     <w:p>
@@ -4290,7 +4197,7 @@
           <w:sz w:val="15"/>
           <w:u w:val="none"/>
         </w:rPr>
-        <w:t xml:space="preserve"> 정답 ③</w:t>
+        <w:t xml:space="preserve"> 정답 ④ — difficult · frequently · themselves</w:t>
       </w:r>
     </w:p>
     <w:p>
@@ -4315,7 +4222,7 @@
           <w:sz w:val="15"/>
           <w:u w:val="none"/>
         </w:rPr>
-        <w:t xml:space="preserve"> ④ was → were</w:t>
+        <w:t xml:space="preserve"> 정답 ③</w:t>
       </w:r>
     </w:p>
     <w:p>
@@ -4365,7 +4272,7 @@
           <w:sz w:val="15"/>
           <w:u w:val="none"/>
         </w:rPr>
-        <w:t xml:space="preserve"> 정답 ①</w:t>
+        <w:t xml:space="preserve"> 정답 ②</w:t>
       </w:r>
     </w:p>
     <w:p>
@@ -4390,7 +4297,7 @@
           <w:sz w:val="15"/>
           <w:u w:val="none"/>
         </w:rPr>
-        <w:t xml:space="preserve"> ③ (ⓐ, ⓒ, ⓔ)</w:t>
+        <w:t xml:space="preserve"> 정답 ④</w:t>
       </w:r>
     </w:p>
     <w:p>
@@ -4406,7 +4313,7 @@
           <w:sz w:val="15"/>
           <w:u w:val="none"/>
         </w:rPr>
-        <w:t>29-8</w:t>
+        <w:t>29-서1</w:t>
       </w:r>
       <w:r>
         <w:rPr>
@@ -4415,7 +4322,7 @@
           <w:sz w:val="15"/>
           <w:u w:val="none"/>
         </w:rPr>
-        <w:t xml:space="preserve"> 정답 ④</w:t>
+        <w:t xml:space="preserve"> (1) nervousness  (2) instantly  (3) domestication</w:t>
       </w:r>
     </w:p>
     <w:p>
@@ -4431,7 +4338,7 @@
           <w:sz w:val="15"/>
           <w:u w:val="none"/>
         </w:rPr>
-        <w:t>29-서1</w:t>
+        <w:t>29-서2</w:t>
       </w:r>
       <w:r>
         <w:rPr>
@@ -4440,7 +4347,7 @@
           <w:sz w:val="15"/>
           <w:u w:val="none"/>
         </w:rPr>
-        <w:t xml:space="preserve"> ⓓ domesticating → domesticated / ⓔ to try → trying</w:t>
+        <w:t xml:space="preserve"> Gazelles were the mammal species which the first settled peoples of that area had the most opportunity to domesticate.</w:t>
       </w:r>
     </w:p>
     <w:p>
@@ -4456,7 +4363,7 @@
           <w:sz w:val="15"/>
           <w:u w:val="none"/>
         </w:rPr>
-        <w:t>29-추1</w:t>
+        <w:t>29-8</w:t>
       </w:r>
       <w:r>
         <w:rPr>
@@ -4465,107 +4372,7 @@
           <w:sz w:val="15"/>
           <w:u w:val="none"/>
         </w:rPr>
-        <w:t xml:space="preserve"> (A) put  (B) domesticate  (C) leap  (D) run</w:t>
-      </w:r>
-    </w:p>
-    <w:p>
-      <w:pPr>
-        <w:spacing w:before="0" w:after="0" w:line="259" w:lineRule="auto"/>
-        <w:ind w:left="160" w:hanging="160"/>
-        <w:snapToGrid w:val="0"/>
-      </w:pPr>
-      <w:r>
-        <w:rPr>
-          <w:rFonts w:ascii="맑은 고딕" w:hAnsi="맑은 고딕" w:eastAsia="맑은 고딕"/>
-          <w:b/>
-          <w:sz w:val="15"/>
-          <w:u w:val="none"/>
-        </w:rPr>
-        <w:t>29-추2</w:t>
-      </w:r>
-      <w:r>
-        <w:rPr>
-          <w:rFonts w:ascii="맑은 고딕" w:hAnsi="맑은 고딕" w:eastAsia="맑은 고딕"/>
-          <w:b w:val="0"/>
-          <w:sz w:val="15"/>
-          <w:u w:val="none"/>
-        </w:rPr>
-        <w:t xml:space="preserve"> (1) react  (2) enclosure  (3) leap  (4) hunted</w:t>
-      </w:r>
-    </w:p>
-    <w:p>
-      <w:pPr>
-        <w:spacing w:before="0" w:after="0" w:line="259" w:lineRule="auto"/>
-        <w:ind w:left="160" w:hanging="160"/>
-        <w:snapToGrid w:val="0"/>
-      </w:pPr>
-      <w:r>
-        <w:rPr>
-          <w:rFonts w:ascii="맑은 고딕" w:hAnsi="맑은 고딕" w:eastAsia="맑은 고딕"/>
-          <w:b/>
-          <w:sz w:val="15"/>
-          <w:u w:val="none"/>
-        </w:rPr>
-        <w:t>29-추3</w:t>
-      </w:r>
-      <w:r>
-        <w:rPr>
-          <w:rFonts w:ascii="맑은 고딕" w:hAnsi="맑은 고딕" w:eastAsia="맑은 고딕"/>
-          <w:b w:val="0"/>
-          <w:sz w:val="15"/>
-          <w:u w:val="none"/>
-        </w:rPr>
-        <w:t xml:space="preserve"> If put into an enclosure, they are likely to panic, and either die of shock or hit themselves repeatedly to death against the fence in their attempts to escape.</w:t>
-      </w:r>
-    </w:p>
-    <w:p>
-      <w:pPr>
-        <w:spacing w:before="0" w:after="0" w:line="259" w:lineRule="auto"/>
-        <w:ind w:left="160" w:hanging="160"/>
-        <w:snapToGrid w:val="0"/>
-      </w:pPr>
-      <w:r>
-        <w:rPr>
-          <w:rFonts w:ascii="맑은 고딕" w:hAnsi="맑은 고딕" w:eastAsia="맑은 고딕"/>
-          <w:b/>
-          <w:sz w:val="15"/>
-          <w:u w:val="none"/>
-        </w:rPr>
-        <w:t>29-위치1</w:t>
-      </w:r>
-      <w:r>
-        <w:rPr>
-          <w:rFonts w:ascii="맑은 고딕" w:hAnsi="맑은 고딕" w:eastAsia="맑은 고딕"/>
-          <w:b w:val="0"/>
-          <w:sz w:val="15"/>
-          <w:u w:val="none"/>
-        </w:rPr>
         <w:t xml:space="preserve"> 정답 ②</w:t>
-      </w:r>
-    </w:p>
-    <w:p>
-      <w:pPr>
-        <w:spacing w:before="0" w:after="0" w:line="259" w:lineRule="auto"/>
-        <w:ind w:left="160" w:hanging="160"/>
-        <w:snapToGrid w:val="0"/>
-      </w:pPr>
-      <w:r>
-        <w:rPr>
-          <w:rFonts w:ascii="맑은 고딕" w:hAnsi="맑은 고딕" w:eastAsia="맑은 고딕"/>
-          <w:b/>
-          <w:sz w:val="15"/>
-          <w:u w:val="none"/>
-        </w:rPr>
-        <w:t>29-위치2</w:t>
-      </w:r>
-      <w:r>
-        <w:rPr>
-          <w:rFonts w:ascii="맑은 고딕" w:hAnsi="맑은 고딕" w:eastAsia="맑은 고딕"/>
-          <w:b w:val="0"/>
-          <w:sz w:val="15"/>
-          <w:u w:val="none"/>
-        </w:rPr>
-        <w:t xml:space="preserve"> 정답 ⑤</w:t>
       </w:r>
     </w:p>
     <w:p>
@@ -4606,7 +4413,7 @@
           <w:sz w:val="14"/>
           <w:u w:val="none"/>
         </w:rPr>
-        <w:t xml:space="preserve"> 본문은 가젤이 '다른 어떤 포유류보다 </w:t>
+        <w:t xml:space="preserve"> </w:t>
       </w:r>
       <w:r>
         <w:rPr>
@@ -4615,7 +4422,7 @@
           <w:sz w:val="14"/>
           <w:u w:val="none"/>
         </w:rPr>
-        <w:t>더</w:t>
+        <w:t>(c) [어법 decoy]</w:t>
       </w:r>
       <w:r>
         <w:rPr>
@@ -4624,7 +4431,43 @@
           <w:sz w:val="14"/>
           <w:u w:val="none"/>
         </w:rPr>
-        <w:t xml:space="preserve"> 길들일 기회가 많았던(a better chance ... than any other mammal)' 동물이라고 했다. ④은 비교 방향을 뒤집은 한 끗 오답. ②은 '즉시 달아나지 않고 버틴다'는 세부가 뒤집히기 쉬우나 일치, ③는 hit themselves의 재진술로 일치.</w:t>
+        <w:t xml:space="preserve"> 생략 구문이라 틀려 보이지만 옳다 — 이것까지 고르면 오답. </w:t>
+      </w:r>
+      <w:r>
+        <w:rPr>
+          <w:rFonts w:ascii="맑은 고딕" w:hAnsi="맑은 고딕" w:eastAsia="맑은 고딕"/>
+          <w:b/>
+          <w:sz w:val="14"/>
+          <w:u w:val="none"/>
+        </w:rPr>
+        <w:t>(b) [연결어 함정]</w:t>
+      </w:r>
+      <w:r>
+        <w:rPr>
+          <w:rFonts w:ascii="맑은 고딕" w:hAnsi="맑은 고딕" w:eastAsia="맑은 고딕"/>
+          <w:b w:val="0"/>
+          <w:sz w:val="14"/>
+          <w:u w:val="none"/>
+        </w:rPr>
+        <w:t xml:space="preserve"> 기회가 많았다 → 그러므로 가축화? 기대와 반대 결과이므로 역접. </w:t>
+      </w:r>
+      <w:r>
+        <w:rPr>
+          <w:rFonts w:ascii="맑은 고딕" w:hAnsi="맑은 고딕" w:eastAsia="맑은 고딕"/>
+          <w:b/>
+          <w:sz w:val="14"/>
+          <w:u w:val="none"/>
+        </w:rPr>
+        <w:t>(e) [반의어 재진술]</w:t>
+      </w:r>
+      <w:r>
+        <w:rPr>
+          <w:rFonts w:ascii="맑은 고딕" w:hAnsi="맑은 고딕" w:eastAsia="맑은 고딕"/>
+          <w:b w:val="0"/>
+          <w:sz w:val="14"/>
+          <w:u w:val="none"/>
+        </w:rPr>
+        <w:t xml:space="preserve"> frequently를 rarely로 뒤집었다.</w:t>
       </w:r>
     </w:p>
     <w:p>
@@ -4649,7 +4492,7 @@
           <w:sz w:val="14"/>
           <w:u w:val="none"/>
         </w:rPr>
-        <w:t xml:space="preserve"> 느린 종은 </w:t>
+        <w:t xml:space="preserve"> </w:t>
       </w:r>
       <w:r>
         <w:rPr>
@@ -4658,7 +4501,7 @@
           <w:sz w:val="14"/>
           <w:u w:val="none"/>
         </w:rPr>
-        <w:t>무리에 의지해(leaning on the herd) 버티다가 필요할 때만</w:t>
+        <w:t>ⓓ [수일치 함정]</w:t>
       </w:r>
       <w:r>
         <w:rPr>
@@ -4667,7 +4510,25 @@
           <w:sz w:val="14"/>
           <w:u w:val="none"/>
         </w:rPr>
-        <w:t xml:space="preserve"> 달아난다. '즉시 무리를 떠나 흩어진다'는 두 세부(무리 의존·지연 도주)를 동시에 뒤집었다. ⑤는 '기회'와 '성공'을 혼동하기 쉬운 한 끗 선지이나 본문과 정확히 일치(성공은 0건).</w:t>
+        <w:t xml:space="preserve"> which 바로 앞이 단수처럼 보이는 문장 구조지만 선행사는 gazelles — ④는 ⓐ를 놓친 선지. </w:t>
+      </w:r>
+      <w:r>
+        <w:rPr>
+          <w:rFonts w:ascii="맑은 고딕" w:hAnsi="맑은 고딕" w:eastAsia="맑은 고딕"/>
+          <w:b/>
+          <w:sz w:val="14"/>
+          <w:u w:val="none"/>
+        </w:rPr>
+        <w:t>ⓒ</w:t>
+      </w:r>
+      <w:r>
+        <w:rPr>
+          <w:rFonts w:ascii="맑은 고딕" w:hAnsi="맑은 고딕" w:eastAsia="맑은 고딕"/>
+          <w:b w:val="0"/>
+          <w:sz w:val="14"/>
+          <w:u w:val="none"/>
+        </w:rPr>
+        <w:t xml:space="preserve"> panic을 명사로 착각하면 틀렸다고 오판.</w:t>
       </w:r>
     </w:p>
     <w:p>
@@ -4692,7 +4553,7 @@
           <w:sz w:val="14"/>
           <w:u w:val="none"/>
         </w:rPr>
-        <w:t xml:space="preserve"> 차분한 종은 '달아나는 것이 </w:t>
+        <w:t xml:space="preserve"> </w:t>
       </w:r>
       <w:r>
         <w:rPr>
@@ -4701,7 +4562,7 @@
           <w:sz w:val="14"/>
           <w:u w:val="none"/>
         </w:rPr>
-        <w:t>불가피해질 때까지</w:t>
+        <w:t>⑤ [한 끗]</w:t>
       </w:r>
       <w:r>
         <w:rPr>
@@ -4710,7 +4571,25 @@
           <w:sz w:val="14"/>
           <w:u w:val="none"/>
         </w:rPr>
-        <w:t>(원문 until necessary)' 버틴다. optional(선택 사항인)은 약한 반의어 치환으로, unavoidable/necessary가 와야 한다. ① respond(=react), ④ enclosure(우리), ⑤ tamed(=domesticated)는 프린트 A 표적 표현의 동의 치환으로 모두 적절.</w:t>
+        <w:t xml:space="preserve"> (A)(B)는 맞고 (C)만 them — them이면 ‘다른 동물’을 부딪친다는 뜻. </w:t>
+      </w:r>
+      <w:r>
+        <w:rPr>
+          <w:rFonts w:ascii="맑은 고딕" w:hAnsi="맑은 고딕" w:eastAsia="맑은 고딕"/>
+          <w:b/>
+          <w:sz w:val="14"/>
+          <w:u w:val="none"/>
+        </w:rPr>
+        <w:t>②</w:t>
+      </w:r>
+      <w:r>
+        <w:rPr>
+          <w:rFonts w:ascii="맑은 고딕" w:hAnsi="맑은 고딕" w:eastAsia="맑은 고딕"/>
+          <w:b w:val="0"/>
+          <w:sz w:val="14"/>
+          <w:u w:val="none"/>
+        </w:rPr>
+        <w:t xml:space="preserve"> rarely면 ‘기회가 가장 많았다’와 모순.</w:t>
       </w:r>
     </w:p>
     <w:p>
@@ -4735,7 +4614,7 @@
           <w:sz w:val="14"/>
           <w:u w:val="none"/>
         </w:rPr>
-        <w:t xml:space="preserve"> ③ which의 선행사는 </w:t>
+        <w:t xml:space="preserve"> </w:t>
       </w:r>
       <w:r>
         <w:rPr>
@@ -4744,7 +4623,7 @@
           <w:sz w:val="14"/>
           <w:u w:val="none"/>
         </w:rPr>
-        <w:t>gazelles(복수)</w:t>
+        <w:t>③ [비교 구문 함정]</w:t>
       </w:r>
       <w:r>
         <w:rPr>
@@ -4753,7 +4632,7 @@
           <w:sz w:val="14"/>
           <w:u w:val="none"/>
         </w:rPr>
-        <w:t>이고, for thousands of years는 관계절 안의 삽입 부사구다. 삽입구를 건너뛰어 수일치하면 were. ① when (they are) threatened의 생략 구조, ② difficult+to부정사, ⑤ 과거분사 hunted를 수식하는 부사 frequently는 모두 옳다.</w:t>
+        <w:t xml:space="preserve"> no ~ more … than 구문을 ‘더 많지 않다 = 적다’로 잘못 읽으면 참으로 착각한다. 실제 의미는 최상급.</w:t>
       </w:r>
     </w:p>
     <w:p>
@@ -4778,7 +4657,7 @@
           <w:sz w:val="14"/>
           <w:u w:val="none"/>
         </w:rPr>
-        <w:t xml:space="preserve"> (A) For instance(예시) (B) Consequently(결과: 예민함 → 감금 실패) (C) Although(양보: 기회는 많았으나) (D) After all(근거 제시: 결국 이런 동물이니). Likewise는 </w:t>
+        <w:t xml:space="preserve"> </w:t>
       </w:r>
       <w:r>
         <w:rPr>
@@ -4787,7 +4666,7 @@
           <w:sz w:val="14"/>
           <w:u w:val="none"/>
         </w:rPr>
-        <w:t>앞 내용과 같은 방향의 사례를 추가</w:t>
+        <w:t>② [정반대 결론]</w:t>
       </w:r>
       <w:r>
         <w:rPr>
@@ -4796,7 +4675,25 @@
           <w:sz w:val="14"/>
           <w:u w:val="none"/>
         </w:rPr>
-        <w:t>할 때만 쓰여 네 자리 모두 성립하지 않는다. 특히 (B)를 Likewise로 읽으면 '기질 차이'와 '감금 실패'가 병렬이 되어 인과가 사라진다.</w:t>
+        <w:t xml:space="preserve"> 두 글 모두 ‘기회가 있어도 안 됐다’가 핵심. </w:t>
+      </w:r>
+      <w:r>
+        <w:rPr>
+          <w:rFonts w:ascii="맑은 고딕" w:hAnsi="맑은 고딕" w:eastAsia="맑은 고딕"/>
+          <w:b/>
+          <w:sz w:val="14"/>
+          <w:u w:val="none"/>
+        </w:rPr>
+        <w:t>④ [소재어 함정]</w:t>
+      </w:r>
+      <w:r>
+        <w:rPr>
+          <w:rFonts w:ascii="맑은 고딕" w:hAnsi="맑은 고딕" w:eastAsia="맑은 고딕"/>
+          <w:b w:val="0"/>
+          <w:sz w:val="14"/>
+          <w:u w:val="none"/>
+        </w:rPr>
+        <w:t xml:space="preserve"> fence가 원문에 나오지만 도구 부족은 언급 없음.</w:t>
       </w:r>
     </w:p>
     <w:p>
@@ -4821,7 +4718,7 @@
           <w:sz w:val="14"/>
           <w:u w:val="none"/>
         </w:rPr>
-        <w:t xml:space="preserve"> (A) 갇히면 </w:t>
+        <w:t xml:space="preserve"> </w:t>
       </w:r>
       <w:r>
         <w:rPr>
@@ -4830,7 +4727,7 @@
           <w:sz w:val="14"/>
           <w:u w:val="none"/>
         </w:rPr>
-        <w:t>패닉</w:t>
+        <w:t>① [정반대]</w:t>
       </w:r>
       <w:r>
         <w:rPr>
@@ -4839,7 +4736,25 @@
           <w:sz w:val="14"/>
           <w:u w:val="none"/>
         </w:rPr>
-        <w:t>(it panics) → panic. (B) 가장 자주 사냥되고 '엄청난 수로 손에 닿았던' → available. ②은 (B)만, ③는 (A)만 어긋난 한 끗 오답. ④ accessible은 (B)로 가능하지만 (A) obedience(순종)가 정반대.</w:t>
+        <w:t xml:space="preserve"> 가젤은 가축화된 적 없다. </w:t>
+      </w:r>
+      <w:r>
+        <w:rPr>
+          <w:rFonts w:ascii="맑은 고딕" w:hAnsi="맑은 고딕" w:eastAsia="맑은 고딕"/>
+          <w:b/>
+          <w:sz w:val="14"/>
+          <w:u w:val="none"/>
+        </w:rPr>
+        <w:t>⑤ [세부 확대]</w:t>
+      </w:r>
+      <w:r>
+        <w:rPr>
+          <w:rFonts w:ascii="맑은 고딕" w:hAnsi="맑은 고딕" w:eastAsia="맑은 고딕"/>
+          <w:b w:val="0"/>
+          <w:sz w:val="14"/>
+          <w:u w:val="none"/>
+        </w:rPr>
+        <w:t xml:space="preserve"> 마지막 문장의 30 feet, 50 miles만 보고 고르기 쉬운 선지.</w:t>
       </w:r>
     </w:p>
     <w:p>
@@ -4864,7 +4779,7 @@
           <w:sz w:val="14"/>
           <w:u w:val="none"/>
         </w:rPr>
-        <w:t xml:space="preserve"> ⓑ never: 차분한 종도 '피할 수 없게 되면' 달린다. ⓓ every/easier: 본문은 '길들일 </w:t>
+        <w:t xml:space="preserve"> </w:t>
       </w:r>
       <w:r>
         <w:rPr>
@@ -4873,7 +4788,7 @@
           <w:sz w:val="14"/>
           <w:u w:val="none"/>
         </w:rPr>
-        <w:t>기회</w:t>
+        <w:t>④ [소재어 재사용 함정]</w:t>
       </w:r>
       <w:r>
         <w:rPr>
@@ -4882,7 +4797,7 @@
           <w:sz w:val="14"/>
           <w:u w:val="none"/>
         </w:rPr>
-        <w:t>가 더 많았던 포유류가 없다'는 것이지 '다른 모든 포유류가 더 쉬웠다'가 아니다(기회≠난이도). ⓐ tend to, ⓒ may의 강도가 본문과 일치.</w:t>
+        <w:t xml:space="preserve"> gazelle을 그대로 써서 자연스러워 보이지만 ‘기질과 가축화’가 아니라 ‘고기’ 이야기다. ④를 빼면 ③ → ⑤의 역접이 선명해진다.</w:t>
       </w:r>
     </w:p>
     <w:p>
@@ -4898,7 +4813,7 @@
           <w:sz w:val="14"/>
           <w:u w:val="none"/>
         </w:rPr>
-        <w:t>29-8</w:t>
+        <w:t>29-서1</w:t>
       </w:r>
       <w:r>
         <w:rPr>
@@ -4907,25 +4822,7 @@
           <w:sz w:val="14"/>
           <w:u w:val="none"/>
         </w:rPr>
-        <w:t xml:space="preserve"> B는 가두는 것이 '</w:t>
-      </w:r>
-      <w:r>
-        <w:rPr>
-          <w:rFonts w:ascii="맑은 고딕" w:hAnsi="맑은 고딕" w:eastAsia="맑은 고딕"/>
-          <w:b/>
-          <w:sz w:val="14"/>
-          <w:u w:val="none"/>
-        </w:rPr>
-        <w:t>최악의 방법</w:t>
-      </w:r>
-      <w:r>
-        <w:rPr>
-          <w:rFonts w:ascii="맑은 고딕" w:hAnsi="맑은 고딕" w:eastAsia="맑은 고딕"/>
-          <w:b w:val="0"/>
-          <w:sz w:val="14"/>
-          <w:u w:val="none"/>
-        </w:rPr>
-        <w:t>(the worst thing to do)'이며 갇히면 패닉에 빠져 죽을 수 있다고 했다. ②은 '기회 부족'을 원인으로 오독하기 쉬운 한 끗 항목이나 대화(Not for lack of chances)와 일치.</w:t>
+        <w:t xml:space="preserve"> (1) nervous ✕ — 소유격 뒤 명사. (2) instant ✕ — 동사(fleeing) 수식은 부사. (3) domesticated ✕ — 본문 형태 그대로·품사 불일치. [채점] 각 1점.</w:t>
       </w:r>
     </w:p>
     <w:p>
@@ -4941,7 +4838,7 @@
           <w:sz w:val="14"/>
           <w:u w:val="none"/>
         </w:rPr>
-        <w:t>29-서1</w:t>
+        <w:t>29-서2</w:t>
       </w:r>
       <w:r>
         <w:rPr>
@@ -4950,7 +4847,7 @@
           <w:sz w:val="14"/>
           <w:u w:val="none"/>
         </w:rPr>
-        <w:t xml:space="preserve"> ⓓ 가젤은 '길들여지는' 대상 → 현재완료 수동 has been domesticated. ⓔ imagine은 </w:t>
+        <w:t xml:space="preserve"> </w:t>
       </w:r>
       <w:r>
         <w:rPr>
@@ -4959,7 +4856,7 @@
           <w:sz w:val="14"/>
           <w:u w:val="none"/>
         </w:rPr>
-        <w:t>동명사만</w:t>
+        <w:t>to domesticate the most opportunity</w:t>
       </w:r>
       <w:r>
         <w:rPr>
@@ -4968,7 +4865,25 @@
           <w:sz w:val="14"/>
           <w:u w:val="none"/>
         </w:rPr>
-        <w:t xml:space="preserve"> 목적어로 취한다(imagine trying). ⓑ that은 opportunity를 수식하는 관계절 안에서 to domesticate의 목적어 역할(목적격 관계대명사)로 옳고, ⓒ opportunity + to부정사, ⓕ 주어 an animal 자신을 부딪히므로 재귀대명사 itself가 옳다.</w:t>
+        <w:t xml:space="preserve"> ✕ — the most는 opportunity 앞(형용사적). </w:t>
+      </w:r>
+      <w:r>
+        <w:rPr>
+          <w:rFonts w:ascii="맑은 고딕" w:hAnsi="맑은 고딕" w:eastAsia="맑은 고딕"/>
+          <w:b/>
+          <w:sz w:val="14"/>
+          <w:u w:val="none"/>
+        </w:rPr>
+        <w:t>which … to domesticate gazelles</w:t>
+      </w:r>
+      <w:r>
+        <w:rPr>
+          <w:rFonts w:ascii="맑은 고딕" w:hAnsi="맑은 고딕" w:eastAsia="맑은 고딕"/>
+          <w:b w:val="0"/>
+          <w:sz w:val="14"/>
+          <w:u w:val="none"/>
+        </w:rPr>
+        <w:t xml:space="preserve"> ✕ — 관계절 안 목적어 중복. [채점] 최상급 구조 1.5 / 관계절 어순 1 / 단어 수·철자 0.5.</w:t>
       </w:r>
     </w:p>
     <w:p>
@@ -4984,7 +4899,7 @@
           <w:sz w:val="14"/>
           <w:u w:val="none"/>
         </w:rPr>
-        <w:t>29-추1</w:t>
+        <w:t>29-8</w:t>
       </w:r>
       <w:r>
         <w:rPr>
@@ -4993,15 +4908,8 @@
           <w:sz w:val="14"/>
           <w:u w:val="none"/>
         </w:rPr>
-        <w:t xml:space="preserve"> (A) Once (they are) put → 과거분사 put(원형과 동형 — '변형 없음'을 판단하는 함정). (B) chance to + 원형. (C)(D) can 뒤 원형. escape·hunt는 프린트 요약의 정답어라 학생이 먼저 집기 쉬운 미끼.</w:t>
-      </w:r>
-    </w:p>
-    <w:p>
-      <w:pPr>
-        <w:spacing w:before="0" w:after="20" w:line="259" w:lineRule="auto"/>
-        <w:jc w:val="both"/>
-        <w:snapToGrid w:val="0"/>
-      </w:pPr>
+        <w:t xml:space="preserve"> </w:t>
+      </w:r>
       <w:r>
         <w:rPr>
           <w:rFonts w:ascii="맑은 고딕" w:hAnsi="맑은 고딕" w:eastAsia="맑은 고딕"/>
@@ -5009,7 +4917,7 @@
           <w:sz w:val="14"/>
           <w:u w:val="none"/>
         </w:rPr>
-        <w:t>29-추2</w:t>
+        <w:t>③ [한 끗]</w:t>
       </w:r>
       <w:r>
         <w:rPr>
@@ -5018,136 +4926,7 @@
           <w:sz w:val="14"/>
           <w:u w:val="none"/>
         </w:rPr>
-        <w:t xml:space="preserve"> 프린트 A 표적 4행 그대로. (2) enclosure(우리·울타리로 둘러싸인 공간)의 철자 c-l-o-s-u-r-e, (4)는 명사 game species를 수식하는 </w:t>
-      </w:r>
-      <w:r>
-        <w:rPr>
-          <w:rFonts w:ascii="맑은 고딕" w:hAnsi="맑은 고딕" w:eastAsia="맑은 고딕"/>
-          <w:b/>
-          <w:sz w:val="14"/>
-          <w:u w:val="none"/>
-        </w:rPr>
-        <w:t>과거분사</w:t>
-      </w:r>
-      <w:r>
-        <w:rPr>
-          <w:rFonts w:ascii="맑은 고딕" w:hAnsi="맑은 고딕" w:eastAsia="맑은 고딕"/>
-          <w:b w:val="0"/>
-          <w:sz w:val="14"/>
-          <w:u w:val="none"/>
-        </w:rPr>
-        <w:t xml:space="preserve"> hunted(hunting 아님).</w:t>
-      </w:r>
-    </w:p>
-    <w:p>
-      <w:pPr>
-        <w:spacing w:before="0" w:after="20" w:line="259" w:lineRule="auto"/>
-        <w:jc w:val="both"/>
-        <w:snapToGrid w:val="0"/>
-      </w:pPr>
-      <w:r>
-        <w:rPr>
-          <w:rFonts w:ascii="맑은 고딕" w:hAnsi="맑은 고딕" w:eastAsia="맑은 고딕"/>
-          <w:b/>
-          <w:sz w:val="14"/>
-          <w:u w:val="none"/>
-        </w:rPr>
-        <w:t>29-추3</w:t>
-      </w:r>
-      <w:r>
-        <w:rPr>
-          <w:rFonts w:ascii="맑은 고딕" w:hAnsi="맑은 고딕" w:eastAsia="맑은 고딕"/>
-          <w:b w:val="0"/>
-          <w:sz w:val="14"/>
-          <w:u w:val="none"/>
-        </w:rPr>
-        <w:t xml:space="preserve"> </w:t>
-      </w:r>
-      <w:r>
-        <w:rPr>
-          <w:rFonts w:ascii="맑은 고딕" w:hAnsi="맑은 고딕" w:eastAsia="맑은 고딕"/>
-          <w:b/>
-          <w:sz w:val="14"/>
-          <w:u w:val="none"/>
-        </w:rPr>
-        <w:t>어형 조성 지점</w:t>
-      </w:r>
-      <w:r>
-        <w:rPr>
-          <w:rFonts w:ascii="맑은 고딕" w:hAnsi="맑은 고딕" w:eastAsia="맑은 고딕"/>
-          <w:b w:val="0"/>
-          <w:sz w:val="14"/>
-          <w:u w:val="none"/>
-        </w:rPr>
-        <w:t xml:space="preserve"> — be likely to → are likely to(주어 they). put은 과거분사로 형태 불변. either 뒤 die / or 뒤 hit 은 </w:t>
-      </w:r>
-      <w:r>
-        <w:rPr>
-          <w:rFonts w:ascii="맑은 고딕" w:hAnsi="맑은 고딕" w:eastAsia="맑은 고딕"/>
-          <w:b/>
-          <w:sz w:val="14"/>
-          <w:u w:val="none"/>
-        </w:rPr>
-        <w:t>원형 병렬</w:t>
-      </w:r>
-      <w:r>
-        <w:rPr>
-          <w:rFonts w:ascii="맑은 고딕" w:hAnsi="맑은 고딕" w:eastAsia="맑은 고딕"/>
-          <w:b w:val="0"/>
-          <w:sz w:val="14"/>
-          <w:u w:val="none"/>
-        </w:rPr>
-        <w:t>(to panic 뒤의 병렬이 아니라 are likely to에 이어지는 구조). in their attempts to escape의 to는 부정사.</w:t>
-      </w:r>
-    </w:p>
-    <w:p>
-      <w:pPr>
-        <w:spacing w:before="0" w:after="20" w:line="259" w:lineRule="auto"/>
-        <w:jc w:val="both"/>
-        <w:snapToGrid w:val="0"/>
-      </w:pPr>
-      <w:r>
-        <w:rPr>
-          <w:rFonts w:ascii="맑은 고딕" w:hAnsi="맑은 고딕" w:eastAsia="맑은 고딕"/>
-          <w:b/>
-          <w:sz w:val="14"/>
-          <w:u w:val="none"/>
-        </w:rPr>
-        <w:t>29-위치1</w:t>
-      </w:r>
-      <w:r>
-        <w:rPr>
-          <w:rFonts w:ascii="맑은 고딕" w:hAnsi="맑은 고딕" w:eastAsia="맑은 고딕"/>
-          <w:b w:val="0"/>
-          <w:sz w:val="14"/>
-          <w:u w:val="none"/>
-        </w:rPr>
-        <w:t xml:space="preserve"> That difference = 두 기질의 차이(② 앞 문장). confine them(가두다)이 ② 뒤 'Shut inside a pen'으로 구체화된다. ①은 아직 '차이'가 서술되기 전, ③ 이후는 이미 감금 결과가 끝난 뒤라 부적절.</w:t>
-      </w:r>
-    </w:p>
-    <w:p>
-      <w:pPr>
-        <w:spacing w:before="0" w:after="20" w:line="259" w:lineRule="auto"/>
-        <w:jc w:val="both"/>
-        <w:snapToGrid w:val="0"/>
-      </w:pPr>
-      <w:r>
-        <w:rPr>
-          <w:rFonts w:ascii="맑은 고딕" w:hAnsi="맑은 고딕" w:eastAsia="맑은 고딕"/>
-          <w:b/>
-          <w:sz w:val="14"/>
-          <w:u w:val="none"/>
-        </w:rPr>
-        <w:t>29-위치2</w:t>
-      </w:r>
-      <w:r>
-        <w:rPr>
-          <w:rFonts w:ascii="맑은 고딕" w:hAnsi="맑은 고딕" w:eastAsia="맑은 고딕"/>
-          <w:b w:val="0"/>
-          <w:sz w:val="14"/>
-          <w:u w:val="none"/>
-        </w:rPr>
-        <w:t xml:space="preserve"> 주어진 글(대응 방식이 다름) → (C) 두 집단 소개(One group / the other) → (B) 'The nervous group'을 받아 감금 결과 → (A) 가젤 사례로 귀결(that region은 (B)에는 없으므로 (A)가 (B) 바로 뒤가 아닌 것처럼 보이지만, (A)의 that region은 전체 맥락(초승달 지대)을 가리키며 'hopeless captive'의 실증 사례이므로 마지막).</w:t>
+        <w:t xml:space="preserve"> (B) 뒤 바로 (C)를 두면 That's true가 가리킬 ‘가두기 어려움’이 없다. 정관사 the nervous species가 순서의 핵심 단서.</w:t>
       </w:r>
     </w:p>
     <w:p>

--- a/shinmok1/pack/2509/H1MOGO25-09_29_SET.docx
+++ b/shinmok1/pack/2509/H1MOGO25-09_29_SET.docx
@@ -107,7 +107,7 @@
     </w:p>
     <w:p>
       <w:pPr>
-        <w:spacing w:before="0" w:after="20" w:line="360" w:lineRule="auto"/>
+        <w:spacing w:before="0" w:after="20" w:line="300" w:lineRule="auto"/>
         <w:jc w:val="both"/>
         <w:snapToGrid w:val="0"/>
       </w:pPr>
@@ -147,7 +147,7 @@
           <w:sz w:val="17"/>
           <w:u w:val="none"/>
         </w:rPr>
-        <w:t xml:space="preserve"> to danger from predators or humans in different ways. Some species are nervous, fast, and </w:t>
+        <w:t xml:space="preserve"> to danger from predators or humans in different ways. Some species are </w:t>
       </w:r>
       <w:r>
         <w:rPr>
@@ -163,20 +163,11 @@
       <w:r>
         <w:rPr>
           <w:rFonts w:ascii="맑은 고딕" w:hAnsi="맑은 고딕" w:eastAsia="맑은 고딕"/>
-          <w:b/>
-          <w:sz w:val="17"/>
-          <w:u w:val="none"/>
-        </w:rPr>
-        <w:t>[ programmed / programming ]</w:t>
-      </w:r>
-      <w:r>
-        <w:rPr>
-          <w:rFonts w:ascii="맑은 고딕" w:hAnsi="맑은 고딕" w:eastAsia="맑은 고딕"/>
           <w:b w:val="0"/>
           <w:sz w:val="17"/>
           <w:u w:val="none"/>
         </w:rPr>
-        <w:t xml:space="preserve"> for </w:t>
+        <w:t xml:space="preserve">n________, fast, and </w:t>
       </w:r>
       <w:r>
         <w:rPr>
@@ -196,7 +187,7 @@
           <w:sz w:val="17"/>
           <w:u w:val="none"/>
         </w:rPr>
-        <w:t>[ instant / delayed ]</w:t>
+        <w:t>[ programmed / programming ]</w:t>
       </w:r>
       <w:r>
         <w:rPr>
@@ -205,7 +196,7 @@
           <w:sz w:val="17"/>
           <w:u w:val="none"/>
         </w:rPr>
-        <w:t xml:space="preserve"> flight when they perceive a </w:t>
+        <w:t xml:space="preserve"> for instant </w:t>
       </w:r>
       <w:r>
         <w:rPr>
@@ -225,7 +216,7 @@
           <w:sz w:val="17"/>
           <w:u w:val="none"/>
         </w:rPr>
-        <w:t xml:space="preserve">t________. Other species are slower, less nervous, seek protection in </w:t>
+        <w:t xml:space="preserve">f________ when they perceive a threat. Other species are slower, less nervous, seek </w:t>
       </w:r>
       <w:r>
         <w:rPr>
@@ -245,7 +236,7 @@
           <w:sz w:val="17"/>
           <w:u w:val="none"/>
         </w:rPr>
-        <w:t xml:space="preserve">h________, stand their ground when </w:t>
+        <w:t xml:space="preserve">________(protect) in herds, stand their ground when </w:t>
       </w:r>
       <w:r>
         <w:rPr>
@@ -274,7 +265,7 @@
           <w:sz w:val="17"/>
           <w:u w:val="none"/>
         </w:rPr>
-        <w:t xml:space="preserve">, and don’t run until necessary. </w:t>
+        <w:t xml:space="preserve">, and don’t run until </w:t>
       </w:r>
       <w:r>
         <w:rPr>
@@ -290,11 +281,20 @@
       <w:r>
         <w:rPr>
           <w:rFonts w:ascii="맑은 고딕" w:hAnsi="맑은 고딕" w:eastAsia="맑은 고딕"/>
+          <w:b/>
+          <w:sz w:val="17"/>
+          <w:u w:val="none"/>
+        </w:rPr>
+        <w:t>[ necessary / unnecessary ]</w:t>
+      </w:r>
+      <w:r>
+        <w:rPr>
+          <w:rFonts w:ascii="맑은 고딕" w:hAnsi="맑은 고딕" w:eastAsia="맑은 고딕"/>
           <w:b w:val="0"/>
           <w:sz w:val="17"/>
           <w:u w:val="none"/>
         </w:rPr>
-        <w:t xml:space="preserve">________(nature), the nervous species </w:t>
+        <w:t xml:space="preserve">. </w:t>
       </w:r>
       <w:r>
         <w:rPr>
@@ -310,20 +310,11 @@
       <w:r>
         <w:rPr>
           <w:rFonts w:ascii="맑은 고딕" w:hAnsi="맑은 고딕" w:eastAsia="맑은 고딕"/>
-          <w:b/>
-          <w:sz w:val="17"/>
-          <w:u w:val="none"/>
-        </w:rPr>
-        <w:t>[ are / is ]</w:t>
-      </w:r>
-      <w:r>
-        <w:rPr>
-          <w:rFonts w:ascii="맑은 고딕" w:hAnsi="맑은 고딕" w:eastAsia="맑은 고딕"/>
           <w:b w:val="0"/>
           <w:sz w:val="17"/>
           <w:u w:val="none"/>
         </w:rPr>
-        <w:t xml:space="preserve"> difficult </w:t>
+        <w:t xml:space="preserve">________(nature), the nervous species are </w:t>
       </w:r>
       <w:r>
         <w:rPr>
@@ -343,7 +334,7 @@
           <w:sz w:val="17"/>
           <w:u w:val="none"/>
         </w:rPr>
-        <w:t>[ to keep / keeping ]</w:t>
+        <w:t>[ difficult / easy ]</w:t>
       </w:r>
       <w:r>
         <w:rPr>
@@ -352,7 +343,7 @@
           <w:sz w:val="17"/>
           <w:u w:val="none"/>
         </w:rPr>
-        <w:t xml:space="preserve"> in </w:t>
+        <w:t xml:space="preserve"> to keep in </w:t>
       </w:r>
       <w:r>
         <w:rPr>
@@ -401,7 +392,7 @@
           <w:sz w:val="17"/>
           <w:u w:val="none"/>
         </w:rPr>
-        <w:t xml:space="preserve"> into an enclosure, they are likely to </w:t>
+        <w:t xml:space="preserve"> into an enclosure, they are likely to panic, and either die of shock or hit </w:t>
       </w:r>
       <w:r>
         <w:rPr>
@@ -421,7 +412,7 @@
           <w:sz w:val="17"/>
           <w:u w:val="none"/>
         </w:rPr>
-        <w:t>[ panic / relax ]</w:t>
+        <w:t>[ themselves / them ]</w:t>
       </w:r>
       <w:r>
         <w:rPr>
@@ -430,7 +421,7 @@
           <w:sz w:val="17"/>
           <w:u w:val="none"/>
         </w:rPr>
-        <w:t xml:space="preserve">, and either die of shock or hit themselves </w:t>
+        <w:t xml:space="preserve"> repeatedly to death against the fence in their attempts to escape. That’s true, for example, of gazelles, </w:t>
       </w:r>
       <w:r>
         <w:rPr>
@@ -446,11 +437,20 @@
       <w:r>
         <w:rPr>
           <w:rFonts w:ascii="맑은 고딕" w:hAnsi="맑은 고딕" w:eastAsia="맑은 고딕"/>
+          <w:b/>
+          <w:sz w:val="17"/>
+          <w:u w:val="none"/>
+        </w:rPr>
+        <w:t>[ which / what ]</w:t>
+      </w:r>
+      <w:r>
+        <w:rPr>
+          <w:rFonts w:ascii="맑은 고딕" w:hAnsi="맑은 고딕" w:eastAsia="맑은 고딕"/>
           <w:b w:val="0"/>
           <w:sz w:val="17"/>
           <w:u w:val="none"/>
         </w:rPr>
-        <w:t xml:space="preserve">________(repeat) to death against the fence in their attempts to escape. That’s true, for example, of </w:t>
+        <w:t xml:space="preserve"> for thousands of years </w:t>
       </w:r>
       <w:r>
         <w:rPr>
@@ -466,11 +466,20 @@
       <w:r>
         <w:rPr>
           <w:rFonts w:ascii="맑은 고딕" w:hAnsi="맑은 고딕" w:eastAsia="맑은 고딕"/>
+          <w:b/>
+          <w:sz w:val="17"/>
+          <w:u w:val="none"/>
+        </w:rPr>
+        <w:t>[ were / was ]</w:t>
+      </w:r>
+      <w:r>
+        <w:rPr>
+          <w:rFonts w:ascii="맑은 고딕" w:hAnsi="맑은 고딕" w:eastAsia="맑은 고딕"/>
           <w:b w:val="0"/>
           <w:sz w:val="17"/>
           <w:u w:val="none"/>
         </w:rPr>
-        <w:t xml:space="preserve">g________, </w:t>
+        <w:t xml:space="preserve"> the most </w:t>
       </w:r>
       <w:r>
         <w:rPr>
@@ -486,20 +495,11 @@
       <w:r>
         <w:rPr>
           <w:rFonts w:ascii="맑은 고딕" w:hAnsi="맑은 고딕" w:eastAsia="맑은 고딕"/>
-          <w:b/>
-          <w:sz w:val="17"/>
-          <w:u w:val="none"/>
-        </w:rPr>
-        <w:t>[ which / that ]</w:t>
-      </w:r>
-      <w:r>
-        <w:rPr>
-          <w:rFonts w:ascii="맑은 고딕" w:hAnsi="맑은 고딕" w:eastAsia="맑은 고딕"/>
           <w:b w:val="0"/>
           <w:sz w:val="17"/>
           <w:u w:val="none"/>
         </w:rPr>
-        <w:t xml:space="preserve"> for thousands of years were the most </w:t>
+        <w:t xml:space="preserve">________(frequent) hunted game species in some parts of the Fertile Crescent. There is no mammal species </w:t>
       </w:r>
       <w:r>
         <w:rPr>
@@ -515,11 +515,20 @@
       <w:r>
         <w:rPr>
           <w:rFonts w:ascii="맑은 고딕" w:hAnsi="맑은 고딕" w:eastAsia="맑은 고딕"/>
+          <w:b/>
+          <w:sz w:val="17"/>
+          <w:u w:val="none"/>
+        </w:rPr>
+        <w:t>[ that / what ]</w:t>
+      </w:r>
+      <w:r>
+        <w:rPr>
+          <w:rFonts w:ascii="맑은 고딕" w:hAnsi="맑은 고딕" w:eastAsia="맑은 고딕"/>
           <w:b w:val="0"/>
           <w:sz w:val="17"/>
           <w:u w:val="none"/>
         </w:rPr>
-        <w:t xml:space="preserve">________(frequent) hunted game species in some parts of the Fertile Crescent. There is no mammal species </w:t>
+        <w:t xml:space="preserve"> the first settled peoples of that area had more </w:t>
       </w:r>
       <w:r>
         <w:rPr>
@@ -535,20 +544,11 @@
       <w:r>
         <w:rPr>
           <w:rFonts w:ascii="맑은 고딕" w:hAnsi="맑은 고딕" w:eastAsia="맑은 고딕"/>
-          <w:b/>
-          <w:sz w:val="17"/>
-          <w:u w:val="none"/>
-        </w:rPr>
-        <w:t>[ that / what ]</w:t>
-      </w:r>
-      <w:r>
-        <w:rPr>
-          <w:rFonts w:ascii="맑은 고딕" w:hAnsi="맑은 고딕" w:eastAsia="맑은 고딕"/>
           <w:b w:val="0"/>
           <w:sz w:val="17"/>
           <w:u w:val="none"/>
         </w:rPr>
-        <w:t xml:space="preserve"> the first settled peoples of that area had more opportunity to </w:t>
+        <w:t xml:space="preserve">o________ to domesticate than gazelles. But no gazelle species </w:t>
       </w:r>
       <w:r>
         <w:rPr>
@@ -564,11 +564,20 @@
       <w:r>
         <w:rPr>
           <w:rFonts w:ascii="맑은 고딕" w:hAnsi="맑은 고딕" w:eastAsia="맑은 고딕"/>
+          <w:b/>
+          <w:sz w:val="17"/>
+          <w:u w:val="none"/>
+        </w:rPr>
+        <w:t>[ has / have ]</w:t>
+      </w:r>
+      <w:r>
+        <w:rPr>
+          <w:rFonts w:ascii="맑은 고딕" w:hAnsi="맑은 고딕" w:eastAsia="맑은 고딕"/>
           <w:b w:val="0"/>
           <w:sz w:val="17"/>
           <w:u w:val="none"/>
         </w:rPr>
-        <w:t xml:space="preserve">d________ than gazelles. But no gazelle species </w:t>
+        <w:t xml:space="preserve"> ever been </w:t>
       </w:r>
       <w:r>
         <w:rPr>
@@ -584,20 +593,11 @@
       <w:r>
         <w:rPr>
           <w:rFonts w:ascii="맑은 고딕" w:hAnsi="맑은 고딕" w:eastAsia="맑은 고딕"/>
-          <w:b/>
-          <w:sz w:val="17"/>
-          <w:u w:val="none"/>
-        </w:rPr>
-        <w:t>[ has / have ]</w:t>
-      </w:r>
-      <w:r>
-        <w:rPr>
-          <w:rFonts w:ascii="맑은 고딕" w:hAnsi="맑은 고딕" w:eastAsia="맑은 고딕"/>
           <w:b w:val="0"/>
           <w:sz w:val="17"/>
           <w:u w:val="none"/>
         </w:rPr>
-        <w:t xml:space="preserve"> ever been domesticated. Just imagine trying to herd an animal that runs away, </w:t>
+        <w:t xml:space="preserve">________(domestic). Just imagine trying to herd an animal that runs away, </w:t>
       </w:r>
       <w:r>
         <w:rPr>
@@ -613,11 +613,20 @@
       <w:r>
         <w:rPr>
           <w:rFonts w:ascii="맑은 고딕" w:hAnsi="맑은 고딕" w:eastAsia="맑은 고딕"/>
+          <w:b/>
+          <w:sz w:val="17"/>
+          <w:u w:val="none"/>
+        </w:rPr>
+        <w:t>[ blindly / blind ]</w:t>
+      </w:r>
+      <w:r>
+        <w:rPr>
+          <w:rFonts w:ascii="맑은 고딕" w:hAnsi="맑은 고딕" w:eastAsia="맑은 고딕"/>
           <w:b w:val="0"/>
           <w:sz w:val="17"/>
           <w:u w:val="none"/>
         </w:rPr>
-        <w:t xml:space="preserve">________(blind) hits itself against walls, can leap up to nearly 30 feet, and can run at a </w:t>
+        <w:t xml:space="preserve"> hits itself against walls, can leap up to nearly </w:t>
       </w:r>
       <w:r>
         <w:rPr>
@@ -633,20 +642,11 @@
       <w:r>
         <w:rPr>
           <w:rFonts w:ascii="맑은 고딕" w:hAnsi="맑은 고딕" w:eastAsia="맑은 고딕"/>
-          <w:b/>
-          <w:sz w:val="17"/>
-          <w:u w:val="none"/>
-        </w:rPr>
-        <w:t>[ speed / distance ]</w:t>
-      </w:r>
-      <w:r>
-        <w:rPr>
-          <w:rFonts w:ascii="맑은 고딕" w:hAnsi="맑은 고딕" w:eastAsia="맑은 고딕"/>
           <w:b w:val="0"/>
           <w:sz w:val="17"/>
           <w:u w:val="none"/>
         </w:rPr>
-        <w:t xml:space="preserve"> of 50 miles per hour!</w:t>
+        <w:t>3________ feet, and can run at a speed of 50 miles per hour!</w:t>
       </w:r>
     </w:p>
     <w:p>
@@ -696,18 +696,27 @@
           <w:rFonts w:ascii="맑은 고딕" w:hAnsi="맑은 고딕" w:eastAsia="맑은 고딕"/>
           <w:b w:val="0"/>
           <w:sz w:val="17"/>
-          <w:u w:val="single"/>
-        </w:rPr>
-        <w:t>If put</w:t>
+          <w:u w:val="none"/>
+        </w:rPr>
+        <w:t xml:space="preserve">Other species are slower, less nervous, seek protection in herds, </w:t>
       </w:r>
       <w:r>
         <w:rPr>
           <w:rFonts w:ascii="맑은 고딕" w:hAnsi="맑은 고딕" w:eastAsia="맑은 고딕"/>
           <w:b w:val="0"/>
           <w:sz w:val="17"/>
-          <w:u w:val="none"/>
-        </w:rPr>
-        <w:t xml:space="preserve"> into an enclosure, they are likely to panic, …  → 제시 교정: </w:t>
+          <w:u w:val="single"/>
+        </w:rPr>
+        <w:t>stand their ground</w:t>
+      </w:r>
+      <w:r>
+        <w:rPr>
+          <w:rFonts w:ascii="맑은 고딕" w:hAnsi="맑은 고딕" w:eastAsia="맑은 고딕"/>
+          <w:b w:val="0"/>
+          <w:sz w:val="17"/>
+          <w:u w:val="none"/>
+        </w:rPr>
+        <w:t xml:space="preserve"> when threatened, and don’t run until necessary.  → 제시 교정: </w:t>
       </w:r>
       <w:r>
         <w:rPr>
@@ -716,7 +725,7 @@
           <w:sz w:val="17"/>
           <w:u w:val="none"/>
         </w:rPr>
-        <w:t>If they are put</w:t>
+        <w:t>refuse to move away</w:t>
       </w:r>
       <w:r>
         <w:rPr>
@@ -749,9 +758,62 @@
           <w:rFonts w:ascii="맑은 고딕" w:hAnsi="맑은 고딕" w:eastAsia="맑은 고딕"/>
           <w:b w:val="0"/>
           <w:sz w:val="17"/>
-          <w:u w:val="none"/>
-        </w:rPr>
-        <w:t xml:space="preserve">That’s true, for example, of gazelles, </w:t>
+          <w:u w:val="single"/>
+        </w:rPr>
+        <w:t>If put into an enclosure</w:t>
+      </w:r>
+      <w:r>
+        <w:rPr>
+          <w:rFonts w:ascii="맑은 고딕" w:hAnsi="맑은 고딕" w:eastAsia="맑은 고딕"/>
+          <w:b w:val="0"/>
+          <w:sz w:val="17"/>
+          <w:u w:val="none"/>
+        </w:rPr>
+        <w:t xml:space="preserve">, they are likely to panic, and either die of shock or hit themselves repeatedly to death against the fence.  → 제시 교정: </w:t>
+      </w:r>
+      <w:r>
+        <w:rPr>
+          <w:rFonts w:ascii="맑은 고딕" w:hAnsi="맑은 고딕" w:eastAsia="맑은 고딕"/>
+          <w:b/>
+          <w:sz w:val="17"/>
+          <w:u w:val="none"/>
+        </w:rPr>
+        <w:t>If they are put into an enclosure</w:t>
+      </w:r>
+      <w:r>
+        <w:rPr>
+          <w:rFonts w:ascii="맑은 고딕" w:hAnsi="맑은 고딕" w:eastAsia="맑은 고딕"/>
+          <w:b w:val="0"/>
+          <w:sz w:val="17"/>
+          <w:u w:val="none"/>
+        </w:rPr>
+        <w:t xml:space="preserve">  ( ○ / ✕ ) → ________</w:t>
+      </w:r>
+    </w:p>
+    <w:p>
+      <w:pPr>
+        <w:spacing w:before="0" w:after="20" w:line="276" w:lineRule="auto"/>
+        <w:snapToGrid w:val="0"/>
+      </w:pPr>
+      <w:r>
+        <w:rPr>
+          <w:rFonts w:ascii="맑은 고딕" w:hAnsi="맑은 고딕" w:eastAsia="맑은 고딕"/>
+          <w:b/>
+          <w:color w:val="C01F1F"/>
+          <w:sz w:val="17"/>
+          <w:u w:val="none"/>
+          <w:vertAlign w:val="superscript"/>
+        </w:rPr>
+        <w:t>24)</w:t>
+      </w:r>
+      <w:r>
+        <w:rPr>
+          <w:rFonts w:ascii="맑은 고딕" w:hAnsi="맑은 고딕" w:eastAsia="맑은 고딕"/>
+          <w:b w:val="0"/>
+          <w:sz w:val="17"/>
+          <w:u w:val="none"/>
+        </w:rPr>
+        <w:t xml:space="preserve">There is no mammal species that the first settled peoples of that area had more opportunity to domesticate </w:t>
       </w:r>
       <w:r>
         <w:rPr>
@@ -760,7 +822,7 @@
           <w:sz w:val="17"/>
           <w:u w:val="single"/>
         </w:rPr>
-        <w:t>which</w:t>
+        <w:t>than gazelles</w:t>
       </w:r>
       <w:r>
         <w:rPr>
@@ -769,7 +831,7 @@
           <w:sz w:val="17"/>
           <w:u w:val="none"/>
         </w:rPr>
-        <w:t xml:space="preserve"> for thousands of years were the most frequently hunted game species …  → 제시 교정: </w:t>
+        <w:t xml:space="preserve">.  → 제시 교정: </w:t>
       </w:r>
       <w:r>
         <w:rPr>
@@ -778,69 +840,7 @@
           <w:sz w:val="17"/>
           <w:u w:val="none"/>
         </w:rPr>
-        <w:t>that</w:t>
-      </w:r>
-      <w:r>
-        <w:rPr>
-          <w:rFonts w:ascii="맑은 고딕" w:hAnsi="맑은 고딕" w:eastAsia="맑은 고딕"/>
-          <w:b w:val="0"/>
-          <w:sz w:val="17"/>
-          <w:u w:val="none"/>
-        </w:rPr>
-        <w:t xml:space="preserve">  ( ○ / ✕ ) → ________</w:t>
-      </w:r>
-    </w:p>
-    <w:p>
-      <w:pPr>
-        <w:spacing w:before="0" w:after="20" w:line="276" w:lineRule="auto"/>
-        <w:snapToGrid w:val="0"/>
-      </w:pPr>
-      <w:r>
-        <w:rPr>
-          <w:rFonts w:ascii="맑은 고딕" w:hAnsi="맑은 고딕" w:eastAsia="맑은 고딕"/>
-          <w:b/>
-          <w:color w:val="C01F1F"/>
-          <w:sz w:val="17"/>
-          <w:u w:val="none"/>
-          <w:vertAlign w:val="superscript"/>
-        </w:rPr>
-        <w:t>24)</w:t>
-      </w:r>
-      <w:r>
-        <w:rPr>
-          <w:rFonts w:ascii="맑은 고딕" w:hAnsi="맑은 고딕" w:eastAsia="맑은 고딕"/>
-          <w:b w:val="0"/>
-          <w:sz w:val="17"/>
-          <w:u w:val="none"/>
-        </w:rPr>
-        <w:t xml:space="preserve">… stand their ground when threatened, and don’t run </w:t>
-      </w:r>
-      <w:r>
-        <w:rPr>
-          <w:rFonts w:ascii="맑은 고딕" w:hAnsi="맑은 고딕" w:eastAsia="맑은 고딕"/>
-          <w:b w:val="0"/>
-          <w:sz w:val="17"/>
-          <w:u w:val="single"/>
-        </w:rPr>
-        <w:t>until necessary</w:t>
-      </w:r>
-      <w:r>
-        <w:rPr>
-          <w:rFonts w:ascii="맑은 고딕" w:hAnsi="맑은 고딕" w:eastAsia="맑은 고딕"/>
-          <w:b w:val="0"/>
-          <w:sz w:val="17"/>
-          <w:u w:val="none"/>
-        </w:rPr>
-        <w:t xml:space="preserve">.  → 제시 교정: </w:t>
-      </w:r>
-      <w:r>
-        <w:rPr>
-          <w:rFonts w:ascii="맑은 고딕" w:hAnsi="맑은 고딕" w:eastAsia="맑은 고딕"/>
-          <w:b/>
-          <w:sz w:val="17"/>
-          <w:u w:val="none"/>
-        </w:rPr>
-        <w:t>until it is necessary</w:t>
+        <w:t>as gazelles</w:t>
       </w:r>
       <w:r>
         <w:rPr>
@@ -901,7 +901,7 @@
           <w:sz w:val="17"/>
           <w:u w:val="none"/>
         </w:rPr>
-        <w:t>자연히 예민한 종들은 갇힌 상태로 기르기 어렵다.</w:t>
+        <w:t>자연히 예민한 종들은 갇힌 상태로 유지하기 어렵다.</w:t>
       </w:r>
     </w:p>
     <w:p>
@@ -918,7 +918,7 @@
           <w:sz w:val="17"/>
           <w:u w:val="none"/>
         </w:rPr>
-        <w:t>naturally / the nervous species / be / difficult / keep / in captivity / difficulty</w:t>
+        <w:t>the nervous species / in captivity / keep / be / naturally / difficult / to / easily</w:t>
       </w:r>
     </w:p>
     <w:p>
@@ -953,7 +953,7 @@
           <w:sz w:val="17"/>
           <w:u w:val="none"/>
         </w:rPr>
-        <w:t>하지만 가젤 종은 한 번도 가축화된 적이 없다.</w:t>
+        <w:t>그 지역의 최초 정착민들이 가젤보다 길들일 기회가 더 많았던 포유류 종은 없다.</w:t>
       </w:r>
     </w:p>
     <w:p>
@@ -970,7 +970,7 @@
           <w:sz w:val="17"/>
           <w:u w:val="none"/>
         </w:rPr>
-        <w:t>but / no / gazelle species / have / been / domesticate / never</w:t>
+        <w:t>be / that / no mammal species / of that area / more opportunity / there / have / the first settled peoples / to domesticate / than / gazelles / which</w:t>
       </w:r>
     </w:p>
     <w:p>
@@ -1031,7 +1031,7 @@
           <w:sz w:val="17"/>
           <w:u w:val="none"/>
         </w:rPr>
-        <w:t>그 지역 최초의 정착민들이 가젤보다 가축화할 기회가 더 많았던 포유류 종은 없다.</w:t>
+        <w:t>우리에 넣어지면 그들은 패닉에 빠져, 충격으로 죽거나 도망치려는 시도 속에서 울타리에 몸을 반복적으로 부딪쳐 죽을 가능성이 높다.</w:t>
       </w:r>
     </w:p>
     <w:p>
@@ -1048,7 +1048,7 @@
           <w:sz w:val="17"/>
           <w:u w:val="none"/>
         </w:rPr>
-        <w:t>there is / no mammal species / that / the first settled peoples / of that area / had / more opportunity / to domesticate / than / gazelle</w:t>
+        <w:t>into an enclosure / put / they / if / are likely to / panic / either / hit / or / die of shock / and / repeatedly / themselves / to death / in their attempts / against the fence / to escape / escaping</w:t>
       </w:r>
     </w:p>
     <w:p>
@@ -1105,29 +1105,20 @@
       <w:r>
         <w:rPr>
           <w:rFonts w:ascii="맑은 고딕" w:hAnsi="맑은 고딕" w:eastAsia="맑은 고딕"/>
+          <w:b/>
+          <w:sz w:val="17"/>
+          <w:u w:val="none"/>
+        </w:rPr>
+        <w:t>Other species</w:t>
+      </w:r>
+      <w:r>
+        <w:rPr>
+          <w:rFonts w:ascii="맑은 고딕" w:hAnsi="맑은 고딕" w:eastAsia="맑은 고딕"/>
           <w:b w:val="0"/>
           <w:sz w:val="17"/>
           <w:u w:val="none"/>
         </w:rPr>
-        <w:t xml:space="preserve">when </w:t>
-      </w:r>
-      <w:r>
-        <w:rPr>
-          <w:rFonts w:ascii="맑은 고딕" w:hAnsi="맑은 고딕" w:eastAsia="맑은 고딕"/>
-          <w:b/>
-          <w:sz w:val="17"/>
-          <w:u w:val="none"/>
-        </w:rPr>
-        <w:t>they</w:t>
-      </w:r>
-      <w:r>
-        <w:rPr>
-          <w:rFonts w:ascii="맑은 고딕" w:hAnsi="맑은 고딕" w:eastAsia="맑은 고딕"/>
-          <w:b w:val="0"/>
-          <w:sz w:val="17"/>
-          <w:u w:val="none"/>
-        </w:rPr>
-        <w:t xml:space="preserve"> perceive a threat — they가 가리키는 말(2단어): ______________</w:t>
+        <w:t xml:space="preserve"> are slower, less nervous — Other species와 대비되는 앞 문장의 말(2단어): ______________</w:t>
       </w:r>
     </w:p>
     <w:p>
@@ -1162,7 +1153,7 @@
           <w:sz w:val="17"/>
           <w:u w:val="none"/>
         </w:rPr>
-        <w:t>’s true, for example, of gazelles — That이 가리키는 내용을 우리말로: ______________________________________</w:t>
+        <w:t>’s true, for example, of gazelles — That이 가리키는 내용을 우리말로: ____________________________________________</w:t>
       </w:r>
     </w:p>
     <w:p>
@@ -1206,7 +1197,7 @@
           <w:sz w:val="17"/>
           <w:u w:val="none"/>
         </w:rPr>
-        <w:t xml:space="preserve"> — 가리키는 말을 본문에서(3단어): ______________________</w:t>
+        <w:t xml:space="preserve"> — that area가 가리키는 곳을 본문에서(5단어): ____________________________________________</w:t>
       </w:r>
     </w:p>
     <w:p>
@@ -1228,29 +1219,20 @@
       <w:r>
         <w:rPr>
           <w:rFonts w:ascii="맑은 고딕" w:hAnsi="맑은 고딕" w:eastAsia="맑은 고딕"/>
+          <w:b/>
+          <w:sz w:val="17"/>
+          <w:u w:val="none"/>
+        </w:rPr>
+        <w:t>it</w:t>
+      </w:r>
+      <w:r>
+        <w:rPr>
+          <w:rFonts w:ascii="맑은 고딕" w:hAnsi="맑은 고딕" w:eastAsia="맑은 고딕"/>
           <w:b w:val="0"/>
           <w:sz w:val="17"/>
           <w:u w:val="none"/>
         </w:rPr>
-        <w:t xml:space="preserve">imagine trying to herd </w:t>
-      </w:r>
-      <w:r>
-        <w:rPr>
-          <w:rFonts w:ascii="맑은 고딕" w:hAnsi="맑은 고딕" w:eastAsia="맑은 고딕"/>
-          <w:b/>
-          <w:sz w:val="17"/>
-          <w:u w:val="none"/>
-        </w:rPr>
-        <w:t>an animal</w:t>
-      </w:r>
-      <w:r>
-        <w:rPr>
-          <w:rFonts w:ascii="맑은 고딕" w:hAnsi="맑은 고딕" w:eastAsia="맑은 고딕"/>
-          <w:b w:val="0"/>
-          <w:sz w:val="17"/>
-          <w:u w:val="none"/>
-        </w:rPr>
-        <w:t xml:space="preserve"> that runs away … — 이 동물(1단어): ______________</w:t>
+        <w:t>self against walls — itself가 가리키는 말을 본문에서(2단어): ______________</w:t>
       </w:r>
     </w:p>
     <w:p>
@@ -1281,7 +1263,7 @@
     </w:p>
     <w:p>
       <w:pPr>
-        <w:spacing w:before="0" w:after="20" w:line="360" w:lineRule="auto"/>
+        <w:spacing w:before="0" w:after="20" w:line="300" w:lineRule="auto"/>
         <w:jc w:val="both"/>
         <w:snapToGrid w:val="0"/>
       </w:pPr>
@@ -1292,7 +1274,7 @@
           <w:sz w:val="17"/>
           <w:u w:val="none"/>
         </w:rPr>
-        <w:t xml:space="preserve">Some birds show the same problem in zoos. Hummingbirds </w:t>
+        <w:t xml:space="preserve">A similar split shows up among birds kept by people. Some species, such as chickens and ducks, settle down quickly in a yard, feed from a human hand, and </w:t>
       </w:r>
       <w:r>
         <w:rPr>
@@ -1312,7 +1294,7 @@
           <w:sz w:val="17"/>
           <w:u w:val="none"/>
         </w:rPr>
-        <w:t>[ kept / keeping ]</w:t>
+        <w:t>[ tolerate / tolerating ]</w:t>
       </w:r>
       <w:r>
         <w:rPr>
@@ -1321,7 +1303,7 @@
           <w:sz w:val="17"/>
           <w:u w:val="none"/>
         </w:rPr>
-        <w:t xml:space="preserve"> in small cages often fly into the glass again and again, and many keepers find them almost impossible </w:t>
+        <w:t xml:space="preserve"> being crowded together. Others, like many wild pheasants, are so easily alarmed </w:t>
       </w:r>
       <w:r>
         <w:rPr>
@@ -1341,7 +1323,7 @@
           <w:sz w:val="17"/>
           <w:u w:val="none"/>
         </w:rPr>
-        <w:t>[ to raise / raising ]</w:t>
+        <w:t>[ that / what ]</w:t>
       </w:r>
       <w:r>
         <w:rPr>
@@ -1350,7 +1332,7 @@
           <w:sz w:val="17"/>
           <w:u w:val="none"/>
         </w:rPr>
-        <w:t xml:space="preserve"> indoors. Chickens, by contrast, </w:t>
+        <w:t xml:space="preserve"> they fly straight into the wire of any cage and injure themselves. Early keepers did not choose chickens because they were the tastiest or the most common bird around them; they chose the bird </w:t>
       </w:r>
       <w:r>
         <w:rPr>
@@ -1370,7 +1352,7 @@
           <w:sz w:val="17"/>
           <w:u w:val="none"/>
         </w:rPr>
-        <w:t>[ stay / stays ]</w:t>
+        <w:t>[ whose / which ]</w:t>
       </w:r>
       <w:r>
         <w:rPr>
@@ -1379,7 +1361,7 @@
           <w:sz w:val="17"/>
           <w:u w:val="none"/>
         </w:rPr>
-        <w:t xml:space="preserve"> calm in a crowded yard, which is one reason they became farm animals.</w:t>
+        <w:t xml:space="preserve"> nerves could stand a life behind a fence.</w:t>
       </w:r>
     </w:p>
     <w:p>
@@ -1431,7 +1413,7 @@
           <w:sz w:val="17"/>
           <w:u w:val="none"/>
         </w:rPr>
-        <w:t>Nervous animals that flee instantly, like gazelles, are very hard to d____________.</w:t>
+        <w:t>Whether an animal can be domesticated depends less on how useful it is than on how it reacts to being c____________.</w:t>
       </w:r>
     </w:p>
     <w:p>
@@ -1474,7 +1456,7 @@
           <w:sz w:val="17"/>
           <w:u w:val="none"/>
         </w:rPr>
-        <w:t xml:space="preserve"> 다음 글에 대한 &lt;보기&gt;의 설명 중 </w:t>
+        <w:t xml:space="preserve"> 다음 대화를 바탕으로 두 학생이 정리한 표의 내용 중, 대화 내용과 일치하지 </w:t>
       </w:r>
       <w:r>
         <w:rPr>
@@ -1483,7 +1465,7 @@
           <w:sz w:val="17"/>
           <w:u w:val="single"/>
         </w:rPr>
-        <w:t>틀린</w:t>
+        <w:t>않는</w:t>
       </w:r>
       <w:r>
         <w:rPr>
@@ -1492,7 +1474,191 @@
           <w:sz w:val="17"/>
           <w:u w:val="none"/>
         </w:rPr>
-        <w:t xml:space="preserve"> 것만을 있는 대로 고른 것은? [3.3점]</w:t>
+        <w:t xml:space="preserve"> 것은? [3.3점]</w:t>
+      </w:r>
+    </w:p>
+    <w:p>
+      <w:pPr>
+        <w:spacing w:before="0" w:after="0" w:line="288" w:lineRule="auto"/>
+        <w:ind w:left="40"/>
+        <w:snapToGrid w:val="0"/>
+        <w:pBdr>
+          <w:top w:val="single" w:sz="4" w:space="2" w:color="999999"/>
+          <w:left w:val="single" w:sz="4" w:space="2" w:color="999999"/>
+          <w:bottom w:val="single" w:sz="4" w:space="2" w:color="999999"/>
+          <w:right w:val="single" w:sz="4" w:space="2" w:color="999999"/>
+        </w:pBdr>
+        <w:shd w:val="clear" w:color="auto" w:fill="F6F3EA"/>
+      </w:pPr>
+      <w:r>
+        <w:rPr>
+          <w:rFonts w:ascii="맑은 고딕" w:hAnsi="맑은 고딕" w:eastAsia="맑은 고딕"/>
+          <w:b w:val="0"/>
+          <w:sz w:val="17"/>
+          <w:u w:val="none"/>
+        </w:rPr>
+        <w:t>Mina: Our reading said big herbivores don’t all react to danger the same way. Some are nervous and run instantly.</w:t>
+      </w:r>
+    </w:p>
+    <w:p>
+      <w:pPr>
+        <w:spacing w:before="0" w:after="0" w:line="288" w:lineRule="auto"/>
+        <w:ind w:left="40"/>
+        <w:snapToGrid w:val="0"/>
+        <w:pBdr>
+          <w:top w:val="single" w:sz="4" w:space="2" w:color="999999"/>
+          <w:left w:val="single" w:sz="4" w:space="2" w:color="999999"/>
+          <w:bottom w:val="single" w:sz="4" w:space="2" w:color="999999"/>
+          <w:right w:val="single" w:sz="4" w:space="2" w:color="999999"/>
+        </w:pBdr>
+        <w:shd w:val="clear" w:color="auto" w:fill="F6F3EA"/>
+      </w:pPr>
+      <w:r>
+        <w:rPr>
+          <w:rFonts w:ascii="맑은 고딕" w:hAnsi="맑은 고딕" w:eastAsia="맑은 고딕"/>
+          <w:b w:val="0"/>
+          <w:sz w:val="17"/>
+          <w:u w:val="none"/>
+        </w:rPr>
+        <w:t>Jun: Right, and the other group is slower and less nervous. They gather in herds and hold their ground when something threatens them.</w:t>
+      </w:r>
+    </w:p>
+    <w:p>
+      <w:pPr>
+        <w:spacing w:before="0" w:after="0" w:line="288" w:lineRule="auto"/>
+        <w:ind w:left="40"/>
+        <w:snapToGrid w:val="0"/>
+        <w:pBdr>
+          <w:top w:val="single" w:sz="4" w:space="2" w:color="999999"/>
+          <w:left w:val="single" w:sz="4" w:space="2" w:color="999999"/>
+          <w:bottom w:val="single" w:sz="4" w:space="2" w:color="999999"/>
+          <w:right w:val="single" w:sz="4" w:space="2" w:color="999999"/>
+        </w:pBdr>
+        <w:shd w:val="clear" w:color="auto" w:fill="F6F3EA"/>
+      </w:pPr>
+      <w:r>
+        <w:rPr>
+          <w:rFonts w:ascii="맑은 고딕" w:hAnsi="맑은 고딕" w:eastAsia="맑은 고딕"/>
+          <w:b w:val="0"/>
+          <w:sz w:val="17"/>
+          <w:u w:val="none"/>
+        </w:rPr>
+        <w:t>Mina: And they don’t run until they really have to. That’s why the calm ones are easier to keep in captivity.</w:t>
+      </w:r>
+    </w:p>
+    <w:p>
+      <w:pPr>
+        <w:spacing w:before="0" w:after="0" w:line="288" w:lineRule="auto"/>
+        <w:ind w:left="40"/>
+        <w:snapToGrid w:val="0"/>
+        <w:pBdr>
+          <w:top w:val="single" w:sz="4" w:space="2" w:color="999999"/>
+          <w:left w:val="single" w:sz="4" w:space="2" w:color="999999"/>
+          <w:bottom w:val="single" w:sz="4" w:space="2" w:color="999999"/>
+          <w:right w:val="single" w:sz="4" w:space="2" w:color="999999"/>
+        </w:pBdr>
+        <w:shd w:val="clear" w:color="auto" w:fill="F6F3EA"/>
+      </w:pPr>
+      <w:r>
+        <w:rPr>
+          <w:rFonts w:ascii="맑은 고딕" w:hAnsi="맑은 고딕" w:eastAsia="맑은 고딕"/>
+          <w:b w:val="0"/>
+          <w:sz w:val="17"/>
+          <w:u w:val="none"/>
+        </w:rPr>
+        <w:t>Jun: The nervous ones are the problem. Put them inside a fence and they panic — they die of shock or keep smashing into the fence until it kills them.</w:t>
+      </w:r>
+    </w:p>
+    <w:p>
+      <w:pPr>
+        <w:spacing w:before="0" w:after="0" w:line="288" w:lineRule="auto"/>
+        <w:ind w:left="40"/>
+        <w:snapToGrid w:val="0"/>
+        <w:pBdr>
+          <w:top w:val="single" w:sz="4" w:space="2" w:color="999999"/>
+          <w:left w:val="single" w:sz="4" w:space="2" w:color="999999"/>
+          <w:bottom w:val="single" w:sz="4" w:space="2" w:color="999999"/>
+          <w:right w:val="single" w:sz="4" w:space="2" w:color="999999"/>
+        </w:pBdr>
+        <w:shd w:val="clear" w:color="auto" w:fill="F6F3EA"/>
+      </w:pPr>
+      <w:r>
+        <w:rPr>
+          <w:rFonts w:ascii="맑은 고딕" w:hAnsi="맑은 고딕" w:eastAsia="맑은 고딕"/>
+          <w:b w:val="0"/>
+          <w:sz w:val="17"/>
+          <w:u w:val="none"/>
+        </w:rPr>
+        <w:t>Mina: Gazelles are the famous example. People in the Fertile Crescent hunted them more than any other game animal for thousands of years.</w:t>
+      </w:r>
+    </w:p>
+    <w:p>
+      <w:pPr>
+        <w:spacing w:before="0" w:after="0" w:line="288" w:lineRule="auto"/>
+        <w:ind w:left="40"/>
+        <w:snapToGrid w:val="0"/>
+        <w:pBdr>
+          <w:top w:val="single" w:sz="4" w:space="2" w:color="999999"/>
+          <w:left w:val="single" w:sz="4" w:space="2" w:color="999999"/>
+          <w:bottom w:val="single" w:sz="4" w:space="2" w:color="999999"/>
+          <w:right w:val="single" w:sz="4" w:space="2" w:color="999999"/>
+        </w:pBdr>
+        <w:shd w:val="clear" w:color="auto" w:fill="F6F3EA"/>
+      </w:pPr>
+      <w:r>
+        <w:rPr>
+          <w:rFonts w:ascii="맑은 고딕" w:hAnsi="맑은 고딕" w:eastAsia="맑은 고딕"/>
+          <w:b w:val="0"/>
+          <w:sz w:val="17"/>
+          <w:u w:val="none"/>
+        </w:rPr>
+        <w:t>Jun: So those early settlers had more chances to domesticate gazelles than any other mammal, and still not one gazelle species was ever domesticated.</w:t>
+      </w:r>
+    </w:p>
+    <w:p>
+      <w:pPr>
+        <w:spacing w:before="0" w:after="0" w:line="288" w:lineRule="auto"/>
+        <w:ind w:left="40"/>
+        <w:snapToGrid w:val="0"/>
+        <w:pBdr>
+          <w:top w:val="single" w:sz="4" w:space="2" w:color="999999"/>
+          <w:left w:val="single" w:sz="4" w:space="2" w:color="999999"/>
+          <w:bottom w:val="single" w:sz="4" w:space="2" w:color="999999"/>
+          <w:right w:val="single" w:sz="4" w:space="2" w:color="999999"/>
+        </w:pBdr>
+        <w:shd w:val="clear" w:color="auto" w:fill="F6F3EA"/>
+      </w:pPr>
+      <w:r>
+        <w:rPr>
+          <w:rFonts w:ascii="맑은 고딕" w:hAnsi="맑은 고딕" w:eastAsia="맑은 고딕"/>
+          <w:b w:val="0"/>
+          <w:sz w:val="17"/>
+          <w:u w:val="none"/>
+        </w:rPr>
+        <w:t>Mina: Because you can’t herd something that bolts, runs blindly into walls, jumps nearly 30 feet, and runs 50 miles an hour.</w:t>
+      </w:r>
+    </w:p>
+    <w:p>
+      <w:pPr>
+        <w:spacing w:before="0" w:after="0" w:line="288" w:lineRule="auto"/>
+        <w:ind w:left="40"/>
+        <w:snapToGrid w:val="0"/>
+        <w:pBdr>
+          <w:top w:val="single" w:sz="4" w:space="2" w:color="999999"/>
+          <w:left w:val="single" w:sz="4" w:space="2" w:color="999999"/>
+          <w:bottom w:val="single" w:sz="4" w:space="2" w:color="999999"/>
+          <w:right w:val="single" w:sz="4" w:space="2" w:color="999999"/>
+        </w:pBdr>
+        <w:shd w:val="clear" w:color="auto" w:fill="F6F3EA"/>
+      </w:pPr>
+      <w:r>
+        <w:rPr>
+          <w:rFonts w:ascii="맑은 고딕" w:hAnsi="맑은 고딕" w:eastAsia="맑은 고딕"/>
+          <w:b w:val="0"/>
+          <w:sz w:val="17"/>
+          <w:u w:val="none"/>
+        </w:rPr>
+        <w:t>Jun: So the point isn’t how useful the animal is. It’s how it reacts to being confined.</w:t>
       </w:r>
     </w:p>
     <w:p>
@@ -1515,7 +1681,186 @@
           <w:sz w:val="17"/>
           <w:u w:val="none"/>
         </w:rPr>
-        <w:t>Big mammalian herbivore species react to danger from predators or humans in different ways. Some species are nervous, fast, and programmed for instant flight when they perceive a threat. Other species are slower, less nervous, seek protection in herds, stand their ground when threatened, and don't run until necessary. ⓑ</w:t>
+        <w:t>Mina: Exactly. Let’s put the two groups side by side in a table.</w:t>
+      </w:r>
+    </w:p>
+    <w:p>
+      <w:pPr>
+        <w:spacing w:before="0" w:after="0" w:line="288" w:lineRule="auto"/>
+        <w:ind w:left="40"/>
+        <w:snapToGrid w:val="0"/>
+        <w:pBdr>
+          <w:top w:val="single" w:sz="4" w:space="2" w:color="555555"/>
+          <w:left w:val="single" w:sz="4" w:space="2" w:color="555555"/>
+          <w:bottom w:val="single" w:sz="4" w:space="2" w:color="555555"/>
+          <w:right w:val="single" w:sz="4" w:space="2" w:color="555555"/>
+        </w:pBdr>
+        <w:shd w:val="clear" w:color="auto" w:fill="FFFFFF"/>
+      </w:pPr>
+      <w:r>
+        <w:rPr>
+          <w:rFonts w:ascii="맑은 고딕" w:hAnsi="맑은 고딕" w:eastAsia="맑은 고딕"/>
+          <w:b w:val="0"/>
+          <w:sz w:val="17"/>
+          <w:u w:val="none"/>
+        </w:rPr>
+        <w:t xml:space="preserve">  |  Nervous species (e.g., gazelles)  |  Calm species</w:t>
+      </w:r>
+    </w:p>
+    <w:p>
+      <w:pPr>
+        <w:spacing w:before="0" w:after="0" w:line="288" w:lineRule="auto"/>
+        <w:ind w:left="40"/>
+        <w:snapToGrid w:val="0"/>
+        <w:pBdr>
+          <w:top w:val="single" w:sz="4" w:space="2" w:color="555555"/>
+          <w:left w:val="single" w:sz="4" w:space="2" w:color="555555"/>
+          <w:bottom w:val="single" w:sz="4" w:space="2" w:color="555555"/>
+          <w:right w:val="single" w:sz="4" w:space="2" w:color="555555"/>
+        </w:pBdr>
+        <w:shd w:val="clear" w:color="auto" w:fill="FFFFFF"/>
+      </w:pPr>
+      <w:r>
+        <w:rPr>
+          <w:rFonts w:ascii="맑은 고딕" w:hAnsi="맑은 고딕" w:eastAsia="맑은 고딕"/>
+          <w:b w:val="0"/>
+          <w:sz w:val="17"/>
+          <w:u w:val="none"/>
+        </w:rPr>
+        <w:t>① Reaction to a threat  |  run away at once  |  stay put until running is unavoidable</w:t>
+      </w:r>
+    </w:p>
+    <w:p>
+      <w:pPr>
+        <w:spacing w:before="0" w:after="0" w:line="288" w:lineRule="auto"/>
+        <w:ind w:left="40"/>
+        <w:snapToGrid w:val="0"/>
+        <w:pBdr>
+          <w:top w:val="single" w:sz="4" w:space="2" w:color="555555"/>
+          <w:left w:val="single" w:sz="4" w:space="2" w:color="555555"/>
+          <w:bottom w:val="single" w:sz="4" w:space="2" w:color="555555"/>
+          <w:right w:val="single" w:sz="4" w:space="2" w:color="555555"/>
+        </w:pBdr>
+        <w:shd w:val="clear" w:color="auto" w:fill="FFFFFF"/>
+      </w:pPr>
+      <w:r>
+        <w:rPr>
+          <w:rFonts w:ascii="맑은 고딕" w:hAnsi="맑은 고딕" w:eastAsia="맑은 고딕"/>
+          <w:b w:val="0"/>
+          <w:sz w:val="17"/>
+          <w:u w:val="none"/>
+        </w:rPr>
+        <w:t>② Social behavior  |  flee on their own  |  seek safety in a group</w:t>
+      </w:r>
+    </w:p>
+    <w:p>
+      <w:pPr>
+        <w:spacing w:before="0" w:after="0" w:line="288" w:lineRule="auto"/>
+        <w:ind w:left="40"/>
+        <w:snapToGrid w:val="0"/>
+        <w:pBdr>
+          <w:top w:val="single" w:sz="4" w:space="2" w:color="555555"/>
+          <w:left w:val="single" w:sz="4" w:space="2" w:color="555555"/>
+          <w:bottom w:val="single" w:sz="4" w:space="2" w:color="555555"/>
+          <w:right w:val="single" w:sz="4" w:space="2" w:color="555555"/>
+        </w:pBdr>
+        <w:shd w:val="clear" w:color="auto" w:fill="FFFFFF"/>
+      </w:pPr>
+      <w:r>
+        <w:rPr>
+          <w:rFonts w:ascii="맑은 고딕" w:hAnsi="맑은 고딕" w:eastAsia="맑은 고딕"/>
+          <w:b w:val="0"/>
+          <w:sz w:val="17"/>
+          <w:u w:val="none"/>
+        </w:rPr>
+        <w:t>③ Life in captivity  |  hard to keep; may die of shock  |  easier to keep</w:t>
+      </w:r>
+    </w:p>
+    <w:p>
+      <w:pPr>
+        <w:spacing w:before="0" w:after="0" w:line="288" w:lineRule="auto"/>
+        <w:ind w:left="40"/>
+        <w:snapToGrid w:val="0"/>
+        <w:pBdr>
+          <w:top w:val="single" w:sz="4" w:space="2" w:color="555555"/>
+          <w:left w:val="single" w:sz="4" w:space="2" w:color="555555"/>
+          <w:bottom w:val="single" w:sz="4" w:space="2" w:color="555555"/>
+          <w:right w:val="single" w:sz="4" w:space="2" w:color="555555"/>
+        </w:pBdr>
+        <w:shd w:val="clear" w:color="auto" w:fill="FFFFFF"/>
+      </w:pPr>
+      <w:r>
+        <w:rPr>
+          <w:rFonts w:ascii="맑은 고딕" w:hAnsi="맑은 고딕" w:eastAsia="맑은 고딕"/>
+          <w:b w:val="0"/>
+          <w:sz w:val="17"/>
+          <w:u w:val="none"/>
+        </w:rPr>
+        <w:t>④ Reason for the difference  |  were hunted less often, so people had fewer chances to tame them  |  were hunted more, so people got used to them</w:t>
+      </w:r>
+    </w:p>
+    <w:p>
+      <w:pPr>
+        <w:spacing w:before="0" w:after="60" w:line="288" w:lineRule="auto"/>
+        <w:ind w:left="40"/>
+        <w:snapToGrid w:val="0"/>
+        <w:pBdr>
+          <w:top w:val="single" w:sz="4" w:space="2" w:color="555555"/>
+          <w:left w:val="single" w:sz="4" w:space="2" w:color="555555"/>
+          <w:bottom w:val="single" w:sz="4" w:space="2" w:color="555555"/>
+          <w:right w:val="single" w:sz="4" w:space="2" w:color="555555"/>
+        </w:pBdr>
+        <w:shd w:val="clear" w:color="auto" w:fill="FFFFFF"/>
+      </w:pPr>
+      <w:r>
+        <w:rPr>
+          <w:rFonts w:ascii="맑은 고딕" w:hAnsi="맑은 고딕" w:eastAsia="맑은 고딕"/>
+          <w:b w:val="0"/>
+          <w:sz w:val="17"/>
+          <w:u w:val="none"/>
+        </w:rPr>
+        <w:t>⑤ Example of failure  |  no gazelle species was ever domesticated  |  —</w:t>
+      </w:r>
+    </w:p>
+    <w:p>
+      <w:pPr>
+        <w:spacing w:before="0" w:after="20" w:line="276" w:lineRule="auto"/>
+        <w:ind w:left="80"/>
+        <w:snapToGrid w:val="0"/>
+      </w:pPr>
+      <w:r>
+        <w:rPr>
+          <w:rFonts w:ascii="맑은 고딕" w:hAnsi="맑은 고딕" w:eastAsia="맑은 고딕"/>
+          <w:b w:val="0"/>
+          <w:sz w:val="17"/>
+          <w:u w:val="none"/>
+        </w:rPr>
+        <w:t>① ①    ② ②    ③ ③    ④ ④    ⑤ ⑤</w:t>
+      </w:r>
+    </w:p>
+    <w:p>
+      <w:pPr>
+        <w:keepNext/>
+        <w:spacing w:before="80" w:after="20" w:line="276" w:lineRule="auto"/>
+        <w:snapToGrid w:val="0"/>
+      </w:pPr>
+      <w:r>
+        <w:rPr>
+          <w:rFonts w:ascii="맑은 고딕" w:hAnsi="맑은 고딕" w:eastAsia="맑은 고딕"/>
+          <w:b/>
+          <w:sz w:val="17"/>
+          <w:u w:val="none"/>
+        </w:rPr>
+        <w:t>29-2.</w:t>
+      </w:r>
+      <w:r>
+        <w:rPr>
+          <w:rFonts w:ascii="맑은 고딕" w:hAnsi="맑은 고딕" w:eastAsia="맑은 고딕"/>
+          <w:b w:val="0"/>
+          <w:sz w:val="17"/>
+          <w:u w:val="none"/>
+        </w:rPr>
+        <w:t xml:space="preserve"> 윗글의 필자가 ‘가축화될 수 있었던 동물’로 판단할 사례를 &lt;보기&gt;에서 </w:t>
       </w:r>
       <w:r>
         <w:rPr>
@@ -1524,7 +1869,7 @@
           <w:sz w:val="17"/>
           <w:u w:val="single"/>
         </w:rPr>
-        <w:t>Naturally</w:t>
+        <w:t>모두</w:t>
       </w:r>
       <w:r>
         <w:rPr>
@@ -1533,25 +1878,30 @@
           <w:sz w:val="17"/>
           <w:u w:val="none"/>
         </w:rPr>
-        <w:t>, the nervous species are difficult to keep in captivity. ⓐ</w:t>
-      </w:r>
+        <w:t xml:space="preserve"> 고른 것은? [3.2점]</w:t>
+      </w:r>
+    </w:p>
+    <w:p>
+      <w:pPr>
+        <w:spacing w:before="0" w:after="60" w:line="288" w:lineRule="auto"/>
+        <w:ind w:left="40"/>
+        <w:snapToGrid w:val="0"/>
+        <w:pBdr>
+          <w:top w:val="single" w:sz="4" w:space="2" w:color="999999"/>
+          <w:left w:val="single" w:sz="4" w:space="2" w:color="999999"/>
+          <w:bottom w:val="single" w:sz="4" w:space="2" w:color="999999"/>
+          <w:right w:val="single" w:sz="4" w:space="2" w:color="999999"/>
+        </w:pBdr>
+        <w:shd w:val="clear" w:color="auto" w:fill="F6F3EA"/>
+      </w:pPr>
       <w:r>
         <w:rPr>
           <w:rFonts w:ascii="맑은 고딕" w:hAnsi="맑은 고딕" w:eastAsia="맑은 고딕"/>
           <w:b w:val="0"/>
           <w:sz w:val="17"/>
-          <w:u w:val="single"/>
-        </w:rPr>
-        <w:t>If put into an enclosure</w:t>
-      </w:r>
-      <w:r>
-        <w:rPr>
-          <w:rFonts w:ascii="맑은 고딕" w:hAnsi="맑은 고딕" w:eastAsia="맑은 고딕"/>
-          <w:b w:val="0"/>
-          <w:sz w:val="17"/>
-          <w:u w:val="none"/>
-        </w:rPr>
-        <w:t>, they are likely to panic, and either die of shock or hit themselves repeatedly to death against the fence in their attempts to escape. That's true, for example, of gazelles, which for thousands of years were the most frequently hunted game species in some parts of the Fertile Crescent. There is no mammal species that the first settled peoples of that area had more opportunity to domesticate than gazelles. (A) ________, no gazelle species has ever been domesticated. Just imagine trying to herd an animal that runs away, blindly hits itself against walls, can leap up to nearly 30 feet, and can run at a speed of 50 miles per hour!</w:t>
+          <w:u w:val="none"/>
+        </w:rPr>
+        <w:t>Naturally, the nervous species are difficult to keep in captivity. If put into an enclosure, they are likely to panic, and either die of shock or hit themselves repeatedly to death against the fence in their attempts to escape. That’s true, for example, of gazelles, which for thousands of years were the most frequently hunted game species in some parts of the Fertile Crescent. No other mammal gave the region’s earliest farming communities so many chances to tame it. But no gazelle species has ever been domesticated.</w:t>
       </w:r>
     </w:p>
     <w:p>
@@ -1597,7 +1947,7 @@
           <w:sz w:val="17"/>
           <w:u w:val="none"/>
         </w:rPr>
-        <w:t>(a) The writer contrasts nervous, fast-fleeing species with calmer species that seek protection in herds.</w:t>
+        <w:t>(a) A wild sheep species that, when fenced in, grazes quietly, stays close to the others, and breeds normally in the enclosure.</w:t>
       </w:r>
     </w:p>
     <w:p>
@@ -1620,7 +1970,7 @@
           <w:sz w:val="17"/>
           <w:u w:val="none"/>
         </w:rPr>
-        <w:t>(b) The appropriate expression for (A) is ‘Therefore’.</w:t>
+        <w:t>(b) A deer species whose meat early villagers prized above all others, but which throws itself against any fence until it dies.</w:t>
       </w:r>
     </w:p>
     <w:p>
@@ -1643,7 +1993,7 @@
           <w:sz w:val="17"/>
           <w:u w:val="none"/>
         </w:rPr>
-        <w:t>(c) In ⓐ, ‘they are’ is omitted after ‘If’, and the phrase is grammatically correct.</w:t>
+        <w:t>(c) A wild goat species that at first climbs the walls of its pen but soon settles down, eats from a keeper’s hand, and raises its young there.</w:t>
       </w:r>
     </w:p>
     <w:p>
@@ -1666,7 +2016,7 @@
           <w:sz w:val="17"/>
           <w:u w:val="none"/>
         </w:rPr>
-        <w:t>(d) In the context, ⓑ ‘Naturally’ can be replaced by ‘Surprisingly’.</w:t>
+        <w:t>(d) A large antelope that roams in enormous herds near the village, yet bolts the instant a person approaches and cannot be held behind a barrier.</w:t>
       </w:r>
     </w:p>
     <w:p>
@@ -1689,7 +2039,7 @@
           <w:sz w:val="17"/>
           <w:u w:val="none"/>
         </w:rPr>
-        <w:t>(e) According to the writer, the first settlers rarely hunted gazelles.</w:t>
+        <w:t>(e) A single tame gazelle raised from birth by a hunter’s family, while every other gazelle captured by the village panicked and died.</w:t>
       </w:r>
     </w:p>
     <w:p>
@@ -1705,7 +2055,7 @@
           <w:sz w:val="17"/>
           <w:u w:val="none"/>
         </w:rPr>
-        <w:t>① (a), (c)    ② (b), (e)    ③ (b), (d), (e)    ④ (c), (d)    ⑤ (a), (d), (e)</w:t>
+        <w:t>① (a), (c)    ② (a), (b)    ③ (b), (d)    ④ (c), (e)    ⑤ (a), (c), (e)</w:t>
       </w:r>
     </w:p>
     <w:p>
@@ -1721,7 +2071,7 @@
           <w:sz w:val="17"/>
           <w:u w:val="none"/>
         </w:rPr>
-        <w:t>29-2.</w:t>
+        <w:t>29-3.</w:t>
       </w:r>
       <w:r>
         <w:rPr>
@@ -1730,7 +2080,7 @@
           <w:sz w:val="17"/>
           <w:u w:val="none"/>
         </w:rPr>
-        <w:t xml:space="preserve"> 다음 글의 밑줄 친 ⓐ ~ ⓕ 중, 어법상 </w:t>
+        <w:t xml:space="preserve"> 윗글의 밑줄 친 </w:t>
       </w:r>
       <w:r>
         <w:rPr>
@@ -1739,7 +2089,7 @@
           <w:sz w:val="17"/>
           <w:u w:val="single"/>
         </w:rPr>
-        <w:t>틀린</w:t>
+        <w:t>programmed for instant flight</w:t>
       </w:r>
       <w:r>
         <w:rPr>
@@ -1748,7 +2098,7 @@
           <w:sz w:val="17"/>
           <w:u w:val="none"/>
         </w:rPr>
-        <w:t xml:space="preserve"> 것을 모두 고른 것은? [3.1점]</w:t>
+        <w:t>가 의미하는 바로 가장 적절한 것은? [3.0점]</w:t>
       </w:r>
     </w:p>
     <w:p>
@@ -1771,7 +2121,7 @@
           <w:sz w:val="17"/>
           <w:u w:val="none"/>
         </w:rPr>
-        <w:t>Big mammalian herbivore species react to danger from predators or humans in different ways. Some species are nervous, fast, and ⓐ</w:t>
+        <w:t xml:space="preserve">Big mammalian herbivore species react to danger from predators or humans in different ways. Some species are nervous, fast, and </w:t>
       </w:r>
       <w:r>
         <w:rPr>
@@ -1780,7 +2130,7 @@
           <w:sz w:val="17"/>
           <w:u w:val="single"/>
         </w:rPr>
-        <w:t>programming</w:t>
+        <w:t>programmed for instant flight</w:t>
       </w:r>
       <w:r>
         <w:rPr>
@@ -1789,17 +2139,31 @@
           <w:sz w:val="17"/>
           <w:u w:val="none"/>
         </w:rPr>
-        <w:t xml:space="preserve"> for instant flight when they perceive a threat. Other species are slower, less nervous, seek protection in herds, stand their ground when threatened, and don't run ⓑ</w:t>
-      </w:r>
+        <w:t xml:space="preserve"> when they perceive a threat. Other species are slower, less nervous, seek protection in herds, stand their ground when threatened, and don’t run until necessary. Naturally, the nervous species are difficult to keep in captivity.</w:t>
+      </w:r>
+    </w:p>
+    <w:p>
+      <w:pPr>
+        <w:spacing w:before="0" w:after="0" w:line="269" w:lineRule="auto"/>
+        <w:ind w:left="180" w:hanging="180"/>
+        <w:snapToGrid w:val="0"/>
+      </w:pPr>
       <w:r>
         <w:rPr>
           <w:rFonts w:ascii="맑은 고딕" w:hAnsi="맑은 고딕" w:eastAsia="맑은 고딕"/>
           <w:b w:val="0"/>
           <w:sz w:val="17"/>
-          <w:u w:val="single"/>
-        </w:rPr>
-        <w:t>until necessary</w:t>
-      </w:r>
+          <w:u w:val="none"/>
+        </w:rPr>
+        <w:t>① trained by humans to escape from an enclosure as quickly as possible</w:t>
+      </w:r>
+    </w:p>
+    <w:p>
+      <w:pPr>
+        <w:spacing w:before="0" w:after="0" w:line="269" w:lineRule="auto"/>
+        <w:ind w:left="180" w:hanging="180"/>
+        <w:snapToGrid w:val="0"/>
+      </w:pPr>
       <w:r>
         <w:rPr>
           <w:rFonts w:ascii="맑은 고딕" w:hAnsi="맑은 고딕" w:eastAsia="맑은 고딕"/>
@@ -1807,17 +2171,31 @@
           <w:sz w:val="17"/>
           <w:u w:val="none"/>
         </w:rPr>
-        <w:t>. Naturally, the nervous species are difficult to keep in captivity. If put into an enclosure, they are likely ⓒ</w:t>
-      </w:r>
+        <w:t>② built by nature to run away the moment they sense danger</w:t>
+      </w:r>
+    </w:p>
+    <w:p>
+      <w:pPr>
+        <w:spacing w:before="0" w:after="0" w:line="269" w:lineRule="auto"/>
+        <w:ind w:left="180" w:hanging="180"/>
+        <w:snapToGrid w:val="0"/>
+      </w:pPr>
       <w:r>
         <w:rPr>
           <w:rFonts w:ascii="맑은 고딕" w:hAnsi="맑은 고딕" w:eastAsia="맑은 고딕"/>
           <w:b w:val="0"/>
           <w:sz w:val="17"/>
-          <w:u w:val="single"/>
-        </w:rPr>
-        <w:t>to panic</w:t>
-      </w:r>
+          <w:u w:val="none"/>
+        </w:rPr>
+        <w:t>③ able to fly short distances when a predator comes near</w:t>
+      </w:r>
+    </w:p>
+    <w:p>
+      <w:pPr>
+        <w:spacing w:before="0" w:after="0" w:line="269" w:lineRule="auto"/>
+        <w:ind w:left="180" w:hanging="180"/>
+        <w:snapToGrid w:val="0"/>
+      </w:pPr>
       <w:r>
         <w:rPr>
           <w:rFonts w:ascii="맑은 고딕" w:hAnsi="맑은 고딕" w:eastAsia="맑은 고딕"/>
@@ -1825,77 +2203,23 @@
           <w:sz w:val="17"/>
           <w:u w:val="none"/>
         </w:rPr>
-        <w:t>, and either die of shock or hit themselves repeatedly to death against the fence in their attempts to escape. That's true, for example, of gazelles, which for thousands of years ⓓ</w:t>
-      </w:r>
+        <w:t>④ designed to stay calm and wait before deciding whether to run</w:t>
+      </w:r>
+    </w:p>
+    <w:p>
+      <w:pPr>
+        <w:spacing w:before="0" w:after="0" w:line="269" w:lineRule="auto"/>
+        <w:ind w:left="180" w:hanging="180"/>
+        <w:snapToGrid w:val="0"/>
+      </w:pPr>
       <w:r>
         <w:rPr>
           <w:rFonts w:ascii="맑은 고딕" w:hAnsi="맑은 고딕" w:eastAsia="맑은 고딕"/>
           <w:b w:val="0"/>
           <w:sz w:val="17"/>
-          <w:u w:val="single"/>
-        </w:rPr>
-        <w:t>was</w:t>
-      </w:r>
-      <w:r>
-        <w:rPr>
-          <w:rFonts w:ascii="맑은 고딕" w:hAnsi="맑은 고딕" w:eastAsia="맑은 고딕"/>
-          <w:b w:val="0"/>
-          <w:sz w:val="17"/>
-          <w:u w:val="none"/>
-        </w:rPr>
-        <w:t xml:space="preserve"> the most frequently hunted game species in some parts of the Fertile Crescent. There is no mammal species ⓔ</w:t>
-      </w:r>
-      <w:r>
-        <w:rPr>
-          <w:rFonts w:ascii="맑은 고딕" w:hAnsi="맑은 고딕" w:eastAsia="맑은 고딕"/>
-          <w:b w:val="0"/>
-          <w:sz w:val="17"/>
-          <w:u w:val="single"/>
-        </w:rPr>
-        <w:t>that</w:t>
-      </w:r>
-      <w:r>
-        <w:rPr>
-          <w:rFonts w:ascii="맑은 고딕" w:hAnsi="맑은 고딕" w:eastAsia="맑은 고딕"/>
-          <w:b w:val="0"/>
-          <w:sz w:val="17"/>
-          <w:u w:val="none"/>
-        </w:rPr>
-        <w:t xml:space="preserve"> the first settled peoples of that area had more opportunity to domesticate than gazelles. But no gazelle species ⓕ</w:t>
-      </w:r>
-      <w:r>
-        <w:rPr>
-          <w:rFonts w:ascii="맑은 고딕" w:hAnsi="맑은 고딕" w:eastAsia="맑은 고딕"/>
-          <w:b w:val="0"/>
-          <w:sz w:val="17"/>
-          <w:u w:val="single"/>
-        </w:rPr>
-        <w:t>has ever domesticated</w:t>
-      </w:r>
-      <w:r>
-        <w:rPr>
-          <w:rFonts w:ascii="맑은 고딕" w:hAnsi="맑은 고딕" w:eastAsia="맑은 고딕"/>
-          <w:b w:val="0"/>
-          <w:sz w:val="17"/>
-          <w:u w:val="none"/>
-        </w:rPr>
-        <w:t>. Just imagine trying to herd an animal that runs away, blindly hits itself against walls, can leap up to nearly 30 feet, and can run at a speed of 50 miles per hour!</w:t>
-      </w:r>
-    </w:p>
-    <w:p>
-      <w:pPr>
-        <w:spacing w:before="0" w:after="20" w:line="276" w:lineRule="auto"/>
-        <w:ind w:left="80"/>
-        <w:snapToGrid w:val="0"/>
-      </w:pPr>
-      <w:r>
-        <w:rPr>
-          <w:rFonts w:ascii="맑은 고딕" w:hAnsi="맑은 고딕" w:eastAsia="맑은 고딕"/>
-          <w:b w:val="0"/>
-          <w:sz w:val="17"/>
-          <w:u w:val="none"/>
-        </w:rPr>
-        <w:t>① ⓐ, ⓓ, ⓕ    ② ⓐ, ⓔ    ③ ⓑ, ⓒ, ⓕ    ④ ⓓ, ⓕ    ⑤ ⓐ, ⓒ, ⓓ</w:t>
+          <w:u w:val="none"/>
+        </w:rPr>
+        <w:t>⑤ likely to attack a predator instead of running from it</w:t>
       </w:r>
     </w:p>
     <w:p>
@@ -1911,7 +2235,7 @@
           <w:sz w:val="17"/>
           <w:u w:val="none"/>
         </w:rPr>
-        <w:t>29-3.</w:t>
+        <w:t>29-4.</w:t>
       </w:r>
       <w:r>
         <w:rPr>
@@ -1920,7 +2244,7 @@
           <w:sz w:val="17"/>
           <w:u w:val="none"/>
         </w:rPr>
-        <w:t xml:space="preserve"> 다음 글의 (A), (B), (C)의 각 괄호 안에서 문맥과 어법에 맞는 표현으로 가장 적절한 것은? [3.0점]</w:t>
+        <w:t xml:space="preserve"> 다음 글의 빈칸 (A), (B)에 들어갈 말로 가장 적절한 것은? [3.1점]</w:t>
       </w:r>
     </w:p>
     <w:p>
@@ -1943,7 +2267,7 @@
           <w:sz w:val="17"/>
           <w:u w:val="none"/>
         </w:rPr>
-        <w:t>Big mammalian herbivore species react to danger from predators or humans in different ways. Some species are nervous, fast, and programmed for instant flight when they perceive a threat. Other species are slower, less nervous, seek protection in herds, stand their ground when threatened, and don't run until necessary. Naturally, the nervous species are (A) [difficult / easy] to keep in captivity. If put into an enclosure, they are likely to panic, and either die of shock or hit (C) [themselves / them] repeatedly to death against the fence in their attempts to escape. That's true, for example, of gazelles, which for thousands of years were the most (B) [frequently / rarely] hunted game species in some parts of the Fertile Crescent. There is no mammal species that the first settled peoples of that area had more opportunity to domesticate than gazelles. But no gazelle species has ever been domesticated. Just imagine trying to herd an animal that runs away, blindly hits itself against walls, can leap up to nearly 30 feet, and can run at a speed of 50 miles per hour!</w:t>
+        <w:t>Big mammalian herbivore species react to danger from predators or humans in different ways. Some species are nervous, fast, and programmed for instant flight when they perceive a threat. Other species are slower, less nervous, seek protection in herds, stand their ground when threatened, and don’t run until necessary. In other words, (A) ____________________. Naturally, the nervous species are difficult to keep in captivity. If put into an enclosure, they are likely to panic, and either die of shock or hit themselves repeatedly to death against the fence in their attempts to escape. That’s true, for example, of gazelles, which for thousands of years were the most frequently hunted game species in some parts of the Fertile Crescent. No other mammal gave the region’s earliest farming communities so many chances to tame it. But no gazelle species has ever been domesticated. (B) ____________________. Just imagine trying to herd an animal that runs away, blindly hits itself against walls, can leap up to nearly 30 feet, and can run at a speed of 50 miles per hour!</w:t>
       </w:r>
     </w:p>
     <w:p>
@@ -1959,7 +2283,7 @@
           <w:sz w:val="17"/>
           <w:u w:val="none"/>
         </w:rPr>
-        <w:t>① (A) easy  (B) frequently  (C) themselves</w:t>
+        <w:t>① (A) the size of a species decides how it responds to danger  (B) The reason is not a lack of chances but the animal itself</w:t>
       </w:r>
     </w:p>
     <w:p>
@@ -1975,7 +2299,7 @@
           <w:sz w:val="17"/>
           <w:u w:val="none"/>
         </w:rPr>
-        <w:t>② (A) difficult  (B) rarely  (C) them</w:t>
+        <w:t>② (A) some species are wired to flee, while others are wired to stay  (B) The reason is not a lack of chances but the animal itself</w:t>
       </w:r>
     </w:p>
     <w:p>
@@ -1991,7 +2315,7 @@
           <w:sz w:val="17"/>
           <w:u w:val="none"/>
         </w:rPr>
-        <w:t>③ (A) easy  (B) rarely  (C) themselves</w:t>
+        <w:t>③ (A) some species are wired to flee, while others are wired to stay  (B) What the settlers lacked was simply enough time to try</w:t>
       </w:r>
     </w:p>
     <w:p>
@@ -2007,7 +2331,7 @@
           <w:sz w:val="17"/>
           <w:u w:val="none"/>
         </w:rPr>
-        <w:t>④ (A) difficult  (B) frequently  (C) themselves</w:t>
+        <w:t>④ (A) herd animals are always calmer than animals that live alone  (B) What the settlers lacked was simply enough time to try</w:t>
       </w:r>
     </w:p>
     <w:p>
@@ -2023,7 +2347,7 @@
           <w:sz w:val="17"/>
           <w:u w:val="none"/>
         </w:rPr>
-        <w:t>⑤ (A) difficult  (B) frequently  (C) them</w:t>
+        <w:t>⑤ (A) the faster a species runs, the easier it is to hunt  (B) The reason is not a lack of chances but the animal itself</w:t>
       </w:r>
     </w:p>
     <w:p>
@@ -2039,7 +2363,7 @@
           <w:sz w:val="17"/>
           <w:u w:val="none"/>
         </w:rPr>
-        <w:t>29-4.</w:t>
+        <w:t>29-5.</w:t>
       </w:r>
       <w:r>
         <w:rPr>
@@ -2048,7 +2372,7 @@
           <w:sz w:val="17"/>
           <w:u w:val="none"/>
         </w:rPr>
-        <w:t xml:space="preserve"> 윗글의 내용과 일치하지 </w:t>
+        <w:t xml:space="preserve"> According to the passage, which of the following is </w:t>
       </w:r>
       <w:r>
         <w:rPr>
@@ -2057,7 +2381,7 @@
           <w:sz w:val="17"/>
           <w:u w:val="single"/>
         </w:rPr>
-        <w:t>않는</w:t>
+        <w:t>NOT</w:t>
       </w:r>
       <w:r>
         <w:rPr>
@@ -2066,7 +2390,7 @@
           <w:sz w:val="17"/>
           <w:u w:val="none"/>
         </w:rPr>
-        <w:t xml:space="preserve"> 것은? [2.8점]</w:t>
+        <w:t xml:space="preserve"> true? [2.9점]</w:t>
       </w:r>
     </w:p>
     <w:p>
@@ -2089,7 +2413,7 @@
           <w:sz w:val="17"/>
           <w:u w:val="none"/>
         </w:rPr>
-        <w:t>Big mammalian herbivore species react to danger from predators or humans in different ways. Some species are nervous, fast, and programmed for instant flight when they perceive a threat. Other species are slower, less nervous, seek protection in herds, stand their ground when threatened, and don't run until necessary. Naturally, the nervous species are difficult to keep in captivity. If put into an enclosure, they are likely to panic, and either die of shock or hit themselves repeatedly to death against the fence in their attempts to escape. That's true, for example, of gazelles, which for thousands of years were the most frequently hunted game species in some parts of the Fertile Crescent. There is no mammal species that the first settled peoples of that area had more opportunity to domesticate than gazelles. But no gazelle species has ever been domesticated. Just imagine trying to herd an animal that runs away, blindly hits itself against walls, can leap up to nearly 30 feet, and can run at a speed of 50 miles per hour!</w:t>
+        <w:t>Large plant-eating mammals do not all respond to a threat from predators or people in the same way. Certain species are jumpy and quick, wired to bolt the moment they sense danger. Others move more slowly, stay calmer, look for safety in a group, hold their position when challenged, and flee only when there is no other choice. As you would expect, the jumpy species are hard to hold in captivity. Shut inside a fenced area, they tend to lose control, and they either die from the shock or batter themselves against the barrier over and over, trying to get out, until the injuries kill them. Gazelles are a case in point: for thousands of years they were the game animal hunted more often than any other in parts of the Fertile Crescent. No other mammal gave the region’s earliest farming communities so many chances to tame it. Yet not a single gazelle species was ever brought under human control. Picture yourself trying to drive a herd of animals that bolt, crash blindly into walls, jump almost 30 feet, and sprint at 50 miles an hour!</w:t>
       </w:r>
     </w:p>
     <w:p>
@@ -2105,7 +2429,7 @@
           <w:sz w:val="17"/>
           <w:u w:val="none"/>
         </w:rPr>
-        <w:t>① 위협을 감지하면 즉각 달아나는 종과 무리 속에서 버티는 종이 있다.</w:t>
+        <w:t>① Calmer species look for safety in numbers and run only when they have no other option.</w:t>
       </w:r>
     </w:p>
     <w:p>
@@ -2121,7 +2445,7 @@
           <w:sz w:val="17"/>
           <w:u w:val="none"/>
         </w:rPr>
-        <w:t>② 예민한 종은 우리 안에서 충격으로 죽을 수 있다.</w:t>
+        <w:t>② A nervous animal shut inside a fence may injure itself fatally while trying to get out.</w:t>
       </w:r>
     </w:p>
     <w:p>
@@ -2137,7 +2461,7 @@
           <w:sz w:val="17"/>
           <w:u w:val="none"/>
         </w:rPr>
-        <w:t>③ 최초 정착민들은 가젤을 길들일 기회가 거의 없었다.</w:t>
+        <w:t>③ Of all mammals, gazelles gave the first farming communities of the region the fewest chances to tame them.</w:t>
       </w:r>
     </w:p>
     <w:p>
@@ -2153,7 +2477,7 @@
           <w:sz w:val="17"/>
           <w:u w:val="none"/>
         </w:rPr>
-        <w:t>④ 가젤은 비옥한 초승달 지대 일부에서 수천 년간 사냥되었다.</w:t>
+        <w:t>④ For thousands of years gazelles were hunted more often than any other game animal in parts of the Fertile Crescent.</w:t>
       </w:r>
     </w:p>
     <w:p>
@@ -2169,7 +2493,7 @@
           <w:sz w:val="17"/>
           <w:u w:val="none"/>
         </w:rPr>
-        <w:t>⑤ 가젤은 거의 30피트 높이까지 뛰어오를 수 있다.</w:t>
+        <w:t>⑤ Despite every opportunity, people never succeeded in domesticating any species of gazelle.</w:t>
       </w:r>
     </w:p>
     <w:p>
@@ -2185,7 +2509,7 @@
           <w:sz w:val="17"/>
           <w:u w:val="none"/>
         </w:rPr>
-        <w:t>29-5.</w:t>
+        <w:t>29-6.</w:t>
       </w:r>
       <w:r>
         <w:rPr>
@@ -2194,7 +2518,25 @@
           <w:sz w:val="17"/>
           <w:u w:val="none"/>
         </w:rPr>
-        <w:t xml:space="preserve"> [A]와 [B]를 읽고 이해한 것으로 가장 적절한 것은? [3.2점]</w:t>
+        <w:t xml:space="preserve"> 다음 글을 읽고 답할 수 </w:t>
+      </w:r>
+      <w:r>
+        <w:rPr>
+          <w:rFonts w:ascii="맑은 고딕" w:hAnsi="맑은 고딕" w:eastAsia="맑은 고딕"/>
+          <w:b w:val="0"/>
+          <w:sz w:val="17"/>
+          <w:u w:val="single"/>
+        </w:rPr>
+        <w:t>없는</w:t>
+      </w:r>
+      <w:r>
+        <w:rPr>
+          <w:rFonts w:ascii="맑은 고딕" w:hAnsi="맑은 고딕" w:eastAsia="맑은 고딕"/>
+          <w:b w:val="0"/>
+          <w:sz w:val="17"/>
+          <w:u w:val="none"/>
+        </w:rPr>
+        <w:t>질문은? [2.8점]</w:t>
       </w:r>
     </w:p>
     <w:p>
@@ -2217,30 +2559,7 @@
           <w:sz w:val="17"/>
           <w:u w:val="none"/>
         </w:rPr>
-        <w:t>[A] There is no mammal species that the first settled peoples of that area had more opportunity to domesticate than gazelles. But no gazelle species has ever been domesticated. Just imagine trying to herd an animal that runs away, blindly hits itself against walls, can leap up to nearly 30 feet, and can run at a speed of 50 miles per hour!</w:t>
-      </w:r>
-    </w:p>
-    <w:p>
-      <w:pPr>
-        <w:spacing w:before="0" w:after="60" w:line="288" w:lineRule="auto"/>
-        <w:ind w:left="40"/>
-        <w:snapToGrid w:val="0"/>
-        <w:pBdr>
-          <w:top w:val="single" w:sz="4" w:space="2" w:color="6B7FB8"/>
-          <w:left w:val="single" w:sz="4" w:space="2" w:color="6B7FB8"/>
-          <w:bottom w:val="single" w:sz="4" w:space="2" w:color="6B7FB8"/>
-          <w:right w:val="single" w:sz="4" w:space="2" w:color="6B7FB8"/>
-        </w:pBdr>
-        <w:shd w:val="clear" w:color="auto" w:fill="EEF2FF"/>
-      </w:pPr>
-      <w:r>
-        <w:rPr>
-          <w:rFonts w:ascii="맑은 고딕" w:hAnsi="맑은 고딕" w:eastAsia="맑은 고딕"/>
-          <w:b w:val="0"/>
-          <w:sz w:val="17"/>
-          <w:u w:val="none"/>
-        </w:rPr>
-        <w:t>[B] Many people wonder why zebras, which look so much like horses, never became farm animals. People in Africa lived beside them for a very long time. Yet zebras panic easily, kick and bite when cornered, and refuse to be led in groups. It was their temper, not a lack of chances, that kept them wild.</w:t>
+        <w:t>Large plant-eating mammals do not all respond to a threat from predators or people in the same way. Certain species are jumpy and quick, wired to bolt the moment they sense danger. Others move more slowly, stay calmer, look for safety in a group, hold their position when challenged, and flee only when there is no other choice. As you would expect, the jumpy species are hard to hold in captivity. Shut inside a fenced area, they tend to lose control, and they either die from the shock or batter themselves against the barrier over and over, trying to get out, until the injuries kill them. Gazelles are a case in point: for thousands of years they were the game animal hunted more often than any other in parts of the Fertile Crescent. No other mammal gave the region’s earliest farming communities so many chances to tame it. Yet not a single gazelle species was ever brought under human control. Picture yourself trying to drive a herd of animals that bolt, crash blindly into walls, jump almost 30 feet, and sprint at 50 miles an hour!</w:t>
       </w:r>
     </w:p>
     <w:p>
@@ -2256,7 +2575,7 @@
           <w:sz w:val="17"/>
           <w:u w:val="none"/>
         </w:rPr>
-        <w:t>① [A] says gazelles were never hunted, while [B] says zebras were hunted often.</w:t>
+        <w:t>① How do nervous species behave when they are enclosed?</w:t>
       </w:r>
     </w:p>
     <w:p>
@@ -2272,7 +2591,7 @@
           <w:sz w:val="17"/>
           <w:u w:val="none"/>
         </w:rPr>
-        <w:t>② Both texts suggest that animals become domesticated whenever people have enough chances.</w:t>
+        <w:t>② Roughly how high can a gazelle leap?</w:t>
       </w:r>
     </w:p>
     <w:p>
@@ -2288,7 +2607,7 @@
           <w:sz w:val="17"/>
           <w:u w:val="none"/>
         </w:rPr>
-        <w:t>③ [B] claims zebras were too small to be useful to farmers.</w:t>
+        <w:t>③ Why did people in the Fertile Crescent hunt gazelles rather than other animals?</w:t>
       </w:r>
     </w:p>
     <w:p>
@@ -2304,7 +2623,7 @@
           <w:sz w:val="17"/>
           <w:u w:val="none"/>
         </w:rPr>
-        <w:t>④ Both texts argue that early settlers lacked the tools to build strong fences.</w:t>
+        <w:t>④ Where do calmer herbivore species look for safety?</w:t>
       </w:r>
     </w:p>
     <w:p>
@@ -2320,7 +2639,7 @@
           <w:sz w:val="17"/>
           <w:u w:val="none"/>
         </w:rPr>
-        <w:t>⑤ Both texts show that an animal’s nervous temperament can prevent domestication despite many opportunities.</w:t>
+        <w:t>⑤ Has any species of gazelle ever been domesticated?</w:t>
       </w:r>
     </w:p>
     <w:p>
@@ -2336,7 +2655,7 @@
           <w:sz w:val="17"/>
           <w:u w:val="none"/>
         </w:rPr>
-        <w:t>29-6.</w:t>
+        <w:t>29-7.</w:t>
       </w:r>
       <w:r>
         <w:rPr>
@@ -2345,7 +2664,25 @@
           <w:sz w:val="17"/>
           <w:u w:val="none"/>
         </w:rPr>
-        <w:t xml:space="preserve"> 윗글의 제목으로 가장 적절한 것은? [2.9점]</w:t>
+        <w:t xml:space="preserve"> 다음 글의 밑줄 친 부분 중, 문맥상 낱말의 쓰임이 적절하지 </w:t>
+      </w:r>
+      <w:r>
+        <w:rPr>
+          <w:rFonts w:ascii="맑은 고딕" w:hAnsi="맑은 고딕" w:eastAsia="맑은 고딕"/>
+          <w:b w:val="0"/>
+          <w:sz w:val="17"/>
+          <w:u w:val="single"/>
+        </w:rPr>
+        <w:t>않은</w:t>
+      </w:r>
+      <w:r>
+        <w:rPr>
+          <w:rFonts w:ascii="맑은 고딕" w:hAnsi="맑은 고딕" w:eastAsia="맑은 고딕"/>
+          <w:b w:val="0"/>
+          <w:sz w:val="17"/>
+          <w:u w:val="none"/>
+        </w:rPr>
+        <w:t xml:space="preserve"> 것은? [3.0점]</w:t>
       </w:r>
     </w:p>
     <w:p>
@@ -2368,13 +2705,103 @@
           <w:sz w:val="17"/>
           <w:u w:val="none"/>
         </w:rPr>
-        <w:t>Big mammalian herbivore species react to danger from predators or humans in different ways. Some species are nervous, fast, and programmed for instant flight when they perceive a threat. Other species are slower, less nervous, seek protection in herds, stand their ground when threatened, and don't run until necessary. Naturally, the nervous species are difficult to keep in captivity. If put into an enclosure, they are likely to panic, and either die of shock or hit themselves repeatedly to death against the fence in their attempts to escape. That's true, for example, of gazelles, which for thousands of years were the most frequently hunted game species in some parts of the Fertile Crescent. There is no mammal species that the first settled peoples of that area had more opportunity to domesticate than gazelles. But no gazelle species has ever been domesticated. Just imagine trying to herd an animal that runs away, blindly hits itself against walls, can leap up to nearly 30 feet, and can run at a speed of 50 miles per hour!</w:t>
+        <w:t>Big mammalian herbivore species react to danger from predators or humans in different ways. Some species are ①</w:t>
+      </w:r>
+      <w:r>
+        <w:rPr>
+          <w:rFonts w:ascii="맑은 고딕" w:hAnsi="맑은 고딕" w:eastAsia="맑은 고딕"/>
+          <w:b w:val="0"/>
+          <w:sz w:val="17"/>
+          <w:u w:val="single"/>
+        </w:rPr>
+        <w:t>nervous</w:t>
+      </w:r>
+      <w:r>
+        <w:rPr>
+          <w:rFonts w:ascii="맑은 고딕" w:hAnsi="맑은 고딕" w:eastAsia="맑은 고딕"/>
+          <w:b w:val="0"/>
+          <w:sz w:val="17"/>
+          <w:u w:val="none"/>
+        </w:rPr>
+        <w:t>, fast, and programmed for instant flight when they perceive a threat. Other species are slower, less nervous, seek protection in herds, stand their ground when threatened, and don’t run until ②</w:t>
+      </w:r>
+      <w:r>
+        <w:rPr>
+          <w:rFonts w:ascii="맑은 고딕" w:hAnsi="맑은 고딕" w:eastAsia="맑은 고딕"/>
+          <w:b w:val="0"/>
+          <w:sz w:val="17"/>
+          <w:u w:val="single"/>
+        </w:rPr>
+        <w:t>necessary</w:t>
+      </w:r>
+      <w:r>
+        <w:rPr>
+          <w:rFonts w:ascii="맑은 고딕" w:hAnsi="맑은 고딕" w:eastAsia="맑은 고딕"/>
+          <w:b w:val="0"/>
+          <w:sz w:val="17"/>
+          <w:u w:val="none"/>
+        </w:rPr>
+        <w:t>. Naturally, the nervous species are ③</w:t>
+      </w:r>
+      <w:r>
+        <w:rPr>
+          <w:rFonts w:ascii="맑은 고딕" w:hAnsi="맑은 고딕" w:eastAsia="맑은 고딕"/>
+          <w:b w:val="0"/>
+          <w:sz w:val="17"/>
+          <w:u w:val="single"/>
+        </w:rPr>
+        <w:t>easy</w:t>
+      </w:r>
+      <w:r>
+        <w:rPr>
+          <w:rFonts w:ascii="맑은 고딕" w:hAnsi="맑은 고딕" w:eastAsia="맑은 고딕"/>
+          <w:b w:val="0"/>
+          <w:sz w:val="17"/>
+          <w:u w:val="none"/>
+        </w:rPr>
+        <w:t xml:space="preserve"> to keep in captivity. If put into an enclosure, they are likely to ④</w:t>
+      </w:r>
+      <w:r>
+        <w:rPr>
+          <w:rFonts w:ascii="맑은 고딕" w:hAnsi="맑은 고딕" w:eastAsia="맑은 고딕"/>
+          <w:b w:val="0"/>
+          <w:sz w:val="17"/>
+          <w:u w:val="single"/>
+        </w:rPr>
+        <w:t>panic</w:t>
+      </w:r>
+      <w:r>
+        <w:rPr>
+          <w:rFonts w:ascii="맑은 고딕" w:hAnsi="맑은 고딕" w:eastAsia="맑은 고딕"/>
+          <w:b w:val="0"/>
+          <w:sz w:val="17"/>
+          <w:u w:val="none"/>
+        </w:rPr>
+        <w:t>, and either die of shock or hit themselves repeatedly to death against the fence in their attempts to escape. That’s true, for example, of gazelles, which for thousands of years were the most ⑤</w:t>
+      </w:r>
+      <w:r>
+        <w:rPr>
+          <w:rFonts w:ascii="맑은 고딕" w:hAnsi="맑은 고딕" w:eastAsia="맑은 고딕"/>
+          <w:b w:val="0"/>
+          <w:sz w:val="17"/>
+          <w:u w:val="single"/>
+        </w:rPr>
+        <w:t>frequently</w:t>
+      </w:r>
+      <w:r>
+        <w:rPr>
+          <w:rFonts w:ascii="맑은 고딕" w:hAnsi="맑은 고딕" w:eastAsia="맑은 고딕"/>
+          <w:b w:val="0"/>
+          <w:sz w:val="17"/>
+          <w:u w:val="none"/>
+        </w:rPr>
+        <w:t xml:space="preserve"> hunted game species in some parts of the Fertile Crescent. No other mammal gave the region’s earliest farming communities so many chances to tame it. But no gazelle species has ever been domesticated.</w:t>
       </w:r>
     </w:p>
     <w:p>
       <w:pPr>
-        <w:spacing w:before="0" w:after="0" w:line="269" w:lineRule="auto"/>
-        <w:ind w:left="180" w:hanging="180"/>
+        <w:spacing w:before="0" w:after="20" w:line="276" w:lineRule="auto"/>
+        <w:ind w:left="80"/>
         <w:snapToGrid w:val="0"/>
       </w:pPr>
       <w:r>
@@ -2384,71 +2811,25 @@
           <w:sz w:val="17"/>
           <w:u w:val="none"/>
         </w:rPr>
-        <w:t>① Why Gazelles Became the First Farm Animals</w:t>
+        <w:t>① ①    ② ②    ③ ③    ④ ④    ⑤ ⑤</w:t>
       </w:r>
     </w:p>
     <w:p>
       <w:pPr>
-        <w:spacing w:before="0" w:after="0" w:line="269" w:lineRule="auto"/>
-        <w:ind w:left="180" w:hanging="180"/>
+        <w:keepNext/>
+        <w:spacing w:before="80" w:after="40" w:line="276" w:lineRule="auto"/>
         <w:snapToGrid w:val="0"/>
-      </w:pPr>
-      <w:r>
-        <w:rPr>
-          <w:rFonts w:ascii="맑은 고딕" w:hAnsi="맑은 고딕" w:eastAsia="맑은 고딕"/>
-          <w:b w:val="0"/>
+        <w:shd w:val="clear" w:color="auto" w:fill="8A3A12"/>
+      </w:pPr>
+      <w:r>
+        <w:rPr>
+          <w:rFonts w:ascii="맑은 고딕" w:hAnsi="맑은 고딕" w:eastAsia="맑은 고딕"/>
+          <w:b/>
+          <w:color w:val="FFFFFF"/>
           <w:sz w:val="17"/>
           <w:u w:val="none"/>
         </w:rPr>
-        <w:t>② Temper Matters: Why Some Animals Resist Domestication</w:t>
-      </w:r>
-    </w:p>
-    <w:p>
-      <w:pPr>
-        <w:spacing w:before="0" w:after="0" w:line="269" w:lineRule="auto"/>
-        <w:ind w:left="180" w:hanging="180"/>
-        <w:snapToGrid w:val="0"/>
-      </w:pPr>
-      <w:r>
-        <w:rPr>
-          <w:rFonts w:ascii="맑은 고딕" w:hAnsi="맑은 고딕" w:eastAsia="맑은 고딕"/>
-          <w:b w:val="0"/>
-          <w:sz w:val="17"/>
-          <w:u w:val="none"/>
-        </w:rPr>
-        <w:t>③ How Herds Protect Animals from Predators</w:t>
-      </w:r>
-    </w:p>
-    <w:p>
-      <w:pPr>
-        <w:spacing w:before="0" w:after="0" w:line="269" w:lineRule="auto"/>
-        <w:ind w:left="180" w:hanging="180"/>
-        <w:snapToGrid w:val="0"/>
-      </w:pPr>
-      <w:r>
-        <w:rPr>
-          <w:rFonts w:ascii="맑은 고딕" w:hAnsi="맑은 고딕" w:eastAsia="맑은 고딕"/>
-          <w:b w:val="0"/>
-          <w:sz w:val="17"/>
-          <w:u w:val="none"/>
-        </w:rPr>
-        <w:t>④ The Fertile Crescent: Birthplace of Hunting</w:t>
-      </w:r>
-    </w:p>
-    <w:p>
-      <w:pPr>
-        <w:spacing w:before="0" w:after="0" w:line="269" w:lineRule="auto"/>
-        <w:ind w:left="180" w:hanging="180"/>
-        <w:snapToGrid w:val="0"/>
-      </w:pPr>
-      <w:r>
-        <w:rPr>
-          <w:rFonts w:ascii="맑은 고딕" w:hAnsi="맑은 고딕" w:eastAsia="맑은 고딕"/>
-          <w:b w:val="0"/>
-          <w:sz w:val="17"/>
-          <w:u w:val="none"/>
-        </w:rPr>
-        <w:t>⑤ Speed and Strength of Big Herbivores</w:t>
+        <w:t>서답형  29-서1 ~ 29-서2</w:t>
       </w:r>
     </w:p>
     <w:p>
@@ -2464,7 +2845,7 @@
           <w:sz w:val="17"/>
           <w:u w:val="none"/>
         </w:rPr>
-        <w:t>29-7.</w:t>
+        <w:t>29-서1.</w:t>
       </w:r>
       <w:r>
         <w:rPr>
@@ -2473,25 +2854,7 @@
           <w:sz w:val="17"/>
           <w:u w:val="none"/>
         </w:rPr>
-        <w:t xml:space="preserve"> 다음 글에서 전체 흐름과 관계 </w:t>
-      </w:r>
-      <w:r>
-        <w:rPr>
-          <w:rFonts w:ascii="맑은 고딕" w:hAnsi="맑은 고딕" w:eastAsia="맑은 고딕"/>
-          <w:b w:val="0"/>
-          <w:sz w:val="17"/>
-          <w:u w:val="single"/>
-        </w:rPr>
-        <w:t>없는</w:t>
-      </w:r>
-      <w:r>
-        <w:rPr>
-          <w:rFonts w:ascii="맑은 고딕" w:hAnsi="맑은 고딕" w:eastAsia="맑은 고딕"/>
-          <w:b w:val="0"/>
-          <w:sz w:val="17"/>
-          <w:u w:val="none"/>
-        </w:rPr>
-        <w:t xml:space="preserve"> 문장은? [3.0점]</w:t>
+        <w:t xml:space="preserve"> 다음 글의 밑줄 친 문장과 같은 뜻이 되도록 &lt;보기&gt;의 표현을 모두 사용하여 &lt;조건&gt;에 맞게 영작하시오. [3점] [3.0점]</w:t>
       </w:r>
     </w:p>
     <w:p>
@@ -2514,15 +2877,49 @@
           <w:sz w:val="17"/>
           <w:u w:val="none"/>
         </w:rPr>
-        <w:t>Naturally, the nervous species are difficult to keep in captivity. ① If put into an enclosure, they are likely to panic, and either die of shock or hit themselves repeatedly to death against the fence in their attempts to escape. ② That's true, for example, of gazelles, which for thousands of years were the most frequently hunted game species in some parts of the Fertile Crescent. ③ There is no mammal species that the first settled peoples of that area had more opportunity to domesticate than gazelles. ④ Gazelle meat is low in fat, so it was often dried and carried on long journeys. ⑤ But no gazelle species has ever been domesticated.</w:t>
+        <w:t xml:space="preserve">That’s true, for example, of gazelles, which for thousands of years were the most frequently hunted game species in some parts of the Fertile Crescent. </w:t>
+      </w:r>
+      <w:r>
+        <w:rPr>
+          <w:rFonts w:ascii="맑은 고딕" w:hAnsi="맑은 고딕" w:eastAsia="맑은 고딕"/>
+          <w:b w:val="0"/>
+          <w:sz w:val="17"/>
+          <w:u w:val="single"/>
+        </w:rPr>
+        <w:t>There is no mammal species that the first settled peoples of that area had more opportunity to domesticate than gazelles.</w:t>
+      </w:r>
+      <w:r>
+        <w:rPr>
+          <w:rFonts w:ascii="맑은 고딕" w:hAnsi="맑은 고딕" w:eastAsia="맑은 고딕"/>
+          <w:b w:val="0"/>
+          <w:sz w:val="17"/>
+          <w:u w:val="none"/>
+        </w:rPr>
+        <w:t xml:space="preserve"> But no gazelle species has ever been domesticated.</w:t>
       </w:r>
     </w:p>
     <w:p>
       <w:pPr>
-        <w:spacing w:before="0" w:after="20" w:line="276" w:lineRule="auto"/>
-        <w:ind w:left="80"/>
+        <w:spacing w:before="0" w:after="60" w:line="288" w:lineRule="auto"/>
+        <w:ind w:left="40"/>
         <w:snapToGrid w:val="0"/>
-      </w:pPr>
+        <w:pBdr>
+          <w:top w:val="single" w:sz="4" w:space="2" w:color="9B6BD0"/>
+          <w:left w:val="single" w:sz="4" w:space="2" w:color="9B6BD0"/>
+          <w:bottom w:val="single" w:sz="4" w:space="2" w:color="9B6BD0"/>
+          <w:right w:val="single" w:sz="4" w:space="2" w:color="9B6BD0"/>
+        </w:pBdr>
+        <w:shd w:val="clear" w:color="auto" w:fill="FAF5FF"/>
+      </w:pPr>
+      <w:r>
+        <w:rPr>
+          <w:rFonts w:ascii="맑은 고딕" w:hAnsi="맑은 고딕" w:eastAsia="맑은 고딕"/>
+          <w:b/>
+          <w:sz w:val="17"/>
+          <w:u w:val="none"/>
+        </w:rPr>
+        <w:t>&lt;보 기&gt;</w:t>
+      </w:r>
       <w:r>
         <w:rPr>
           <w:rFonts w:ascii="맑은 고딕" w:hAnsi="맑은 고딕" w:eastAsia="맑은 고딕"/>
@@ -2530,25 +2927,160 @@
           <w:sz w:val="17"/>
           <w:u w:val="none"/>
         </w:rPr>
-        <w:t>① ①    ② ②    ③ ③    ④ ④    ⑤ ⑤</w:t>
+        <w:t xml:space="preserve"> gazelles / were / the mammal species / that / the first settled peoples / of that area / had / the most / opportunity / to domesticate</w:t>
       </w:r>
     </w:p>
     <w:p>
       <w:pPr>
-        <w:keepNext/>
-        <w:spacing w:before="80" w:after="40" w:line="276" w:lineRule="auto"/>
+        <w:spacing w:before="0" w:after="0" w:line="288" w:lineRule="auto"/>
+        <w:ind w:left="40"/>
         <w:snapToGrid w:val="0"/>
-        <w:shd w:val="clear" w:color="auto" w:fill="8A3A12"/>
+        <w:pBdr>
+          <w:top w:val="single" w:sz="4" w:space="2" w:color="9B6BD0"/>
+          <w:left w:val="single" w:sz="4" w:space="2" w:color="9B6BD0"/>
+          <w:bottom w:val="single" w:sz="4" w:space="2" w:color="9B6BD0"/>
+          <w:right w:val="single" w:sz="4" w:space="2" w:color="9B6BD0"/>
+        </w:pBdr>
+        <w:shd w:val="clear" w:color="auto" w:fill="FAF5FF"/>
       </w:pPr>
       <w:r>
         <w:rPr>
           <w:rFonts w:ascii="맑은 고딕" w:hAnsi="맑은 고딕" w:eastAsia="맑은 고딕"/>
           <w:b/>
-          <w:color w:val="FFFFFF"/>
           <w:sz w:val="17"/>
           <w:u w:val="none"/>
         </w:rPr>
-        <w:t>서답형  29-서1 ~ 29-서2</w:t>
+        <w:t>&lt;조 건&gt;</w:t>
+      </w:r>
+    </w:p>
+    <w:p>
+      <w:pPr>
+        <w:spacing w:before="0" w:after="0" w:line="288" w:lineRule="auto"/>
+        <w:ind w:left="40"/>
+        <w:snapToGrid w:val="0"/>
+        <w:pBdr>
+          <w:top w:val="single" w:sz="4" w:space="2" w:color="9B6BD0"/>
+          <w:left w:val="single" w:sz="4" w:space="2" w:color="9B6BD0"/>
+          <w:bottom w:val="single" w:sz="4" w:space="2" w:color="9B6BD0"/>
+          <w:right w:val="single" w:sz="4" w:space="2" w:color="9B6BD0"/>
+        </w:pBdr>
+        <w:shd w:val="clear" w:color="auto" w:fill="FAF5FF"/>
+      </w:pPr>
+      <w:r>
+        <w:rPr>
+          <w:rFonts w:ascii="맑은 고딕" w:hAnsi="맑은 고딕" w:eastAsia="맑은 고딕"/>
+          <w:b w:val="0"/>
+          <w:sz w:val="17"/>
+          <w:u w:val="none"/>
+        </w:rPr>
+        <w:t>1. Use ALL the expressions in the box, each only once.</w:t>
+      </w:r>
+    </w:p>
+    <w:p>
+      <w:pPr>
+        <w:spacing w:before="0" w:after="0" w:line="288" w:lineRule="auto"/>
+        <w:ind w:left="40"/>
+        <w:snapToGrid w:val="0"/>
+        <w:pBdr>
+          <w:top w:val="single" w:sz="4" w:space="2" w:color="9B6BD0"/>
+          <w:left w:val="single" w:sz="4" w:space="2" w:color="9B6BD0"/>
+          <w:bottom w:val="single" w:sz="4" w:space="2" w:color="9B6BD0"/>
+          <w:right w:val="single" w:sz="4" w:space="2" w:color="9B6BD0"/>
+        </w:pBdr>
+        <w:shd w:val="clear" w:color="auto" w:fill="FAF5FF"/>
+      </w:pPr>
+      <w:r>
+        <w:rPr>
+          <w:rFonts w:ascii="맑은 고딕" w:hAnsi="맑은 고딕" w:eastAsia="맑은 고딕"/>
+          <w:b w:val="0"/>
+          <w:sz w:val="17"/>
+          <w:u w:val="none"/>
+        </w:rPr>
+        <w:t>2. Do NOT change the form of any word, and do NOT add any other words.</w:t>
+      </w:r>
+    </w:p>
+    <w:p>
+      <w:pPr>
+        <w:spacing w:before="0" w:after="0" w:line="288" w:lineRule="auto"/>
+        <w:ind w:left="40"/>
+        <w:snapToGrid w:val="0"/>
+        <w:pBdr>
+          <w:top w:val="single" w:sz="4" w:space="2" w:color="9B6BD0"/>
+          <w:left w:val="single" w:sz="4" w:space="2" w:color="9B6BD0"/>
+          <w:bottom w:val="single" w:sz="4" w:space="2" w:color="9B6BD0"/>
+          <w:right w:val="single" w:sz="4" w:space="2" w:color="9B6BD0"/>
+        </w:pBdr>
+        <w:shd w:val="clear" w:color="auto" w:fill="FAF5FF"/>
+      </w:pPr>
+      <w:r>
+        <w:rPr>
+          <w:rFonts w:ascii="맑은 고딕" w:hAnsi="맑은 고딕" w:eastAsia="맑은 고딕"/>
+          <w:b w:val="0"/>
+          <w:sz w:val="17"/>
+          <w:u w:val="none"/>
+        </w:rPr>
+        <w:t>3. Begin with ‘Gazelles’ and use the superlative (‘the most’) instead of the comparative.</w:t>
+      </w:r>
+    </w:p>
+    <w:p>
+      <w:pPr>
+        <w:spacing w:before="0" w:after="0" w:line="288" w:lineRule="auto"/>
+        <w:ind w:left="40"/>
+        <w:snapToGrid w:val="0"/>
+        <w:pBdr>
+          <w:top w:val="single" w:sz="4" w:space="2" w:color="9B6BD0"/>
+          <w:left w:val="single" w:sz="4" w:space="2" w:color="9B6BD0"/>
+          <w:bottom w:val="single" w:sz="4" w:space="2" w:color="9B6BD0"/>
+          <w:right w:val="single" w:sz="4" w:space="2" w:color="9B6BD0"/>
+        </w:pBdr>
+        <w:shd w:val="clear" w:color="auto" w:fill="FAF5FF"/>
+      </w:pPr>
+      <w:r>
+        <w:rPr>
+          <w:rFonts w:ascii="맑은 고딕" w:hAnsi="맑은 고딕" w:eastAsia="맑은 고딕"/>
+          <w:b w:val="0"/>
+          <w:sz w:val="17"/>
+          <w:u w:val="none"/>
+        </w:rPr>
+        <w:t>4. Write 17 words in total.</w:t>
+      </w:r>
+    </w:p>
+    <w:p>
+      <w:pPr>
+        <w:spacing w:before="0" w:after="60" w:line="288" w:lineRule="auto"/>
+        <w:ind w:left="40"/>
+        <w:snapToGrid w:val="0"/>
+        <w:pBdr>
+          <w:top w:val="single" w:sz="4" w:space="2" w:color="9B6BD0"/>
+          <w:left w:val="single" w:sz="4" w:space="2" w:color="9B6BD0"/>
+          <w:bottom w:val="single" w:sz="4" w:space="2" w:color="9B6BD0"/>
+          <w:right w:val="single" w:sz="4" w:space="2" w:color="9B6BD0"/>
+        </w:pBdr>
+        <w:shd w:val="clear" w:color="auto" w:fill="FAF5FF"/>
+      </w:pPr>
+      <w:r>
+        <w:rPr>
+          <w:rFonts w:ascii="맑은 고딕" w:hAnsi="맑은 고딕" w:eastAsia="맑은 고딕"/>
+          <w:b w:val="0"/>
+          <w:sz w:val="17"/>
+          <w:u w:val="none"/>
+        </w:rPr>
+        <w:t>5. 답안지에 소문항 번호를 정확하게 기입할 것</w:t>
+      </w:r>
+    </w:p>
+    <w:p>
+      <w:pPr>
+        <w:spacing w:before="0" w:after="40" w:line="360" w:lineRule="auto"/>
+        <w:snapToGrid w:val="0"/>
+      </w:pPr>
+      <w:r>
+        <w:rPr>
+          <w:rFonts w:ascii="맑은 고딕" w:hAnsi="맑은 고딕" w:eastAsia="맑은 고딕"/>
+          <w:b w:val="0"/>
+          <w:sz w:val="17"/>
+          <w:u w:val="none"/>
+        </w:rPr>
+        <w:t>⇒ Gazelles ________________________________________________________________________ .</w:t>
       </w:r>
     </w:p>
     <w:p>
@@ -2564,7 +3096,7 @@
           <w:sz w:val="17"/>
           <w:u w:val="none"/>
         </w:rPr>
-        <w:t>29-서1.</w:t>
+        <w:t>29-서2.</w:t>
       </w:r>
       <w:r>
         <w:rPr>
@@ -2573,7 +3105,7 @@
           <w:sz w:val="17"/>
           <w:u w:val="none"/>
         </w:rPr>
-        <w:t xml:space="preserve"> 다음 글의 내용을 요약하고자 한다. 빈칸 (1)~(3)에 들어갈 말을 본문에서 찾아 </w:t>
+        <w:t xml:space="preserve"> 다음 글의 요약문을 완성하시오. 빈칸 (1)~(4)에 &lt;보기&gt;에서 알맞은 단어를 골라 </w:t>
       </w:r>
       <w:r>
         <w:rPr>
@@ -2582,7 +3114,7 @@
           <w:sz w:val="17"/>
           <w:u w:val="single"/>
         </w:rPr>
-        <w:t>반드시 변형하여</w:t>
+        <w:t>필요하면 어형을 바꾸어</w:t>
       </w:r>
       <w:r>
         <w:rPr>
@@ -2591,7 +3123,7 @@
           <w:sz w:val="17"/>
           <w:u w:val="none"/>
         </w:rPr>
-        <w:t xml:space="preserve"> 쓰시오. (한 칸에 한 단어) [각 1점, 총 3점] [3.0점]</w:t>
+        <w:t xml:space="preserve"> 쓰시오. (한 칸에 한 단어, 중복 사용 불가) [각 0.75점, 총 3점] [3.0점]</w:t>
       </w:r>
     </w:p>
     <w:p>
@@ -2614,7 +3146,7 @@
           <w:sz w:val="17"/>
           <w:u w:val="none"/>
         </w:rPr>
-        <w:t>Big mammalian herbivore species react to danger from predators or humans in different ways. Some species are nervous, fast, and programmed for instant flight when they perceive a threat. Other species are slower, less nervous, seek protection in herds, stand their ground when threatened, and don't run until necessary. Naturally, the nervous species are difficult to keep in captivity. If put into an enclosure, they are likely to panic, and either die of shock or hit themselves repeatedly to death against the fence in their attempts to escape. That's true, for example, of gazelles, which for thousands of years were the most frequently hunted game species in some parts of the Fertile Crescent. There is no mammal species that the first settled peoples of that area had more opportunity to domesticate than gazelles. But no gazelle species has ever been domesticated. Just imagine trying to herd an animal that runs away, blindly hits itself against walls, can leap up to nearly 30 feet, and can run at a speed of 50 miles per hour!</w:t>
+        <w:t>Large plant-eating mammals do not all respond to a threat from predators or people in the same way. Certain species are jumpy and quick, wired to bolt the moment they sense danger. Others move more slowly, stay calmer, look for safety in a group, hold their position when challenged, and flee only when there is no other choice. As you would expect, the jumpy species are hard to hold in captivity. Shut inside a fenced area, they tend to lose control, and they either die from the shock or batter themselves against the barrier over and over, trying to get out, until the injuries kill them. Gazelles are a case in point: for thousands of years they were the game animal hunted more often than any other in parts of the Fertile Crescent. No other mammal gave the region’s earliest farming communities so many chances to tame it. Yet not a single gazelle species was ever brought under human control. Picture yourself trying to drive a herd of animals that bolt, crash blindly into walls, jump almost 30 feet, and sprint at 50 miles an hour!</w:t>
       </w:r>
     </w:p>
     <w:p>
@@ -2637,7 +3169,39 @@
           <w:sz w:val="17"/>
           <w:u w:val="none"/>
         </w:rPr>
-        <w:t>Because of their (1) ________ and their habit of fleeing (2) ________ from threats, gazelles resisted (3) ________ even though early settlers hunted them often.</w:t>
+        <w:t>Large herbivores differ in their (1) ________ to danger: some bolt at once, others hold their ground. The jumpy kind cannot stand being (2) ________ and may even kill themselves against a fence. Gazelles, though (3) ________ more than any other game animal in the Fertile Crescent, were never (4) ________, because what matters is not opportunity but temperament.</w:t>
+      </w:r>
+    </w:p>
+    <w:p>
+      <w:pPr>
+        <w:spacing w:before="0" w:after="60" w:line="288" w:lineRule="auto"/>
+        <w:ind w:left="40"/>
+        <w:snapToGrid w:val="0"/>
+        <w:pBdr>
+          <w:top w:val="single" w:sz="4" w:space="2" w:color="9B6BD0"/>
+          <w:left w:val="single" w:sz="4" w:space="2" w:color="9B6BD0"/>
+          <w:bottom w:val="single" w:sz="4" w:space="2" w:color="9B6BD0"/>
+          <w:right w:val="single" w:sz="4" w:space="2" w:color="9B6BD0"/>
+        </w:pBdr>
+        <w:shd w:val="clear" w:color="auto" w:fill="FAF5FF"/>
+      </w:pPr>
+      <w:r>
+        <w:rPr>
+          <w:rFonts w:ascii="맑은 고딕" w:hAnsi="맑은 고딕" w:eastAsia="맑은 고딕"/>
+          <w:b/>
+          <w:sz w:val="17"/>
+          <w:u w:val="none"/>
+        </w:rPr>
+        <w:t>&lt;보 기&gt;</w:t>
+      </w:r>
+      <w:r>
+        <w:rPr>
+          <w:rFonts w:ascii="맑은 고딕" w:hAnsi="맑은 고딕" w:eastAsia="맑은 고딕"/>
+          <w:b w:val="0"/>
+          <w:sz w:val="17"/>
+          <w:u w:val="none"/>
+        </w:rPr>
+        <w:t xml:space="preserve"> react / confine / hunt / tame / release / protect / calm / escape / threat / domestic</w:t>
       </w:r>
     </w:p>
     <w:p>
@@ -2683,7 +3247,7 @@
           <w:sz w:val="17"/>
           <w:u w:val="none"/>
         </w:rPr>
-        <w:t>1. 본문의 단어를 반드시 변형(품사·어형)하여 쓸 것 — 본문 형태 그대로 쓰면 0점</w:t>
+        <w:t>1. &lt;보기&gt;의 단어를 골라 필요하면 어형(품사·시제·태)을 바꾸어 쓸 것</w:t>
       </w:r>
     </w:p>
     <w:p>
@@ -2706,7 +3270,7 @@
           <w:sz w:val="17"/>
           <w:u w:val="none"/>
         </w:rPr>
-        <w:t>2. 답안지에 소문항 번호를 정확하게 기입할 것  예) 1-(1) 1-(2) 1-(3)</w:t>
+        <w:t>2. 답안지에 소문항 번호를 정확하게 기입할 것  예) 2-(1) 2-(2)</w:t>
       </w:r>
     </w:p>
     <w:p>
@@ -2721,7 +3285,25 @@
           <w:sz w:val="17"/>
           <w:u w:val="none"/>
         </w:rPr>
-        <w:t>(1) ______________   (2) ______________   (3) ______________</w:t>
+        <w:t>(1) ______________  (2) ______________  (3) ______________  (4) ______________</w:t>
+      </w:r>
+    </w:p>
+    <w:p>
+      <w:pPr>
+        <w:keepNext/>
+        <w:spacing w:before="80" w:after="40" w:line="276" w:lineRule="auto"/>
+        <w:snapToGrid w:val="0"/>
+        <w:shd w:val="clear" w:color="auto" w:fill="6B21A8"/>
+      </w:pPr>
+      <w:r>
+        <w:rPr>
+          <w:rFonts w:ascii="맑은 고딕" w:hAnsi="맑은 고딕" w:eastAsia="맑은 고딕"/>
+          <w:b/>
+          <w:color w:val="FFFFFF"/>
+          <w:sz w:val="17"/>
+          <w:u w:val="none"/>
+        </w:rPr>
+        <w:t>[지문 구조]  ※ 앞 문항을 모두 푼 뒤에 풀 것</w:t>
       </w:r>
     </w:p>
     <w:p>
@@ -2737,7 +3319,7 @@
           <w:sz w:val="17"/>
           <w:u w:val="none"/>
         </w:rPr>
-        <w:t>29-서2.</w:t>
+        <w:t>29-8.</w:t>
       </w:r>
       <w:r>
         <w:rPr>
@@ -2746,7 +3328,76 @@
           <w:sz w:val="17"/>
           <w:u w:val="none"/>
         </w:rPr>
-        <w:t xml:space="preserve"> 다음 글의 밑줄 친 문장과 같은 뜻이 되도록 &lt;보기&gt;의 표현을 모두 사용하여 &lt;조건&gt;에 맞게 영작하시오. [3점] [3.0점]</w:t>
+        <w:t xml:space="preserve"> 주어진 글 다음에 이어질 글의 순서로 가장 적절한 것은? [2.7점]</w:t>
+      </w:r>
+    </w:p>
+    <w:p>
+      <w:pPr>
+        <w:spacing w:before="0" w:after="60" w:line="288" w:lineRule="auto"/>
+        <w:ind w:left="40"/>
+        <w:snapToGrid w:val="0"/>
+        <w:pBdr>
+          <w:top w:val="single" w:sz="4" w:space="2" w:color="C99B4E"/>
+          <w:left w:val="single" w:sz="4" w:space="2" w:color="C99B4E"/>
+          <w:bottom w:val="single" w:sz="4" w:space="2" w:color="C99B4E"/>
+          <w:right w:val="single" w:sz="4" w:space="2" w:color="C99B4E"/>
+        </w:pBdr>
+        <w:shd w:val="clear" w:color="auto" w:fill="FFF8E1"/>
+      </w:pPr>
+      <w:r>
+        <w:rPr>
+          <w:rFonts w:ascii="맑은 고딕" w:hAnsi="맑은 고딕" w:eastAsia="맑은 고딕"/>
+          <w:b w:val="0"/>
+          <w:sz w:val="17"/>
+          <w:u w:val="none"/>
+        </w:rPr>
+        <w:t>Big mammalian herbivore species react to danger from predators or humans in different ways. Some species are nervous, fast, and programmed for instant flight when they perceive a threat. Other species are slower, less nervous, seek protection in herds, stand their ground when threatened, and don’t run until necessary.</w:t>
+      </w:r>
+    </w:p>
+    <w:p>
+      <w:pPr>
+        <w:spacing w:before="0" w:after="0" w:line="288" w:lineRule="auto"/>
+        <w:ind w:left="40"/>
+        <w:snapToGrid w:val="0"/>
+        <w:pBdr>
+          <w:top w:val="single" w:sz="4" w:space="2" w:color="999999"/>
+          <w:left w:val="single" w:sz="4" w:space="2" w:color="999999"/>
+          <w:bottom w:val="single" w:sz="4" w:space="2" w:color="999999"/>
+          <w:right w:val="single" w:sz="4" w:space="2" w:color="999999"/>
+        </w:pBdr>
+        <w:shd w:val="clear" w:color="auto" w:fill="F6F3EA"/>
+      </w:pPr>
+      <w:r>
+        <w:rPr>
+          <w:rFonts w:ascii="맑은 고딕" w:hAnsi="맑은 고딕" w:eastAsia="맑은 고딕"/>
+          <w:b w:val="0"/>
+          <w:sz w:val="17"/>
+          <w:u w:val="none"/>
+        </w:rPr>
+        <w:t>(A) That’s true, for example, of gazelles, which for thousands of years were the most frequently hunted game species in some parts of the Fertile Crescent.</w:t>
+      </w:r>
+    </w:p>
+    <w:p>
+      <w:pPr>
+        <w:spacing w:before="0" w:after="0" w:line="288" w:lineRule="auto"/>
+        <w:ind w:left="40"/>
+        <w:snapToGrid w:val="0"/>
+        <w:pBdr>
+          <w:top w:val="single" w:sz="4" w:space="2" w:color="999999"/>
+          <w:left w:val="single" w:sz="4" w:space="2" w:color="999999"/>
+          <w:bottom w:val="single" w:sz="4" w:space="2" w:color="999999"/>
+          <w:right w:val="single" w:sz="4" w:space="2" w:color="999999"/>
+        </w:pBdr>
+        <w:shd w:val="clear" w:color="auto" w:fill="F6F3EA"/>
+      </w:pPr>
+      <w:r>
+        <w:rPr>
+          <w:rFonts w:ascii="맑은 고딕" w:hAnsi="맑은 고딕" w:eastAsia="맑은 고딕"/>
+          <w:b w:val="0"/>
+          <w:sz w:val="17"/>
+          <w:u w:val="none"/>
+        </w:rPr>
+        <w:t>(B) There is no mammal species that the first settled peoples of that area had more opportunity to domesticate than gazelles. But no gazelle species has ever been domesticated. Just imagine trying to herd an animal that runs away, blindly hits itself against walls, can leap up to nearly 30 feet, and can run at a speed of 50 miles per hour!</w:t>
       </w:r>
     </w:p>
     <w:p>
@@ -2769,336 +3420,7 @@
           <w:sz w:val="17"/>
           <w:u w:val="none"/>
         </w:rPr>
-        <w:t xml:space="preserve">That's true, for example, of gazelles. </w:t>
-      </w:r>
-      <w:r>
-        <w:rPr>
-          <w:rFonts w:ascii="맑은 고딕" w:hAnsi="맑은 고딕" w:eastAsia="맑은 고딕"/>
-          <w:b w:val="0"/>
-          <w:sz w:val="17"/>
-          <w:u w:val="single"/>
-        </w:rPr>
-        <w:t>There is no mammal species that the first settled peoples of that area had more opportunity to domesticate than gazelles.</w:t>
-      </w:r>
-    </w:p>
-    <w:p>
-      <w:pPr>
-        <w:spacing w:before="0" w:after="60" w:line="288" w:lineRule="auto"/>
-        <w:ind w:left="40"/>
-        <w:snapToGrid w:val="0"/>
-        <w:pBdr>
-          <w:top w:val="single" w:sz="4" w:space="2" w:color="9B6BD0"/>
-          <w:left w:val="single" w:sz="4" w:space="2" w:color="9B6BD0"/>
-          <w:bottom w:val="single" w:sz="4" w:space="2" w:color="9B6BD0"/>
-          <w:right w:val="single" w:sz="4" w:space="2" w:color="9B6BD0"/>
-        </w:pBdr>
-        <w:shd w:val="clear" w:color="auto" w:fill="FAF5FF"/>
-      </w:pPr>
-      <w:r>
-        <w:rPr>
-          <w:rFonts w:ascii="맑은 고딕" w:hAnsi="맑은 고딕" w:eastAsia="맑은 고딕"/>
-          <w:b/>
-          <w:sz w:val="17"/>
-          <w:u w:val="none"/>
-        </w:rPr>
-        <w:t>&lt;보 기&gt;</w:t>
-      </w:r>
-      <w:r>
-        <w:rPr>
-          <w:rFonts w:ascii="맑은 고딕" w:hAnsi="맑은 고딕" w:eastAsia="맑은 고딕"/>
-          <w:b w:val="0"/>
-          <w:sz w:val="17"/>
-          <w:u w:val="none"/>
-        </w:rPr>
-        <w:t xml:space="preserve"> gazelles / were / the mammal species / which / the first settled peoples / of that area / had / the most / opportunity / to domesticate</w:t>
-      </w:r>
-    </w:p>
-    <w:p>
-      <w:pPr>
-        <w:spacing w:before="0" w:after="0" w:line="288" w:lineRule="auto"/>
-        <w:ind w:left="40"/>
-        <w:snapToGrid w:val="0"/>
-        <w:pBdr>
-          <w:top w:val="single" w:sz="4" w:space="2" w:color="9B6BD0"/>
-          <w:left w:val="single" w:sz="4" w:space="2" w:color="9B6BD0"/>
-          <w:bottom w:val="single" w:sz="4" w:space="2" w:color="9B6BD0"/>
-          <w:right w:val="single" w:sz="4" w:space="2" w:color="9B6BD0"/>
-        </w:pBdr>
-        <w:shd w:val="clear" w:color="auto" w:fill="FAF5FF"/>
-      </w:pPr>
-      <w:r>
-        <w:rPr>
-          <w:rFonts w:ascii="맑은 고딕" w:hAnsi="맑은 고딕" w:eastAsia="맑은 고딕"/>
-          <w:b/>
-          <w:sz w:val="17"/>
-          <w:u w:val="none"/>
-        </w:rPr>
-        <w:t>&lt;조 건&gt;</w:t>
-      </w:r>
-    </w:p>
-    <w:p>
-      <w:pPr>
-        <w:spacing w:before="0" w:after="0" w:line="288" w:lineRule="auto"/>
-        <w:ind w:left="40"/>
-        <w:snapToGrid w:val="0"/>
-        <w:pBdr>
-          <w:top w:val="single" w:sz="4" w:space="2" w:color="9B6BD0"/>
-          <w:left w:val="single" w:sz="4" w:space="2" w:color="9B6BD0"/>
-          <w:bottom w:val="single" w:sz="4" w:space="2" w:color="9B6BD0"/>
-          <w:right w:val="single" w:sz="4" w:space="2" w:color="9B6BD0"/>
-        </w:pBdr>
-        <w:shd w:val="clear" w:color="auto" w:fill="FAF5FF"/>
-      </w:pPr>
-      <w:r>
-        <w:rPr>
-          <w:rFonts w:ascii="맑은 고딕" w:hAnsi="맑은 고딕" w:eastAsia="맑은 고딕"/>
-          <w:b w:val="0"/>
-          <w:sz w:val="17"/>
-          <w:u w:val="none"/>
-        </w:rPr>
-        <w:t>1. &lt;보기&gt;의 표현을 모두 한 번씩만 사용할 것</w:t>
-      </w:r>
-    </w:p>
-    <w:p>
-      <w:pPr>
-        <w:spacing w:before="0" w:after="0" w:line="288" w:lineRule="auto"/>
-        <w:ind w:left="40"/>
-        <w:snapToGrid w:val="0"/>
-        <w:pBdr>
-          <w:top w:val="single" w:sz="4" w:space="2" w:color="9B6BD0"/>
-          <w:left w:val="single" w:sz="4" w:space="2" w:color="9B6BD0"/>
-          <w:bottom w:val="single" w:sz="4" w:space="2" w:color="9B6BD0"/>
-          <w:right w:val="single" w:sz="4" w:space="2" w:color="9B6BD0"/>
-        </w:pBdr>
-        <w:shd w:val="clear" w:color="auto" w:fill="FAF5FF"/>
-      </w:pPr>
-      <w:r>
-        <w:rPr>
-          <w:rFonts w:ascii="맑은 고딕" w:hAnsi="맑은 고딕" w:eastAsia="맑은 고딕"/>
-          <w:b w:val="0"/>
-          <w:sz w:val="17"/>
-          <w:u w:val="none"/>
-        </w:rPr>
-        <w:t>2. 어형을 바꾸지 말고 다른 단어를 추가하지 말 것</w:t>
-      </w:r>
-    </w:p>
-    <w:p>
-      <w:pPr>
-        <w:spacing w:before="0" w:after="0" w:line="288" w:lineRule="auto"/>
-        <w:ind w:left="40"/>
-        <w:snapToGrid w:val="0"/>
-        <w:pBdr>
-          <w:top w:val="single" w:sz="4" w:space="2" w:color="9B6BD0"/>
-          <w:left w:val="single" w:sz="4" w:space="2" w:color="9B6BD0"/>
-          <w:bottom w:val="single" w:sz="4" w:space="2" w:color="9B6BD0"/>
-          <w:right w:val="single" w:sz="4" w:space="2" w:color="9B6BD0"/>
-        </w:pBdr>
-        <w:shd w:val="clear" w:color="auto" w:fill="FAF5FF"/>
-      </w:pPr>
-      <w:r>
-        <w:rPr>
-          <w:rFonts w:ascii="맑은 고딕" w:hAnsi="맑은 고딕" w:eastAsia="맑은 고딕"/>
-          <w:b w:val="0"/>
-          <w:sz w:val="17"/>
-          <w:u w:val="none"/>
-        </w:rPr>
-        <w:t>3. ‘Gazelles’로 시작하는 최상급 구문으로 쓸 것</w:t>
-      </w:r>
-    </w:p>
-    <w:p>
-      <w:pPr>
-        <w:spacing w:before="0" w:after="0" w:line="288" w:lineRule="auto"/>
-        <w:ind w:left="40"/>
-        <w:snapToGrid w:val="0"/>
-        <w:pBdr>
-          <w:top w:val="single" w:sz="4" w:space="2" w:color="9B6BD0"/>
-          <w:left w:val="single" w:sz="4" w:space="2" w:color="9B6BD0"/>
-          <w:bottom w:val="single" w:sz="4" w:space="2" w:color="9B6BD0"/>
-          <w:right w:val="single" w:sz="4" w:space="2" w:color="9B6BD0"/>
-        </w:pBdr>
-        <w:shd w:val="clear" w:color="auto" w:fill="FAF5FF"/>
-      </w:pPr>
-      <w:r>
-        <w:rPr>
-          <w:rFonts w:ascii="맑은 고딕" w:hAnsi="맑은 고딕" w:eastAsia="맑은 고딕"/>
-          <w:b w:val="0"/>
-          <w:sz w:val="17"/>
-          <w:u w:val="none"/>
-        </w:rPr>
-        <w:t>4. 총 19단어로 쓸 것</w:t>
-      </w:r>
-    </w:p>
-    <w:p>
-      <w:pPr>
-        <w:spacing w:before="0" w:after="60" w:line="288" w:lineRule="auto"/>
-        <w:ind w:left="40"/>
-        <w:snapToGrid w:val="0"/>
-        <w:pBdr>
-          <w:top w:val="single" w:sz="4" w:space="2" w:color="9B6BD0"/>
-          <w:left w:val="single" w:sz="4" w:space="2" w:color="9B6BD0"/>
-          <w:bottom w:val="single" w:sz="4" w:space="2" w:color="9B6BD0"/>
-          <w:right w:val="single" w:sz="4" w:space="2" w:color="9B6BD0"/>
-        </w:pBdr>
-        <w:shd w:val="clear" w:color="auto" w:fill="FAF5FF"/>
-      </w:pPr>
-      <w:r>
-        <w:rPr>
-          <w:rFonts w:ascii="맑은 고딕" w:hAnsi="맑은 고딕" w:eastAsia="맑은 고딕"/>
-          <w:b w:val="0"/>
-          <w:sz w:val="17"/>
-          <w:u w:val="none"/>
-        </w:rPr>
-        <w:t>5. 답안지에 소문항 번호를 정확하게 기입할 것</w:t>
-      </w:r>
-    </w:p>
-    <w:p>
-      <w:pPr>
-        <w:spacing w:before="0" w:after="40" w:line="360" w:lineRule="auto"/>
-        <w:snapToGrid w:val="0"/>
-      </w:pPr>
-      <w:r>
-        <w:rPr>
-          <w:rFonts w:ascii="맑은 고딕" w:hAnsi="맑은 고딕" w:eastAsia="맑은 고딕"/>
-          <w:b w:val="0"/>
-          <w:sz w:val="17"/>
-          <w:u w:val="none"/>
-        </w:rPr>
-        <w:t>⇒ Gazelles ______________________________________________________________ .</w:t>
-      </w:r>
-    </w:p>
-    <w:p>
-      <w:pPr>
-        <w:keepNext/>
-        <w:spacing w:before="80" w:after="40" w:line="276" w:lineRule="auto"/>
-        <w:snapToGrid w:val="0"/>
-        <w:shd w:val="clear" w:color="auto" w:fill="6B21A8"/>
-      </w:pPr>
-      <w:r>
-        <w:rPr>
-          <w:rFonts w:ascii="맑은 고딕" w:hAnsi="맑은 고딕" w:eastAsia="맑은 고딕"/>
-          <w:b/>
-          <w:color w:val="FFFFFF"/>
-          <w:sz w:val="17"/>
-          <w:u w:val="none"/>
-        </w:rPr>
-        <w:t>[지문 구조]  ※ 앞 문항을 모두 푼 뒤에 풀 것</w:t>
-      </w:r>
-    </w:p>
-    <w:p>
-      <w:pPr>
-        <w:keepNext/>
-        <w:spacing w:before="80" w:after="20" w:line="276" w:lineRule="auto"/>
-        <w:snapToGrid w:val="0"/>
-      </w:pPr>
-      <w:r>
-        <w:rPr>
-          <w:rFonts w:ascii="맑은 고딕" w:hAnsi="맑은 고딕" w:eastAsia="맑은 고딕"/>
-          <w:b/>
-          <w:sz w:val="17"/>
-          <w:u w:val="none"/>
-        </w:rPr>
-        <w:t>29-8.</w:t>
-      </w:r>
-      <w:r>
-        <w:rPr>
-          <w:rFonts w:ascii="맑은 고딕" w:hAnsi="맑은 고딕" w:eastAsia="맑은 고딕"/>
-          <w:b w:val="0"/>
-          <w:sz w:val="17"/>
-          <w:u w:val="none"/>
-        </w:rPr>
-        <w:t xml:space="preserve"> 주어진 글 다음에 이어질 글의 순서로 가장 적절한 것은? [2.7점]</w:t>
-      </w:r>
-    </w:p>
-    <w:p>
-      <w:pPr>
-        <w:spacing w:before="0" w:after="60" w:line="288" w:lineRule="auto"/>
-        <w:ind w:left="40"/>
-        <w:snapToGrid w:val="0"/>
-        <w:pBdr>
-          <w:top w:val="single" w:sz="4" w:space="2" w:color="C99B4E"/>
-          <w:left w:val="single" w:sz="4" w:space="2" w:color="C99B4E"/>
-          <w:bottom w:val="single" w:sz="4" w:space="2" w:color="C99B4E"/>
-          <w:right w:val="single" w:sz="4" w:space="2" w:color="C99B4E"/>
-        </w:pBdr>
-        <w:shd w:val="clear" w:color="auto" w:fill="FFF8E1"/>
-      </w:pPr>
-      <w:r>
-        <w:rPr>
-          <w:rFonts w:ascii="맑은 고딕" w:hAnsi="맑은 고딕" w:eastAsia="맑은 고딕"/>
-          <w:b w:val="0"/>
-          <w:sz w:val="17"/>
-          <w:u w:val="none"/>
-        </w:rPr>
-        <w:t>Big mammalian herbivore species react to danger from predators or humans in different ways.</w:t>
-      </w:r>
-    </w:p>
-    <w:p>
-      <w:pPr>
-        <w:spacing w:before="0" w:after="0" w:line="288" w:lineRule="auto"/>
-        <w:ind w:left="40"/>
-        <w:snapToGrid w:val="0"/>
-        <w:pBdr>
-          <w:top w:val="single" w:sz="4" w:space="2" w:color="999999"/>
-          <w:left w:val="single" w:sz="4" w:space="2" w:color="999999"/>
-          <w:bottom w:val="single" w:sz="4" w:space="2" w:color="999999"/>
-          <w:right w:val="single" w:sz="4" w:space="2" w:color="999999"/>
-        </w:pBdr>
-        <w:shd w:val="clear" w:color="auto" w:fill="F6F3EA"/>
-      </w:pPr>
-      <w:r>
-        <w:rPr>
-          <w:rFonts w:ascii="맑은 고딕" w:hAnsi="맑은 고딕" w:eastAsia="맑은 고딕"/>
-          <w:b w:val="0"/>
-          <w:sz w:val="17"/>
-          <w:u w:val="none"/>
-        </w:rPr>
-        <w:t>(A) Naturally, the nervous species are difficult to keep in captivity. If put into an enclosure, they are likely to panic, and either die of shock or hit themselves repeatedly to death against the fence in their attempts to escape.</w:t>
-      </w:r>
-    </w:p>
-    <w:p>
-      <w:pPr>
-        <w:spacing w:before="0" w:after="0" w:line="288" w:lineRule="auto"/>
-        <w:ind w:left="40"/>
-        <w:snapToGrid w:val="0"/>
-        <w:pBdr>
-          <w:top w:val="single" w:sz="4" w:space="2" w:color="999999"/>
-          <w:left w:val="single" w:sz="4" w:space="2" w:color="999999"/>
-          <w:bottom w:val="single" w:sz="4" w:space="2" w:color="999999"/>
-          <w:right w:val="single" w:sz="4" w:space="2" w:color="999999"/>
-        </w:pBdr>
-        <w:shd w:val="clear" w:color="auto" w:fill="F6F3EA"/>
-      </w:pPr>
-      <w:r>
-        <w:rPr>
-          <w:rFonts w:ascii="맑은 고딕" w:hAnsi="맑은 고딕" w:eastAsia="맑은 고딕"/>
-          <w:b w:val="0"/>
-          <w:sz w:val="17"/>
-          <w:u w:val="none"/>
-        </w:rPr>
-        <w:t>(B) Some species are nervous, fast, and programmed for instant flight when they perceive a threat. Other species are slower, less nervous, seek protection in herds, stand their ground when threatened, and don't run until necessary.</w:t>
-      </w:r>
-    </w:p>
-    <w:p>
-      <w:pPr>
-        <w:spacing w:before="0" w:after="60" w:line="288" w:lineRule="auto"/>
-        <w:ind w:left="40"/>
-        <w:snapToGrid w:val="0"/>
-        <w:pBdr>
-          <w:top w:val="single" w:sz="4" w:space="2" w:color="999999"/>
-          <w:left w:val="single" w:sz="4" w:space="2" w:color="999999"/>
-          <w:bottom w:val="single" w:sz="4" w:space="2" w:color="999999"/>
-          <w:right w:val="single" w:sz="4" w:space="2" w:color="999999"/>
-        </w:pBdr>
-        <w:shd w:val="clear" w:color="auto" w:fill="F6F3EA"/>
-      </w:pPr>
-      <w:r>
-        <w:rPr>
-          <w:rFonts w:ascii="맑은 고딕" w:hAnsi="맑은 고딕" w:eastAsia="맑은 고딕"/>
-          <w:b w:val="0"/>
-          <w:sz w:val="17"/>
-          <w:u w:val="none"/>
-        </w:rPr>
-        <w:t>(C) That's true, for example, of gazelles, which for thousands of years were the most frequently hunted game species in some parts of the Fertile Crescent. But no gazelle species has ever been domesticated.</w:t>
+        <w:t>(C) Naturally, the nervous species are difficult to keep in captivity. If put into an enclosure, they are likely to panic, and either die of shock or hit themselves repeatedly to death against the fence in their attempts to escape.</w:t>
       </w:r>
     </w:p>
     <w:p>
@@ -3256,7 +3578,7 @@
           <w:sz w:val="15"/>
           <w:u w:val="none"/>
         </w:rPr>
-        <w:t xml:space="preserve"> ★react (주어 species 복수)</w:t>
+        <w:t xml:space="preserve"> ★react (주어 species 복수 — 수식어구 herbivore에 속지 말 것)</w:t>
       </w:r>
     </w:p>
     <w:p>
@@ -3281,7 +3603,7 @@
           <w:sz w:val="15"/>
           <w:u w:val="none"/>
         </w:rPr>
-        <w:t xml:space="preserve"> ★programmed (종이 ‘프로그램된’ 수동 — nervous, fast와 병렬 보어)</w:t>
+        <w:t xml:space="preserve"> nervous</w:t>
       </w:r>
     </w:p>
     <w:p>
@@ -3306,7 +3628,7 @@
           <w:sz w:val="15"/>
           <w:u w:val="none"/>
         </w:rPr>
-        <w:t xml:space="preserve"> instant (즉각적인 ↔ delayed)</w:t>
+        <w:t xml:space="preserve"> ★programmed (종이 ‘프로그램된’ 수동 → 과거분사)</w:t>
       </w:r>
     </w:p>
     <w:p>
@@ -3331,7 +3653,7 @@
           <w:sz w:val="15"/>
           <w:u w:val="none"/>
         </w:rPr>
-        <w:t xml:space="preserve"> threat</w:t>
+        <w:t xml:space="preserve"> flight</w:t>
       </w:r>
     </w:p>
     <w:p>
@@ -3356,7 +3678,7 @@
           <w:sz w:val="15"/>
           <w:u w:val="none"/>
         </w:rPr>
-        <w:t xml:space="preserve"> herds</w:t>
+        <w:t xml:space="preserve"> protection (seek의 목적어 → 명사)</w:t>
       </w:r>
     </w:p>
     <w:p>
@@ -3381,7 +3703,7 @@
           <w:sz w:val="15"/>
           <w:u w:val="none"/>
         </w:rPr>
-        <w:t xml:space="preserve"> ★threatened (when (they are) threatened — 위협받는 수동)</w:t>
+        <w:t xml:space="preserve"> ★threatened (when (they are) threatened — 주어·be 생략, ‘위협받을 때’ 수동)</w:t>
       </w:r>
     </w:p>
     <w:p>
@@ -3406,7 +3728,7 @@
           <w:sz w:val="15"/>
           <w:u w:val="none"/>
         </w:rPr>
-        <w:t xml:space="preserve"> Naturally (문장 수식 부사)</w:t>
+        <w:t xml:space="preserve"> necessary (필요할 때까지 달아나지 않는다; unnecessary는 반대)</w:t>
       </w:r>
     </w:p>
     <w:p>
@@ -3431,7 +3753,7 @@
           <w:sz w:val="15"/>
           <w:u w:val="none"/>
         </w:rPr>
-        <w:t xml:space="preserve"> ★are (the nervous species 복수)</w:t>
+        <w:t xml:space="preserve"> Naturally (문장 전체 수식 부사 ‘자연히’)</w:t>
       </w:r>
     </w:p>
     <w:p>
@@ -3456,7 +3778,7 @@
           <w:sz w:val="15"/>
           <w:u w:val="none"/>
         </w:rPr>
-        <w:t xml:space="preserve"> ★to keep (difficult + to-v)</w:t>
+        <w:t xml:space="preserve"> difficult (예민한 종은 가두기 ‘어렵다’ — 뒤 문장 panic과 호응; easy는 반대)</w:t>
       </w:r>
     </w:p>
     <w:p>
@@ -3506,7 +3828,7 @@
           <w:sz w:val="15"/>
           <w:u w:val="none"/>
         </w:rPr>
-        <w:t xml:space="preserve"> ★put (If (they are) put — 우리에 ‘넣어지는’ 수동)</w:t>
+        <w:t xml:space="preserve"> ★put (If (they are) put — 수동 분사; putting이면 ‘그들이 넣는’ 능동이 됨)</w:t>
       </w:r>
     </w:p>
     <w:p>
@@ -3531,7 +3853,7 @@
           <w:sz w:val="15"/>
           <w:u w:val="none"/>
         </w:rPr>
-        <w:t xml:space="preserve"> panic (공황에 빠지다 ↔ relax)</w:t>
+        <w:t xml:space="preserve"> ★themselves (주어 they = 목적어 → 재귀대명사)</w:t>
       </w:r>
     </w:p>
     <w:p>
@@ -3556,7 +3878,7 @@
           <w:sz w:val="15"/>
           <w:u w:val="none"/>
         </w:rPr>
-        <w:t xml:space="preserve"> repeatedly (동사 hit 수식 → 부사)</w:t>
+        <w:t xml:space="preserve"> ★which (선행사 gazelles, 계속적 용법 — what 불가)</w:t>
       </w:r>
     </w:p>
     <w:p>
@@ -3581,7 +3903,7 @@
           <w:sz w:val="15"/>
           <w:u w:val="none"/>
         </w:rPr>
-        <w:t xml:space="preserve"> gazelles</w:t>
+        <w:t xml:space="preserve"> ★were (관계절 주어 which = gazelles 복수 — 삽입구 for thousands of years에 속지 말 것)</w:t>
       </w:r>
     </w:p>
     <w:p>
@@ -3606,7 +3928,7 @@
           <w:sz w:val="15"/>
           <w:u w:val="none"/>
         </w:rPr>
-        <w:t xml:space="preserve"> ★which (콤마 뒤 계속적 용법 — that 불가)</w:t>
+        <w:t xml:space="preserve"> frequently (분사 hunted 수식 → 부사 ‘가장 빈번히 사냥된’)</w:t>
       </w:r>
     </w:p>
     <w:p>
@@ -3631,7 +3953,7 @@
           <w:sz w:val="15"/>
           <w:u w:val="none"/>
         </w:rPr>
-        <w:t xml:space="preserve"> frequently (분사 hunted 수식 → 부사)</w:t>
+        <w:t xml:space="preserve"> ★that (선행사 mammal species, had more opportunity to domesticate의 목적어 자리 → 관계대명사 that)</w:t>
       </w:r>
     </w:p>
     <w:p>
@@ -3656,7 +3978,7 @@
           <w:sz w:val="15"/>
           <w:u w:val="none"/>
         </w:rPr>
-        <w:t xml:space="preserve"> ★that (선행사 no mammal species, domesticate의 목적어 — what 불가)</w:t>
+        <w:t xml:space="preserve"> opportunity</w:t>
       </w:r>
     </w:p>
     <w:p>
@@ -3681,7 +4003,7 @@
           <w:sz w:val="15"/>
           <w:u w:val="none"/>
         </w:rPr>
-        <w:t xml:space="preserve"> domesticate</w:t>
+        <w:t xml:space="preserve"> ★has (주어 no gazelle species 단수 — species는 단·복수 동형)</w:t>
       </w:r>
     </w:p>
     <w:p>
@@ -3706,7 +4028,7 @@
           <w:sz w:val="15"/>
           <w:u w:val="none"/>
         </w:rPr>
-        <w:t xml:space="preserve"> ★has (no gazelle species 단수 취급)</w:t>
+        <w:t xml:space="preserve"> domesticated (been + p.p. 수동)</w:t>
       </w:r>
     </w:p>
     <w:p>
@@ -3731,7 +4053,7 @@
           <w:sz w:val="15"/>
           <w:u w:val="none"/>
         </w:rPr>
-        <w:t xml:space="preserve"> blindly (동사 hits 수식 → 부사)</w:t>
+        <w:t xml:space="preserve"> ★blindly (동사 hits 수식 → 부사)</w:t>
       </w:r>
     </w:p>
     <w:p>
@@ -3756,7 +4078,7 @@
           <w:sz w:val="15"/>
           <w:u w:val="none"/>
         </w:rPr>
-        <w:t xml:space="preserve"> speed (속도 — 50 miles per hour)</w:t>
+        <w:t xml:space="preserve"> 30</w:t>
       </w:r>
     </w:p>
     <w:p>
@@ -3781,7 +4103,7 @@
           <w:sz w:val="15"/>
           <w:u w:val="none"/>
         </w:rPr>
-        <w:t xml:space="preserve"> ○ (부사절 주어+be 생략/복원)</w:t>
+        <w:t xml:space="preserve"> ○ (stand one’s ground = 물러서지 않다 = refuse to move away)</w:t>
       </w:r>
     </w:p>
     <w:p>
@@ -3806,7 +4128,7 @@
           <w:sz w:val="15"/>
           <w:u w:val="none"/>
         </w:rPr>
-        <w:t xml:space="preserve"> ★✕ — 바른 형태: which (콤마 뒤 계속적 용법 — that 불가)</w:t>
+        <w:t xml:space="preserve"> ○ (분사구문 If put = If they are put — 주어 they와 be 복원)</w:t>
       </w:r>
     </w:p>
     <w:p>
@@ -3831,7 +4153,7 @@
           <w:sz w:val="15"/>
           <w:u w:val="none"/>
         </w:rPr>
-        <w:t xml:space="preserve"> ○ (until (it is) necessary)</w:t>
+        <w:t xml:space="preserve"> ★✕ — 바른 형태: than gazelles (비교급 more opportunity … than; as는 원급 as much … as에 씀)</w:t>
       </w:r>
     </w:p>
     <w:p>
@@ -3856,7 +4178,7 @@
           <w:sz w:val="15"/>
           <w:u w:val="none"/>
         </w:rPr>
-        <w:t xml:space="preserve"> Naturally, the nervous species are difficult to keep in captivity. (보충 to / 제외 difficulty / be→are)</w:t>
+        <w:t xml:space="preserve"> Naturally, the nervous species are difficult to keep in captivity. (보충 to / 제외 easily / be→are)</w:t>
       </w:r>
     </w:p>
     <w:p>
@@ -3881,7 +4203,7 @@
           <w:sz w:val="15"/>
           <w:u w:val="none"/>
         </w:rPr>
-        <w:t xml:space="preserve"> But no gazelle species has ever been domesticated. (보충 ever / 제외 never / have→has · domesticate→domesticated)</w:t>
+        <w:t xml:space="preserve"> There is no mammal species that the first settled peoples of that area had more opportunity to domesticate than gazelles. (보충 that / 제외 which / be→is, have→had)</w:t>
       </w:r>
     </w:p>
     <w:p>
@@ -3906,7 +4228,7 @@
           <w:sz w:val="15"/>
           <w:u w:val="none"/>
         </w:rPr>
-        <w:t xml:space="preserve"> There is no mammal species that the first settled peoples of that area had more opportunity to domesticate than gazelles. (gazelle→gazelles)</w:t>
+        <w:t xml:space="preserve"> If put into an enclosure, they are likely to panic, and either die of shock or hit themselves repeatedly to death against the fence in their attempts to escape. (escaping→escape — to escape)</w:t>
       </w:r>
     </w:p>
     <w:p>
@@ -3931,7 +4253,7 @@
           <w:sz w:val="15"/>
           <w:u w:val="none"/>
         </w:rPr>
-        <w:t xml:space="preserve"> some species</w:t>
+        <w:t xml:space="preserve"> Some species</w:t>
       </w:r>
     </w:p>
     <w:p>
@@ -3956,7 +4278,7 @@
           <w:sz w:val="15"/>
           <w:u w:val="none"/>
         </w:rPr>
-        <w:t xml:space="preserve"> 예민한 종은 우리에 넣으면 공황에 빠져 충격으로 죽거나 울타리에 부딪쳐 죽는다는 것</w:t>
+        <w:t xml:space="preserve"> 예민한 종은 우리에 넣으면 패닉에 빠져 충격으로 죽거나 울타리에 부딪쳐 죽는다는 것</w:t>
       </w:r>
     </w:p>
     <w:p>
@@ -3981,7 +4303,7 @@
           <w:sz w:val="15"/>
           <w:u w:val="none"/>
         </w:rPr>
-        <w:t xml:space="preserve"> the Fertile Crescent</w:t>
+        <w:t xml:space="preserve"> some parts of the Fertile Crescent</w:t>
       </w:r>
     </w:p>
     <w:p>
@@ -4006,7 +4328,7 @@
           <w:sz w:val="15"/>
           <w:u w:val="none"/>
         </w:rPr>
-        <w:t xml:space="preserve"> gazelle</w:t>
+        <w:t xml:space="preserve"> an animal</w:t>
       </w:r>
     </w:p>
     <w:p>
@@ -4031,7 +4353,7 @@
           <w:sz w:val="15"/>
           <w:u w:val="none"/>
         </w:rPr>
-        <w:t xml:space="preserve"> ★kept (새가 우리에 ‘갇힌’ 수동)</w:t>
+        <w:t xml:space="preserve"> ★tolerate (settle down, feed와 병렬인 동사원형 — 주어 Some species)</w:t>
       </w:r>
     </w:p>
     <w:p>
@@ -4056,7 +4378,7 @@
           <w:sz w:val="15"/>
           <w:u w:val="none"/>
         </w:rPr>
-        <w:t xml:space="preserve"> ★to raise (형용사 impossible 뒤 to부정사)</w:t>
+        <w:t xml:space="preserve"> ★that (so + 형용사 + that 결과절)</w:t>
       </w:r>
     </w:p>
     <w:p>
@@ -4081,7 +4403,7 @@
           <w:sz w:val="15"/>
           <w:u w:val="none"/>
         </w:rPr>
-        <w:t xml:space="preserve"> ★stay (주어 Chickens 복수)</w:t>
+        <w:t xml:space="preserve"> ★whose (the bird의 nerves — 소유격 관계대명사)</w:t>
       </w:r>
     </w:p>
     <w:p>
@@ -4106,7 +4428,7 @@
           <w:sz w:val="15"/>
           <w:u w:val="none"/>
         </w:rPr>
-        <w:t xml:space="preserve"> domesticate</w:t>
+        <w:t xml:space="preserve"> confined</w:t>
       </w:r>
     </w:p>
     <w:p>
@@ -4147,7 +4469,7 @@
           <w:sz w:val="15"/>
           <w:u w:val="none"/>
         </w:rPr>
-        <w:t xml:space="preserve"> 정답 ③ — (a) ○ (b) ✕ (c) ○ (d) ✕ (e) ✕</w:t>
+        <w:t xml:space="preserve"> 정답 ④</w:t>
       </w:r>
     </w:p>
     <w:p>
@@ -4172,7 +4494,7 @@
           <w:sz w:val="15"/>
           <w:u w:val="none"/>
         </w:rPr>
-        <w:t xml:space="preserve"> 정답 ① — ⓐ programming → programmed / ⓓ was → were / ⓕ has ever domesticated → has ever been domesticated</w:t>
+        <w:t xml:space="preserve"> 정답 ①</w:t>
       </w:r>
     </w:p>
     <w:p>
@@ -4197,7 +4519,7 @@
           <w:sz w:val="15"/>
           <w:u w:val="none"/>
         </w:rPr>
-        <w:t xml:space="preserve"> 정답 ④ — difficult · frequently · themselves</w:t>
+        <w:t xml:space="preserve"> 정답 ②</w:t>
       </w:r>
     </w:p>
     <w:p>
@@ -4222,7 +4544,7 @@
           <w:sz w:val="15"/>
           <w:u w:val="none"/>
         </w:rPr>
-        <w:t xml:space="preserve"> 정답 ③</w:t>
+        <w:t xml:space="preserve"> 정답 ② — (A) some species are wired to flee, while others are wired to stay · (B) The reason is not a lack of chances but the animal itself</w:t>
       </w:r>
     </w:p>
     <w:p>
@@ -4247,7 +4569,7 @@
           <w:sz w:val="15"/>
           <w:u w:val="none"/>
         </w:rPr>
-        <w:t xml:space="preserve"> 정답 ⑤</w:t>
+        <w:t xml:space="preserve"> 정답 ③</w:t>
       </w:r>
     </w:p>
     <w:p>
@@ -4272,7 +4594,7 @@
           <w:sz w:val="15"/>
           <w:u w:val="none"/>
         </w:rPr>
-        <w:t xml:space="preserve"> 정답 ②</w:t>
+        <w:t xml:space="preserve"> 정답 ③</w:t>
       </w:r>
     </w:p>
     <w:p>
@@ -4297,7 +4619,7 @@
           <w:sz w:val="15"/>
           <w:u w:val="none"/>
         </w:rPr>
-        <w:t xml:space="preserve"> 정답 ④</w:t>
+        <w:t xml:space="preserve"> 정답 ③ — easy → difficult</w:t>
       </w:r>
     </w:p>
     <w:p>
@@ -4322,7 +4644,7 @@
           <w:sz w:val="15"/>
           <w:u w:val="none"/>
         </w:rPr>
-        <w:t xml:space="preserve"> (1) nervousness  (2) instantly  (3) domestication</w:t>
+        <w:t xml:space="preserve"> Gazelles were the mammal species that the first settled peoples of that area had the most opportunity to domesticate.</w:t>
       </w:r>
     </w:p>
     <w:p>
@@ -4347,7 +4669,7 @@
           <w:sz w:val="15"/>
           <w:u w:val="none"/>
         </w:rPr>
-        <w:t xml:space="preserve"> Gazelles were the mammal species which the first settled peoples of that area had the most opportunity to domesticate.</w:t>
+        <w:t xml:space="preserve"> (1) reaction  (2) confined  (3) hunted  (4) tamed</w:t>
       </w:r>
     </w:p>
     <w:p>
@@ -4372,7 +4694,7 @@
           <w:sz w:val="15"/>
           <w:u w:val="none"/>
         </w:rPr>
-        <w:t xml:space="preserve"> 정답 ②</w:t>
+        <w:t xml:space="preserve"> 정답 ④</w:t>
       </w:r>
     </w:p>
     <w:p>
@@ -4422,7 +4744,7 @@
           <w:sz w:val="14"/>
           <w:u w:val="none"/>
         </w:rPr>
-        <w:t>(c) [어법 decoy]</w:t>
+        <w:t>④ [열 교차 + 인과 치환]</w:t>
       </w:r>
       <w:r>
         <w:rPr>
@@ -4431,7 +4753,7 @@
           <w:sz w:val="14"/>
           <w:u w:val="none"/>
         </w:rPr>
-        <w:t xml:space="preserve"> 생략 구문이라 틀려 보이지만 옳다 — 이것까지 고르면 오답. </w:t>
+        <w:t xml:space="preserve"> 대화에 나온 ‘사냥을 더 많이 했다’(가젤 쪽)를 반대 열에 넣고, 그것을 차이의 원인으로 둔갑시켰다. </w:t>
       </w:r>
       <w:r>
         <w:rPr>
@@ -4440,7 +4762,7 @@
           <w:sz w:val="14"/>
           <w:u w:val="none"/>
         </w:rPr>
-        <w:t>(b) [연결어 함정]</w:t>
+        <w:t>② [한 끗]</w:t>
       </w:r>
       <w:r>
         <w:rPr>
@@ -4449,25 +4771,7 @@
           <w:sz w:val="14"/>
           <w:u w:val="none"/>
         </w:rPr>
-        <w:t xml:space="preserve"> 기회가 많았다 → 그러므로 가축화? 기대와 반대 결과이므로 역접. </w:t>
-      </w:r>
-      <w:r>
-        <w:rPr>
-          <w:rFonts w:ascii="맑은 고딕" w:hAnsi="맑은 고딕" w:eastAsia="맑은 고딕"/>
-          <w:b/>
-          <w:sz w:val="14"/>
-          <w:u w:val="none"/>
-        </w:rPr>
-        <w:t>(e) [반의어 재진술]</w:t>
-      </w:r>
-      <w:r>
-        <w:rPr>
-          <w:rFonts w:ascii="맑은 고딕" w:hAnsi="맑은 고딕" w:eastAsia="맑은 고딕"/>
-          <w:b w:val="0"/>
-          <w:sz w:val="14"/>
-          <w:u w:val="none"/>
-        </w:rPr>
-        <w:t xml:space="preserve"> frequently를 rarely로 뒤집었다.</w:t>
+        <w:t xml:space="preserve"> ‘flee on their own’은 대화에 직접 없지만 ‘무리에서 보호를 찾는 쪽’과 대비해 정리한 환언이므로 일치.</w:t>
       </w:r>
     </w:p>
     <w:p>
@@ -4501,7 +4805,7 @@
           <w:sz w:val="14"/>
           <w:u w:val="none"/>
         </w:rPr>
-        <w:t>ⓓ [수일치 함정]</w:t>
+        <w:t>(e) [개체 vs 종]</w:t>
       </w:r>
       <w:r>
         <w:rPr>
@@ -4510,7 +4814,7 @@
           <w:sz w:val="14"/>
           <w:u w:val="none"/>
         </w:rPr>
-        <w:t xml:space="preserve"> which 바로 앞이 단수처럼 보이는 문장 구조지만 선행사는 gazelles — ④는 ⓐ를 놓친 선지. </w:t>
+        <w:t xml:space="preserve"> ‘길들여진 가젤 한 마리’는 필자의 no gazelle species has ever been domesticated와 충돌하지 않는 개체 사례일 뿐 — 이것을 넣으면 ④·⑤. </w:t>
       </w:r>
       <w:r>
         <w:rPr>
@@ -4519,7 +4823,7 @@
           <w:sz w:val="14"/>
           <w:u w:val="none"/>
         </w:rPr>
-        <w:t>ⓒ</w:t>
+        <w:t>(d) [기회 함정]</w:t>
       </w:r>
       <w:r>
         <w:rPr>
@@ -4528,7 +4832,25 @@
           <w:sz w:val="14"/>
           <w:u w:val="none"/>
         </w:rPr>
-        <w:t xml:space="preserve"> panic을 명사로 착각하면 틀렸다고 오판.</w:t>
+        <w:t xml:space="preserve"> 기회가 많다는 것은 가젤에게도 있었던 조건이고 기준이 아니다. </w:t>
+      </w:r>
+      <w:r>
+        <w:rPr>
+          <w:rFonts w:ascii="맑은 고딕" w:hAnsi="맑은 고딕" w:eastAsia="맑은 고딕"/>
+          <w:b/>
+          <w:sz w:val="14"/>
+          <w:u w:val="none"/>
+        </w:rPr>
+        <w:t>(c) [첫인상 함정]</w:t>
+      </w:r>
+      <w:r>
+        <w:rPr>
+          <w:rFonts w:ascii="맑은 고딕" w:hAnsi="맑은 고딕" w:eastAsia="맑은 고딕"/>
+          <w:b w:val="0"/>
+          <w:sz w:val="14"/>
+          <w:u w:val="none"/>
+        </w:rPr>
+        <w:t xml:space="preserve"> 처음의 불안만 보고 제외하기 쉽지만 ‘곧 안정’이 결정적.</w:t>
       </w:r>
     </w:p>
     <w:p>
@@ -4562,7 +4884,7 @@
           <w:sz w:val="14"/>
           <w:u w:val="none"/>
         </w:rPr>
-        <w:t>⑤ [한 끗]</w:t>
+        <w:t>③ [어휘 직역]</w:t>
       </w:r>
       <w:r>
         <w:rPr>
@@ -4571,7 +4893,7 @@
           <w:sz w:val="14"/>
           <w:u w:val="none"/>
         </w:rPr>
-        <w:t xml:space="preserve"> (A)(B)는 맞고 (C)만 them — them이면 ‘다른 동물’을 부딪친다는 뜻. </w:t>
+        <w:t xml:space="preserve"> flight를 ‘비행’으로 읽은 오답 — 초식 포유류가 날 수는 없다. </w:t>
       </w:r>
       <w:r>
         <w:rPr>
@@ -4580,7 +4902,7 @@
           <w:sz w:val="14"/>
           <w:u w:val="none"/>
         </w:rPr>
-        <w:t>②</w:t>
+        <w:t>① [주체 교체]</w:t>
       </w:r>
       <w:r>
         <w:rPr>
@@ -4589,7 +4911,25 @@
           <w:sz w:val="14"/>
           <w:u w:val="none"/>
         </w:rPr>
-        <w:t xml:space="preserve"> rarely면 ‘기회가 가장 많았다’와 모순.</w:t>
+        <w:t xml:space="preserve"> programmed를 ‘사람이 프로그램함’으로 오독. </w:t>
+      </w:r>
+      <w:r>
+        <w:rPr>
+          <w:rFonts w:ascii="맑은 고딕" w:hAnsi="맑은 고딕" w:eastAsia="맑은 고딕"/>
+          <w:b/>
+          <w:sz w:val="14"/>
+          <w:u w:val="none"/>
+        </w:rPr>
+        <w:t>④ [방향 역전]</w:t>
+      </w:r>
+      <w:r>
+        <w:rPr>
+          <w:rFonts w:ascii="맑은 고딕" w:hAnsi="맑은 고딕" w:eastAsia="맑은 고딕"/>
+          <w:b w:val="0"/>
+          <w:sz w:val="14"/>
+          <w:u w:val="none"/>
+        </w:rPr>
+        <w:t xml:space="preserve"> 그것은 ‘다른 종’의 특징.</w:t>
       </w:r>
     </w:p>
     <w:p>
@@ -4623,7 +4963,7 @@
           <w:sz w:val="14"/>
           <w:u w:val="none"/>
         </w:rPr>
-        <w:t>③ [비교 구문 함정]</w:t>
+        <w:t>③ [한 끗]</w:t>
       </w:r>
       <w:r>
         <w:rPr>
@@ -4632,7 +4972,43 @@
           <w:sz w:val="14"/>
           <w:u w:val="none"/>
         </w:rPr>
-        <w:t xml:space="preserve"> no ~ more … than 구문을 ‘더 많지 않다 = 적다’로 잘못 읽으면 참으로 착각한다. 실제 의미는 최상급.</w:t>
+        <w:t xml:space="preserve"> (A)는 맞지만 (B) ‘시간 부족’은 for thousands of years와 정면충돌. </w:t>
+      </w:r>
+      <w:r>
+        <w:rPr>
+          <w:rFonts w:ascii="맑은 고딕" w:hAnsi="맑은 고딕" w:eastAsia="맑은 고딕"/>
+          <w:b/>
+          <w:sz w:val="14"/>
+          <w:u w:val="none"/>
+        </w:rPr>
+        <w:t>④ [절대화]</w:t>
+      </w:r>
+      <w:r>
+        <w:rPr>
+          <w:rFonts w:ascii="맑은 고딕" w:hAnsi="맑은 고딕" w:eastAsia="맑은 고딕"/>
+          <w:b w:val="0"/>
+          <w:sz w:val="14"/>
+          <w:u w:val="none"/>
+        </w:rPr>
+        <w:t xml:space="preserve"> always — 본문은 경향 대비일 뿐. </w:t>
+      </w:r>
+      <w:r>
+        <w:rPr>
+          <w:rFonts w:ascii="맑은 고딕" w:hAnsi="맑은 고딕" w:eastAsia="맑은 고딕"/>
+          <w:b/>
+          <w:sz w:val="14"/>
+          <w:u w:val="none"/>
+        </w:rPr>
+        <w:t>① [원인 치환]</w:t>
+      </w:r>
+      <w:r>
+        <w:rPr>
+          <w:rFonts w:ascii="맑은 고딕" w:hAnsi="맑은 고딕" w:eastAsia="맑은 고딕"/>
+          <w:b w:val="0"/>
+          <w:sz w:val="14"/>
+          <w:u w:val="none"/>
+        </w:rPr>
+        <w:t xml:space="preserve"> 크기(Big)는 두 집단에 공통인 전제이지 차이의 원인이 아니다.</w:t>
       </w:r>
     </w:p>
     <w:p>
@@ -4666,7 +5042,7 @@
           <w:sz w:val="14"/>
           <w:u w:val="none"/>
         </w:rPr>
-        <w:t>② [정반대 결론]</w:t>
+        <w:t>③ [수량 반전]</w:t>
       </w:r>
       <w:r>
         <w:rPr>
@@ -4675,7 +5051,7 @@
           <w:sz w:val="14"/>
           <w:u w:val="none"/>
         </w:rPr>
-        <w:t xml:space="preserve"> 두 글 모두 ‘기회가 있어도 안 됐다’가 핵심. </w:t>
+        <w:t xml:space="preserve"> so many chances → fewest. 문장 구조가 비슷해 빠르게 읽으면 지나친다. </w:t>
       </w:r>
       <w:r>
         <w:rPr>
@@ -4684,7 +5060,7 @@
           <w:sz w:val="14"/>
           <w:u w:val="none"/>
         </w:rPr>
-        <w:t>④ [소재어 함정]</w:t>
+        <w:t>⑤ [한 끗 정답지]</w:t>
       </w:r>
       <w:r>
         <w:rPr>
@@ -4693,7 +5069,25 @@
           <w:sz w:val="14"/>
           <w:u w:val="none"/>
         </w:rPr>
-        <w:t xml:space="preserve"> fence가 원문에 나오지만 도구 부족은 언급 없음.</w:t>
+        <w:t xml:space="preserve"> not a single gazelle species was ever brought under human control의 환언 — 참. </w:t>
+      </w:r>
+      <w:r>
+        <w:rPr>
+          <w:rFonts w:ascii="맑은 고딕" w:hAnsi="맑은 고딕" w:eastAsia="맑은 고딕"/>
+          <w:b/>
+          <w:sz w:val="14"/>
+          <w:u w:val="none"/>
+        </w:rPr>
+        <w:t>①</w:t>
+      </w:r>
+      <w:r>
+        <w:rPr>
+          <w:rFonts w:ascii="맑은 고딕" w:hAnsi="맑은 고딕" w:eastAsia="맑은 고딕"/>
+          <w:b w:val="0"/>
+          <w:sz w:val="14"/>
+          <w:u w:val="none"/>
+        </w:rPr>
+        <w:t xml:space="preserve"> hold their position … flee only when there is no other choice.</w:t>
       </w:r>
     </w:p>
     <w:p>
@@ -4727,7 +5121,7 @@
           <w:sz w:val="14"/>
           <w:u w:val="none"/>
         </w:rPr>
-        <w:t>① [정반대]</w:t>
+        <w:t>③ [사실→이유 함정]</w:t>
       </w:r>
       <w:r>
         <w:rPr>
@@ -4736,7 +5130,7 @@
           <w:sz w:val="14"/>
           <w:u w:val="none"/>
         </w:rPr>
-        <w:t xml:space="preserve"> 가젤은 가축화된 적 없다. </w:t>
+        <w:t xml:space="preserve"> ‘가젤을 많이 사냥했다’는 정보가 있어 답할 수 있는 것처럼 보이지만, 질문은 ‘왜’를 묻는다. </w:t>
       </w:r>
       <w:r>
         <w:rPr>
@@ -4745,7 +5139,7 @@
           <w:sz w:val="14"/>
           <w:u w:val="none"/>
         </w:rPr>
-        <w:t>⑤ [세부 확대]</w:t>
+        <w:t>②</w:t>
       </w:r>
       <w:r>
         <w:rPr>
@@ -4754,7 +5148,7 @@
           <w:sz w:val="14"/>
           <w:u w:val="none"/>
         </w:rPr>
-        <w:t xml:space="preserve"> 마지막 문장의 30 feet, 50 miles만 보고 고르기 쉬운 선지.</w:t>
+        <w:t xml:space="preserve"> 숫자가 본문에 있으므로 답 가능 — 숫자 질문이라고 제외하지 말 것.</w:t>
       </w:r>
     </w:p>
     <w:p>
@@ -4788,7 +5182,7 @@
           <w:sz w:val="14"/>
           <w:u w:val="none"/>
         </w:rPr>
-        <w:t>④ [소재어 재사용 함정]</w:t>
+        <w:t>② [한 끗]</w:t>
       </w:r>
       <w:r>
         <w:rPr>
@@ -4797,7 +5191,25 @@
           <w:sz w:val="14"/>
           <w:u w:val="none"/>
         </w:rPr>
-        <w:t xml:space="preserve"> gazelle을 그대로 써서 자연스러워 보이지만 ‘기질과 가축화’가 아니라 ‘고기’ 이야기다. ④를 빼면 ③ → ⑤의 역접이 선명해진다.</w:t>
+        <w:t xml:space="preserve"> until necessary를 ‘필요하지 않을 때까지’로 오독하면 부적절해 보인다. </w:t>
+      </w:r>
+      <w:r>
+        <w:rPr>
+          <w:rFonts w:ascii="맑은 고딕" w:hAnsi="맑은 고딕" w:eastAsia="맑은 고딕"/>
+          <w:b/>
+          <w:sz w:val="14"/>
+          <w:u w:val="none"/>
+        </w:rPr>
+        <w:t>⑤ [한 끗]</w:t>
+      </w:r>
+      <w:r>
+        <w:rPr>
+          <w:rFonts w:ascii="맑은 고딕" w:hAnsi="맑은 고딕" w:eastAsia="맑은 고딕"/>
+          <w:b w:val="0"/>
+          <w:sz w:val="14"/>
+          <w:u w:val="none"/>
+        </w:rPr>
+        <w:t xml:space="preserve"> ‘가장 자주 사냥됐는데 가축화 안 됨’이 역설처럼 느껴져 의심하기 쉽지만 그것이 글의 요점.</w:t>
       </w:r>
     </w:p>
     <w:p>
@@ -4822,7 +5234,43 @@
           <w:sz w:val="14"/>
           <w:u w:val="none"/>
         </w:rPr>
-        <w:t xml:space="preserve"> (1) nervous ✕ — 소유격 뒤 명사. (2) instant ✕ — 동사(fleeing) 수식은 부사. (3) domesticated ✕ — 본문 형태 그대로·품사 불일치. [채점] 각 1점.</w:t>
+        <w:t xml:space="preserve"> </w:t>
+      </w:r>
+      <w:r>
+        <w:rPr>
+          <w:rFonts w:ascii="맑은 고딕" w:hAnsi="맑은 고딕" w:eastAsia="맑은 고딕"/>
+          <w:b/>
+          <w:sz w:val="14"/>
+          <w:u w:val="none"/>
+        </w:rPr>
+        <w:t>Gazelles were the most mammal species</w:t>
+      </w:r>
+      <w:r>
+        <w:rPr>
+          <w:rFonts w:ascii="맑은 고딕" w:hAnsi="맑은 고딕" w:eastAsia="맑은 고딕"/>
+          <w:b w:val="0"/>
+          <w:sz w:val="14"/>
+          <w:u w:val="none"/>
+        </w:rPr>
+        <w:t xml:space="preserve"> ✕ — the most는 opportunity 앞. </w:t>
+      </w:r>
+      <w:r>
+        <w:rPr>
+          <w:rFonts w:ascii="맑은 고딕" w:hAnsi="맑은 고딕" w:eastAsia="맑은 고딕"/>
+          <w:b/>
+          <w:sz w:val="14"/>
+          <w:u w:val="none"/>
+        </w:rPr>
+        <w:t>that had the most opportunity to domesticate the first settled peoples</w:t>
+      </w:r>
+      <w:r>
+        <w:rPr>
+          <w:rFonts w:ascii="맑은 고딕" w:hAnsi="맑은 고딕" w:eastAsia="맑은 고딕"/>
+          <w:b w:val="0"/>
+          <w:sz w:val="14"/>
+          <w:u w:val="none"/>
+        </w:rPr>
+        <w:t xml:space="preserve"> ✕ — 주체(정착민)와 대상(가젤) 역전. [채점] 최상급 구조 1.5 / 관계절 어순 1 / 철자·단어 수 0.5.</w:t>
       </w:r>
     </w:p>
     <w:p>
@@ -4856,7 +5304,7 @@
           <w:sz w:val="14"/>
           <w:u w:val="none"/>
         </w:rPr>
-        <w:t>to domesticate the most opportunity</w:t>
+        <w:t>domestic</w:t>
       </w:r>
       <w:r>
         <w:rPr>
@@ -4865,7 +5313,7 @@
           <w:sz w:val="14"/>
           <w:u w:val="none"/>
         </w:rPr>
-        <w:t xml:space="preserve"> ✕ — the most는 opportunity 앞(형용사적). </w:t>
+        <w:t xml:space="preserve"> ✕ — (4)는 동사의 과거분사 자리인데 domestic은 형용사(domesticated는 보기에 없음 → tame→tamed). </w:t>
       </w:r>
       <w:r>
         <w:rPr>
@@ -4874,7 +5322,7 @@
           <w:sz w:val="14"/>
           <w:u w:val="none"/>
         </w:rPr>
-        <w:t>which … to domesticate gazelles</w:t>
+        <w:t>threat</w:t>
       </w:r>
       <w:r>
         <w:rPr>
@@ -4883,7 +5331,25 @@
           <w:sz w:val="14"/>
           <w:u w:val="none"/>
         </w:rPr>
-        <w:t xml:space="preserve"> ✕ — 관계절 안 목적어 중복. [채점] 최상급 구조 1.5 / 관계절 어순 1 / 단어 수·철자 0.5.</w:t>
+        <w:t xml:space="preserve"> ✕ — (1)은 to danger 앞 ‘반응’. </w:t>
+      </w:r>
+      <w:r>
+        <w:rPr>
+          <w:rFonts w:ascii="맑은 고딕" w:hAnsi="맑은 고딕" w:eastAsia="맑은 고딕"/>
+          <w:b/>
+          <w:sz w:val="14"/>
+          <w:u w:val="none"/>
+        </w:rPr>
+        <w:t>escape</w:t>
+      </w:r>
+      <w:r>
+        <w:rPr>
+          <w:rFonts w:ascii="맑은 고딕" w:hAnsi="맑은 고딕" w:eastAsia="맑은 고딕"/>
+          <w:b w:val="0"/>
+          <w:sz w:val="14"/>
+          <w:u w:val="none"/>
+        </w:rPr>
+        <w:t xml:space="preserve"> ✕ — (2)에 넣으면 ‘탈출당하는’으로 의미 불성립. [채점] 각 0.75, 어형 오류는 0.</w:t>
       </w:r>
     </w:p>
     <w:p>
@@ -4917,7 +5383,7 @@
           <w:sz w:val="14"/>
           <w:u w:val="none"/>
         </w:rPr>
-        <w:t>③ [한 끗]</w:t>
+        <w:t>⑤ [한 끗]</w:t>
       </w:r>
       <w:r>
         <w:rPr>
@@ -4926,7 +5392,25 @@
           <w:sz w:val="14"/>
           <w:u w:val="none"/>
         </w:rPr>
-        <w:t xml:space="preserve"> (B) 뒤 바로 (C)를 두면 That's true가 가리킬 ‘가두기 어려움’이 없다. 정관사 the nervous species가 순서의 핵심 단서.</w:t>
+        <w:t xml:space="preserve"> (C)-(B)-(A)는 (B)의 that area가 가리킬 지명(Fertile Crescent)이 앞에 없고, (A)의 That이 (B)의 결론을 받게 되어 ‘예를 들어’가 어색해진다. </w:t>
+      </w:r>
+      <w:r>
+        <w:rPr>
+          <w:rFonts w:ascii="맑은 고딕" w:hAnsi="맑은 고딕" w:eastAsia="맑은 고딕"/>
+          <w:b/>
+          <w:sz w:val="14"/>
+          <w:u w:val="none"/>
+        </w:rPr>
+        <w:t>①</w:t>
+      </w:r>
+      <w:r>
+        <w:rPr>
+          <w:rFonts w:ascii="맑은 고딕" w:hAnsi="맑은 고딕" w:eastAsia="맑은 고딕"/>
+          <w:b w:val="0"/>
+          <w:sz w:val="14"/>
+          <w:u w:val="none"/>
+        </w:rPr>
+        <w:t xml:space="preserve"> (A)의 That이 주어진 글의 대비 전체를 받기엔 ‘패닉사’라는 구체 내용이 앞에 있어야 한다.</w:t>
       </w:r>
     </w:p>
     <w:p>
@@ -4951,7 +5435,7 @@
           <w:sz w:val="14"/>
           <w:u w:val="none"/>
         </w:rPr>
-        <w:t xml:space="preserve"> 큰 포유류 초식동물 종은 포식자나 인간으로부터의 위험에 서로 다른 방식으로 반응한다. 어떤 종들은 위협을 감지하면 긴장하고, 빠르며, 즉각 도주하도록 프로그램되어 있다. 다른 종들은 더 느리고 덜 긴장하며, 무리 속에서 보호를 찾고, 위협받으면 자리를 지키며, 필요할 때까지 달아나지 않는다. 자연히 예민한 종들은 갇힌 상태로 유지하기 어렵다. 우리에 넣어지면 그들은 패닉에 빠져 충격으로 죽거나 도망치려는 시도 속에서 울타리에 몸을 반복적으로 부딪쳐 죽을 가능성이 높다. 예를 들어 가젤이 그러한데, 가젤은 수천 년 동안 비옥한 초승달 지대 일부에서 가장 빈번히 사냥된 사냥감 종이었다. 그 지역의 최초 정착민들이 가젤보다 길들일 기회가 더 많았던 포유류 종은 없다. 그러나 어떤 가젤 종도 가축화된 적이 없다. 달아나고, 맹목적으로 벽에 몸을 부딪히고, 거의 30피트까지 뛰어오르며, 시속 50마일로 달릴 수 있는 동물을 무리 지어 몰려고 애쓰는 모습을 상상해 보라!</w:t>
+        <w:t xml:space="preserve"> ['큰 포유류 초식동물 종은 포식자나 인간으로부터의 위험에 서로 다른 방식으로 반응한다.', '어떤 종들은 예민하고 빠르며, 위협을 감지하면 즉각 도주하도록 프로그램되어 있다.', '다른 종들은 더 느리고 덜 예민하며, 무리 속에서 보호를 찾고, 위협받으면 자리를 지키며, 필요할 때까지는 달아나지 않는다.', '자연히 예민한 종들은 갇힌 상태로 유지하기 어렵다.', '우리에 넣어지면 그들은 패닉에 빠져, 충격으로 죽거나 도망치려는 시도 속에서 울타리에 몸을 반복적으로 부딪쳐 죽을 가능성이 높다.', '예를 들어 가젤이 그러한데, 가젤은 수천 년 동안 비옥한 초승달 지대 일부에서 가장 빈번히 사냥된 사냥감 종이었다.', '그 지역의 최초 정착민들이 가젤보다 길들일 기회가 더 많았던 포유류 종은 없다.', '그러나 어떤 가젤 종도 가축화된 적이 없다.', '달아나고, 맹목적으로 벽에 몸을 부딪히고, 거의 30피트까지 뛰어오르며, 시속 50마일로 달릴 수 있는 동물을 무리 지어 몰려고 애쓰는 모습을 상상해 보라!']</w:t>
       </w:r>
     </w:p>
     <w:p>
@@ -4976,7 +5460,7 @@
           <w:sz w:val="14"/>
           <w:u w:val="none"/>
         </w:rPr>
-        <w:t xml:space="preserve"> 어떤 새들은 동물원에서 같은 문제를 보여 준다. 작은 새장에 갇힌 벌새는 유리에 거듭 부딪치곤 하며, 많은 사육사는 그들을 실내에서 기르기가 거의 불가능하다고 여긴다. 반면 닭은 붐비는 마당에서도 침착하게 지내는데, 이것이 닭이 가축이 된 한 가지 이유다.</w:t>
+        <w:t xml:space="preserve"> ['비슷한 구분이 사람이 기르는 새들 사이에서도 나타난다.', '닭이나 오리 같은 어떤 종은 마당에서 금방 안정을 찾고, 사람 손에서 먹이를 받아먹으며, 빽빽이 모여 있는 것을 견딘다.', '많은 야생 꿩처럼 다른 종들은 너무 쉽게 놀라서 어떤 새장의 철망에든 곧장 날아들어 다친다.', '초기 사육자들은 닭이 가장 맛있거나 주변에서 가장 흔한 새여서 고른 것이 아니라, 울타리 뒤의 삶을 그 신경이 견딜 수 있는 새를 골랐다.']</w:t>
       </w:r>
     </w:p>
     <w:sectPr>
